--- a/design/Website content.docx
+++ b/design/Website content.docx
@@ -159,8 +159,76 @@
           <w:szCs w:val="20"/>
           <w:lang w:val="en-SG" w:eastAsia="en-GB"/>
         </w:rPr>
-        <w:t xml:space="preserve">White </w:t>
-      </w:r>
+        <w:t>White space</w:t>
+      </w:r>
+    </w:p>
+    <w:p>
+      <w:pPr>
+        <w:snapToGrid w:val="0"/>
+        <w:spacing w:after="200"/>
+        <w:jc w:val="both"/>
+        <w:rPr>
+          <w:rFonts w:eastAsia="Times New Roman" w:cs="Arial"/>
+          <w:szCs w:val="20"/>
+          <w:lang w:val="en-SG" w:eastAsia="en-GB"/>
+        </w:rPr>
+      </w:pPr>
+      <w:r>
+        <w:rPr>
+          <w:rFonts w:eastAsia="Times New Roman" w:cs="Arial"/>
+          <w:szCs w:val="20"/>
+          <w:lang w:val="en-SG" w:eastAsia="en-GB"/>
+        </w:rPr>
+        <w:t>Use generously</w:t>
+      </w:r>
+    </w:p>
+    <w:p>
+      <w:pPr>
+        <w:snapToGrid w:val="0"/>
+        <w:spacing w:after="200"/>
+        <w:jc w:val="both"/>
+        <w:rPr>
+          <w:rFonts w:eastAsia="Times New Roman" w:cs="Arial"/>
+          <w:szCs w:val="20"/>
+          <w:lang w:val="en-SG" w:eastAsia="en-GB"/>
+        </w:rPr>
+      </w:pPr>
+      <w:r>
+        <w:rPr>
+          <w:rFonts w:eastAsia="Times New Roman" w:cs="Arial"/>
+          <w:szCs w:val="20"/>
+          <w:lang w:val="en-SG" w:eastAsia="en-GB"/>
+        </w:rPr>
+        <w:t>White space is a design element, not empty space</w:t>
+      </w:r>
+    </w:p>
+    <w:p>
+      <w:pPr>
+        <w:snapToGrid w:val="0"/>
+        <w:spacing w:after="200"/>
+        <w:jc w:val="both"/>
+        <w:rPr>
+          <w:rFonts w:eastAsia="Times New Roman" w:cs="Arial"/>
+          <w:b/>
+          <w:bCs/>
+          <w:szCs w:val="20"/>
+          <w:lang w:val="en-SG" w:eastAsia="en-GB"/>
+        </w:rPr>
+      </w:pPr>
+    </w:p>
+    <w:p>
+      <w:pPr>
+        <w:snapToGrid w:val="0"/>
+        <w:spacing w:after="200"/>
+        <w:jc w:val="both"/>
+        <w:rPr>
+          <w:rFonts w:eastAsia="Times New Roman" w:cs="Arial"/>
+          <w:b/>
+          <w:bCs/>
+          <w:szCs w:val="20"/>
+          <w:lang w:val="en-SG" w:eastAsia="en-GB"/>
+        </w:rPr>
+      </w:pPr>
       <w:r>
         <w:rPr>
           <w:rFonts w:eastAsia="Times New Roman" w:cs="Arial"/>
@@ -169,8 +237,56 @@
           <w:szCs w:val="20"/>
           <w:lang w:val="en-SG" w:eastAsia="en-GB"/>
         </w:rPr>
-        <w:t>s</w:t>
-      </w:r>
+        <w:t>Contrast</w:t>
+      </w:r>
+    </w:p>
+    <w:p>
+      <w:pPr>
+        <w:snapToGrid w:val="0"/>
+        <w:spacing w:after="200"/>
+        <w:jc w:val="both"/>
+        <w:rPr>
+          <w:rFonts w:eastAsia="Times New Roman" w:cs="Arial"/>
+          <w:szCs w:val="20"/>
+          <w:lang w:val="en-SG" w:eastAsia="en-GB"/>
+        </w:rPr>
+      </w:pPr>
+      <w:r>
+        <w:rPr>
+          <w:rFonts w:eastAsia="Times New Roman" w:cs="Arial"/>
+          <w:szCs w:val="20"/>
+          <w:lang w:val="en-SG" w:eastAsia="en-GB"/>
+        </w:rPr>
+        <w:t>Created through the interplay of white space, dark sections, typography hierarchy and restrained imagery rather than colour</w:t>
+      </w:r>
+    </w:p>
+    <w:p>
+      <w:pPr>
+        <w:snapToGrid w:val="0"/>
+        <w:spacing w:after="200"/>
+        <w:jc w:val="both"/>
+        <w:rPr>
+          <w:rFonts w:eastAsia="Times New Roman" w:cs="Arial"/>
+          <w:b/>
+          <w:bCs/>
+          <w:szCs w:val="20"/>
+          <w:lang w:val="en-SG" w:eastAsia="en-GB"/>
+        </w:rPr>
+      </w:pPr>
+    </w:p>
+    <w:p>
+      <w:pPr>
+        <w:snapToGrid w:val="0"/>
+        <w:spacing w:after="200"/>
+        <w:jc w:val="both"/>
+        <w:rPr>
+          <w:rFonts w:eastAsia="Times New Roman" w:cs="Arial"/>
+          <w:b/>
+          <w:bCs/>
+          <w:szCs w:val="20"/>
+          <w:lang w:val="en-SG" w:eastAsia="en-GB"/>
+        </w:rPr>
+      </w:pPr>
       <w:r>
         <w:rPr>
           <w:rFonts w:eastAsia="Times New Roman" w:cs="Arial"/>
@@ -179,47 +295,47 @@
           <w:szCs w:val="20"/>
           <w:lang w:val="en-SG" w:eastAsia="en-GB"/>
         </w:rPr>
-        <w:t>pace</w:t>
-      </w:r>
-    </w:p>
-    <w:p>
-      <w:pPr>
-        <w:snapToGrid w:val="0"/>
-        <w:spacing w:after="200"/>
-        <w:jc w:val="both"/>
-        <w:rPr>
-          <w:rFonts w:eastAsia="Times New Roman" w:cs="Arial"/>
-          <w:szCs w:val="20"/>
-          <w:lang w:val="en-SG" w:eastAsia="en-GB"/>
-        </w:rPr>
-      </w:pPr>
-      <w:r>
-        <w:rPr>
-          <w:rFonts w:eastAsia="Times New Roman" w:cs="Arial"/>
-          <w:szCs w:val="20"/>
-          <w:lang w:val="en-SG" w:eastAsia="en-GB"/>
-        </w:rPr>
-        <w:t>Use generously</w:t>
-      </w:r>
-    </w:p>
-    <w:p>
-      <w:pPr>
-        <w:snapToGrid w:val="0"/>
-        <w:spacing w:after="200"/>
-        <w:jc w:val="both"/>
-        <w:rPr>
-          <w:rFonts w:eastAsia="Times New Roman" w:cs="Arial"/>
-          <w:szCs w:val="20"/>
-          <w:lang w:val="en-SG" w:eastAsia="en-GB"/>
-        </w:rPr>
-      </w:pPr>
-      <w:r>
-        <w:rPr>
-          <w:rFonts w:eastAsia="Times New Roman" w:cs="Arial"/>
-          <w:szCs w:val="20"/>
-          <w:lang w:val="en-SG" w:eastAsia="en-GB"/>
-        </w:rPr>
-        <w:t>White space is a design element, not empty space</w:t>
+        <w:t>Blue</w:t>
+      </w:r>
+    </w:p>
+    <w:p>
+      <w:pPr>
+        <w:snapToGrid w:val="0"/>
+        <w:spacing w:after="200"/>
+        <w:jc w:val="both"/>
+        <w:rPr>
+          <w:rFonts w:eastAsia="Times New Roman" w:cs="Arial"/>
+          <w:szCs w:val="20"/>
+          <w:lang w:val="en-SG" w:eastAsia="en-GB"/>
+        </w:rPr>
+      </w:pPr>
+      <w:r>
+        <w:rPr>
+          <w:rFonts w:eastAsia="Times New Roman" w:cs="Arial"/>
+          <w:szCs w:val="20"/>
+          <w:lang w:val="en-SG" w:eastAsia="en-GB"/>
+        </w:rPr>
+        <w:t>The logo carries the brand colour</w:t>
+      </w:r>
+    </w:p>
+    <w:p>
+      <w:pPr>
+        <w:snapToGrid w:val="0"/>
+        <w:spacing w:after="200"/>
+        <w:jc w:val="both"/>
+        <w:rPr>
+          <w:rFonts w:eastAsia="Times New Roman" w:cs="Arial"/>
+          <w:szCs w:val="20"/>
+          <w:lang w:val="en-SG" w:eastAsia="en-GB"/>
+        </w:rPr>
+      </w:pPr>
+      <w:r>
+        <w:rPr>
+          <w:rFonts w:eastAsia="Times New Roman" w:cs="Arial"/>
+          <w:szCs w:val="20"/>
+          <w:lang w:val="en-SG" w:eastAsia="en-GB"/>
+        </w:rPr>
+        <w:t>The website should remain largely monochrome</w:t>
       </w:r>
     </w:p>
     <w:p>
@@ -257,57 +373,142 @@
           <w:szCs w:val="20"/>
           <w:lang w:val="en-SG" w:eastAsia="en-GB"/>
         </w:rPr>
-        <w:t>Contrast</w:t>
-      </w:r>
-    </w:p>
-    <w:p>
-      <w:pPr>
-        <w:snapToGrid w:val="0"/>
-        <w:spacing w:after="200"/>
-        <w:jc w:val="both"/>
-        <w:rPr>
-          <w:rFonts w:eastAsia="Times New Roman" w:cs="Arial"/>
-          <w:szCs w:val="20"/>
-          <w:lang w:val="en-SG" w:eastAsia="en-GB"/>
-        </w:rPr>
-      </w:pPr>
-      <w:r>
-        <w:rPr>
-          <w:rFonts w:eastAsia="Times New Roman" w:cs="Arial"/>
-          <w:szCs w:val="20"/>
-          <w:lang w:val="en-SG" w:eastAsia="en-GB"/>
-        </w:rPr>
-        <w:t>Created through the interplay of white space, dark sections, typography hierarchy and restrained imagery rather than colour</w:t>
-      </w:r>
-    </w:p>
-    <w:p>
-      <w:pPr>
-        <w:snapToGrid w:val="0"/>
-        <w:spacing w:after="200"/>
-        <w:jc w:val="both"/>
-        <w:rPr>
-          <w:rFonts w:eastAsia="Times New Roman" w:cs="Arial"/>
-          <w:b/>
-          <w:bCs/>
-          <w:szCs w:val="20"/>
-          <w:lang w:val="en-SG" w:eastAsia="en-GB"/>
-        </w:rPr>
-      </w:pPr>
-    </w:p>
-    <w:p>
-      <w:pPr>
-        <w:snapToGrid w:val="0"/>
-        <w:spacing w:after="200"/>
-        <w:jc w:val="both"/>
-        <w:rPr>
-          <w:rFonts w:eastAsia="Times New Roman" w:cs="Arial"/>
-          <w:b/>
-          <w:bCs/>
-          <w:szCs w:val="20"/>
-          <w:lang w:val="en-SG" w:eastAsia="en-GB"/>
-        </w:rPr>
-      </w:pPr>
-      <w:r>
+        <w:t>Consistency</w:t>
+      </w:r>
+    </w:p>
+    <w:p>
+      <w:pPr>
+        <w:snapToGrid w:val="0"/>
+        <w:spacing w:after="200"/>
+        <w:jc w:val="both"/>
+        <w:rPr>
+          <w:rFonts w:eastAsia="Times New Roman" w:cs="Arial"/>
+          <w:szCs w:val="20"/>
+          <w:lang w:val="en-SG" w:eastAsia="en-GB"/>
+        </w:rPr>
+      </w:pPr>
+      <w:r>
+        <w:rPr>
+          <w:rFonts w:eastAsia="Times New Roman" w:cs="Arial"/>
+          <w:szCs w:val="20"/>
+          <w:lang w:val="en-SG" w:eastAsia="en-GB"/>
+        </w:rPr>
+        <w:t>The overall design should feel consistent with the Ascendiate logo and the typography direction established in concept 2</w:t>
+      </w:r>
+    </w:p>
+    <w:p>
+      <w:pPr>
+        <w:snapToGrid w:val="0"/>
+        <w:spacing w:after="200"/>
+        <w:jc w:val="both"/>
+        <w:rPr>
+          <w:rFonts w:eastAsia="Times New Roman" w:cs="Arial"/>
+          <w:b/>
+          <w:bCs/>
+          <w:szCs w:val="20"/>
+          <w:lang w:val="en-SG" w:eastAsia="en-GB"/>
+        </w:rPr>
+      </w:pPr>
+      <w:r>
+        <w:rPr>
+          <w:rFonts w:eastAsia="Times New Roman" w:cs="Arial"/>
+          <w:b/>
+          <w:bCs/>
+          <w:szCs w:val="20"/>
+          <w:lang w:val="en-SG" w:eastAsia="en-GB"/>
+        </w:rPr>
+        <w:br w:type="page"/>
+      </w:r>
+    </w:p>
+    <w:p>
+      <w:pPr>
+        <w:snapToGrid w:val="0"/>
+        <w:spacing w:after="200"/>
+        <w:jc w:val="both"/>
+        <w:outlineLvl w:val="1"/>
+        <w:rPr>
+          <w:rFonts w:eastAsia="Times New Roman" w:cs="Arial"/>
+          <w:b/>
+          <w:bCs/>
+          <w:szCs w:val="20"/>
+          <w:lang w:val="en-SG" w:eastAsia="en-GB"/>
+        </w:rPr>
+      </w:pPr>
+      <w:r>
+        <w:rPr>
+          <w:rFonts w:eastAsia="Times New Roman" w:cs="Arial"/>
+          <w:b/>
+          <w:bCs/>
+          <w:szCs w:val="20"/>
+          <w:lang w:val="en-SG" w:eastAsia="en-GB"/>
+        </w:rPr>
+        <w:lastRenderedPageBreak/>
+        <w:t>Colour pal</w:t>
+      </w:r>
+      <w:r>
+        <w:rPr>
+          <w:rFonts w:eastAsia="Times New Roman" w:cs="Arial"/>
+          <w:b/>
+          <w:bCs/>
+          <w:szCs w:val="20"/>
+          <w:lang w:val="en-SG" w:eastAsia="en-GB"/>
+        </w:rPr>
+        <w:t>ette</w:t>
+      </w:r>
+      <w:r>
+        <w:rPr>
+          <w:rFonts w:eastAsia="Times New Roman" w:cs="Arial"/>
+          <w:b/>
+          <w:bCs/>
+          <w:szCs w:val="20"/>
+          <w:lang w:val="en-SG" w:eastAsia="en-GB"/>
+        </w:rPr>
+        <w:t xml:space="preserve"> </w:t>
+      </w:r>
+      <w:r>
+        <w:rPr>
+          <w:rFonts w:eastAsia="Times New Roman" w:cs="Arial"/>
+          <w:b/>
+          <w:bCs/>
+          <w:szCs w:val="20"/>
+          <w:highlight w:val="yellow"/>
+          <w:lang w:val="en-SG" w:eastAsia="en-GB"/>
+        </w:rPr>
+        <w:t xml:space="preserve">[Note: Very </w:t>
+      </w:r>
+      <w:r>
+        <w:rPr>
+          <w:rFonts w:eastAsia="Times New Roman" w:cs="Arial"/>
+          <w:b/>
+          <w:bCs/>
+          <w:szCs w:val="20"/>
+          <w:highlight w:val="yellow"/>
+          <w:lang w:val="en-SG" w:eastAsia="en-GB"/>
+        </w:rPr>
+        <w:t>open to change if you consider this does not work]</w:t>
+      </w:r>
+    </w:p>
+    <w:p>
+      <w:pPr>
+        <w:snapToGrid w:val="0"/>
+        <w:spacing w:after="200"/>
+        <w:jc w:val="both"/>
+        <w:outlineLvl w:val="1"/>
+        <w:rPr>
+          <w:rFonts w:eastAsia="Times New Roman" w:cs="Arial"/>
+          <w:b/>
+          <w:bCs/>
+          <w:szCs w:val="20"/>
+          <w:lang w:val="en-SG" w:eastAsia="en-GB"/>
+        </w:rPr>
+      </w:pPr>
+    </w:p>
+    <w:p>
+      <w:pPr>
+        <w:snapToGrid w:val="0"/>
+        <w:spacing w:after="200"/>
+        <w:jc w:val="both"/>
+        <w:outlineLvl w:val="1"/>
         <w:rPr>
           <w:rFonts w:eastAsia="Times New Roman" w:cs="Arial"/>
           <w:i/>
@@ -315,75 +516,6 @@
           <w:szCs w:val="20"/>
           <w:lang w:val="en-SG" w:eastAsia="en-GB"/>
         </w:rPr>
-        <w:t>Blue</w:t>
-      </w:r>
-    </w:p>
-    <w:p>
-      <w:pPr>
-        <w:snapToGrid w:val="0"/>
-        <w:spacing w:after="200"/>
-        <w:jc w:val="both"/>
-        <w:rPr>
-          <w:rFonts w:eastAsia="Times New Roman" w:cs="Arial"/>
-          <w:szCs w:val="20"/>
-          <w:lang w:val="en-SG" w:eastAsia="en-GB"/>
-        </w:rPr>
-      </w:pPr>
-      <w:r>
-        <w:rPr>
-          <w:rFonts w:eastAsia="Times New Roman" w:cs="Arial"/>
-          <w:szCs w:val="20"/>
-          <w:lang w:val="en-SG" w:eastAsia="en-GB"/>
-        </w:rPr>
-        <w:t>The logo carries the brand colour</w:t>
-      </w:r>
-    </w:p>
-    <w:p>
-      <w:pPr>
-        <w:snapToGrid w:val="0"/>
-        <w:spacing w:after="200"/>
-        <w:jc w:val="both"/>
-        <w:rPr>
-          <w:rFonts w:eastAsia="Times New Roman" w:cs="Arial"/>
-          <w:szCs w:val="20"/>
-          <w:lang w:val="en-SG" w:eastAsia="en-GB"/>
-        </w:rPr>
-      </w:pPr>
-      <w:r>
-        <w:rPr>
-          <w:rFonts w:eastAsia="Times New Roman" w:cs="Arial"/>
-          <w:szCs w:val="20"/>
-          <w:lang w:val="en-SG" w:eastAsia="en-GB"/>
-        </w:rPr>
-        <w:t>The website should remain largely monochrome</w:t>
-      </w:r>
-    </w:p>
-    <w:p>
-      <w:pPr>
-        <w:snapToGrid w:val="0"/>
-        <w:spacing w:after="200"/>
-        <w:jc w:val="both"/>
-        <w:rPr>
-          <w:rFonts w:eastAsia="Times New Roman" w:cs="Arial"/>
-          <w:b/>
-          <w:bCs/>
-          <w:szCs w:val="20"/>
-          <w:lang w:val="en-SG" w:eastAsia="en-GB"/>
-        </w:rPr>
-      </w:pPr>
-    </w:p>
-    <w:p>
-      <w:pPr>
-        <w:snapToGrid w:val="0"/>
-        <w:spacing w:after="200"/>
-        <w:jc w:val="both"/>
-        <w:rPr>
-          <w:rFonts w:eastAsia="Times New Roman" w:cs="Arial"/>
-          <w:b/>
-          <w:bCs/>
-          <w:szCs w:val="20"/>
-          <w:lang w:val="en-SG" w:eastAsia="en-GB"/>
-        </w:rPr>
       </w:pPr>
       <w:r>
         <w:rPr>
@@ -393,142 +525,173 @@
           <w:szCs w:val="20"/>
           <w:lang w:val="en-SG" w:eastAsia="en-GB"/>
         </w:rPr>
-        <w:t>Consistency</w:t>
-      </w:r>
-    </w:p>
-    <w:p>
-      <w:pPr>
-        <w:snapToGrid w:val="0"/>
-        <w:spacing w:after="200"/>
-        <w:jc w:val="both"/>
-        <w:rPr>
-          <w:rFonts w:eastAsia="Times New Roman" w:cs="Arial"/>
-          <w:szCs w:val="20"/>
-          <w:lang w:val="en-SG" w:eastAsia="en-GB"/>
-        </w:rPr>
-      </w:pPr>
-      <w:r>
-        <w:rPr>
-          <w:rFonts w:eastAsia="Times New Roman" w:cs="Arial"/>
-          <w:szCs w:val="20"/>
-          <w:lang w:val="en-SG" w:eastAsia="en-GB"/>
-        </w:rPr>
-        <w:t>The overall design should feel consistent with the Ascendiate logo and the typography direction established in concept 2</w:t>
-      </w:r>
-    </w:p>
-    <w:p>
-      <w:pPr>
-        <w:snapToGrid w:val="0"/>
-        <w:spacing w:after="200"/>
-        <w:jc w:val="both"/>
-        <w:rPr>
-          <w:rFonts w:eastAsia="Times New Roman" w:cs="Arial"/>
-          <w:b/>
-          <w:bCs/>
-          <w:szCs w:val="20"/>
-          <w:lang w:val="en-SG" w:eastAsia="en-GB"/>
-        </w:rPr>
-      </w:pPr>
-      <w:r>
-        <w:rPr>
-          <w:rFonts w:eastAsia="Times New Roman" w:cs="Arial"/>
-          <w:b/>
-          <w:bCs/>
-          <w:szCs w:val="20"/>
-          <w:lang w:val="en-SG" w:eastAsia="en-GB"/>
-        </w:rPr>
-        <w:br w:type="page"/>
-      </w:r>
-    </w:p>
-    <w:p>
-      <w:pPr>
-        <w:snapToGrid w:val="0"/>
-        <w:spacing w:after="200"/>
-        <w:jc w:val="both"/>
-        <w:outlineLvl w:val="1"/>
-        <w:rPr>
-          <w:rFonts w:eastAsia="Times New Roman" w:cs="Arial"/>
-          <w:b/>
-          <w:bCs/>
-          <w:szCs w:val="20"/>
-          <w:lang w:val="en-SG" w:eastAsia="en-GB"/>
-        </w:rPr>
-      </w:pPr>
-      <w:r>
-        <w:rPr>
-          <w:rFonts w:eastAsia="Times New Roman" w:cs="Arial"/>
-          <w:b/>
-          <w:bCs/>
-          <w:szCs w:val="20"/>
-          <w:lang w:val="en-SG" w:eastAsia="en-GB"/>
-        </w:rPr>
-        <w:lastRenderedPageBreak/>
-        <w:t>Colour pal</w:t>
-      </w:r>
-      <w:r>
-        <w:rPr>
-          <w:rFonts w:eastAsia="Times New Roman" w:cs="Arial"/>
-          <w:b/>
-          <w:bCs/>
-          <w:szCs w:val="20"/>
-          <w:lang w:val="en-SG" w:eastAsia="en-GB"/>
-        </w:rPr>
-        <w:t>ette</w:t>
-      </w:r>
-      <w:r>
-        <w:rPr>
-          <w:rFonts w:eastAsia="Times New Roman" w:cs="Arial"/>
-          <w:b/>
-          <w:bCs/>
-          <w:szCs w:val="20"/>
-          <w:lang w:val="en-SG" w:eastAsia="en-GB"/>
-        </w:rPr>
-        <w:t xml:space="preserve"> </w:t>
-      </w:r>
-      <w:r>
-        <w:rPr>
-          <w:rFonts w:eastAsia="Times New Roman" w:cs="Arial"/>
-          <w:b/>
-          <w:bCs/>
-          <w:szCs w:val="20"/>
-          <w:highlight w:val="yellow"/>
-          <w:lang w:val="en-SG" w:eastAsia="en-GB"/>
-        </w:rPr>
-        <w:t xml:space="preserve">[Note: Very </w:t>
-      </w:r>
-      <w:r>
-        <w:rPr>
-          <w:rFonts w:eastAsia="Times New Roman" w:cs="Arial"/>
-          <w:b/>
-          <w:bCs/>
-          <w:szCs w:val="20"/>
-          <w:highlight w:val="yellow"/>
-          <w:lang w:val="en-SG" w:eastAsia="en-GB"/>
-        </w:rPr>
-        <w:t>open to change if you consider this does not work]</w:t>
-      </w:r>
-    </w:p>
-    <w:p>
-      <w:pPr>
-        <w:snapToGrid w:val="0"/>
-        <w:spacing w:after="200"/>
-        <w:jc w:val="both"/>
-        <w:outlineLvl w:val="1"/>
-        <w:rPr>
-          <w:rFonts w:eastAsia="Times New Roman" w:cs="Arial"/>
-          <w:b/>
-          <w:bCs/>
-          <w:szCs w:val="20"/>
-          <w:lang w:val="en-SG" w:eastAsia="en-GB"/>
-        </w:rPr>
-      </w:pPr>
-    </w:p>
-    <w:p>
-      <w:pPr>
-        <w:snapToGrid w:val="0"/>
-        <w:spacing w:after="200"/>
-        <w:jc w:val="both"/>
-        <w:outlineLvl w:val="1"/>
+        <w:t>Backgrounds</w:t>
+      </w:r>
+    </w:p>
+    <w:p>
+      <w:pPr>
+        <w:snapToGrid w:val="0"/>
+        <w:spacing w:after="200"/>
+        <w:jc w:val="both"/>
+        <w:outlineLvl w:val="1"/>
+        <w:rPr>
+          <w:rFonts w:eastAsia="Times New Roman" w:cs="Arial"/>
+          <w:szCs w:val="20"/>
+          <w:lang w:val="en-SG" w:eastAsia="en-GB"/>
+        </w:rPr>
+      </w:pPr>
+      <w:r>
+        <w:rPr>
+          <w:rFonts w:eastAsia="Times New Roman" w:cs="Arial"/>
+          <w:szCs w:val="20"/>
+          <w:lang w:val="en-SG" w:eastAsia="en-GB"/>
+        </w:rPr>
+        <w:t>White</w:t>
+      </w:r>
+    </w:p>
+    <w:p>
+      <w:pPr>
+        <w:snapToGrid w:val="0"/>
+        <w:spacing w:after="200"/>
+        <w:jc w:val="both"/>
+        <w:rPr>
+          <w:rFonts w:eastAsia="Times New Roman" w:cs="Arial"/>
+          <w:szCs w:val="20"/>
+          <w:lang w:val="en-SG" w:eastAsia="en-GB"/>
+        </w:rPr>
+      </w:pPr>
+      <w:r>
+        <w:rPr>
+          <w:rFonts w:eastAsia="Times New Roman" w:cs="Arial"/>
+          <w:szCs w:val="20"/>
+          <w:lang w:val="en-SG" w:eastAsia="en-GB"/>
+        </w:rPr>
+        <w:t>#FFFFFF</w:t>
+      </w:r>
+    </w:p>
+    <w:p>
+      <w:pPr>
+        <w:snapToGrid w:val="0"/>
+        <w:spacing w:after="200"/>
+        <w:jc w:val="both"/>
+        <w:rPr>
+          <w:rFonts w:eastAsia="Times New Roman" w:cs="Arial"/>
+          <w:szCs w:val="20"/>
+          <w:lang w:val="en-SG" w:eastAsia="en-GB"/>
+        </w:rPr>
+      </w:pPr>
+    </w:p>
+    <w:p>
+      <w:pPr>
+        <w:snapToGrid w:val="0"/>
+        <w:spacing w:after="200"/>
+        <w:jc w:val="both"/>
+        <w:rPr>
+          <w:rFonts w:eastAsia="Times New Roman" w:cs="Arial"/>
+          <w:szCs w:val="20"/>
+          <w:lang w:val="en-SG" w:eastAsia="en-GB"/>
+        </w:rPr>
+      </w:pPr>
+      <w:r>
+        <w:rPr>
+          <w:rFonts w:eastAsia="Times New Roman" w:cs="Arial"/>
+          <w:szCs w:val="20"/>
+          <w:lang w:val="en-SG" w:eastAsia="en-GB"/>
+        </w:rPr>
+        <w:t>Dark Navy</w:t>
+      </w:r>
+    </w:p>
+    <w:p>
+      <w:pPr>
+        <w:snapToGrid w:val="0"/>
+        <w:spacing w:after="200"/>
+        <w:jc w:val="both"/>
+        <w:rPr>
+          <w:rFonts w:eastAsia="Times New Roman" w:cs="Arial"/>
+          <w:szCs w:val="20"/>
+          <w:lang w:val="en-SG" w:eastAsia="en-GB"/>
+        </w:rPr>
+      </w:pPr>
+      <w:r>
+        <w:rPr>
+          <w:rFonts w:eastAsia="Times New Roman" w:cs="Arial"/>
+          <w:szCs w:val="20"/>
+          <w:lang w:val="en-SG" w:eastAsia="en-GB"/>
+        </w:rPr>
+        <w:t>#0F1728</w:t>
+      </w:r>
+    </w:p>
+    <w:p>
+      <w:pPr>
+        <w:snapToGrid w:val="0"/>
+        <w:spacing w:after="200"/>
+        <w:jc w:val="both"/>
+        <w:rPr>
+          <w:rFonts w:eastAsia="Times New Roman" w:cs="Arial"/>
+          <w:szCs w:val="20"/>
+          <w:lang w:val="en-SG" w:eastAsia="en-GB"/>
+        </w:rPr>
+      </w:pPr>
+    </w:p>
+    <w:p>
+      <w:pPr>
+        <w:snapToGrid w:val="0"/>
+        <w:spacing w:after="200"/>
+        <w:jc w:val="both"/>
+        <w:rPr>
+          <w:rFonts w:eastAsia="Times New Roman" w:cs="Arial"/>
+          <w:szCs w:val="20"/>
+          <w:lang w:val="en-SG" w:eastAsia="en-GB"/>
+        </w:rPr>
+      </w:pPr>
+      <w:r>
+        <w:rPr>
+          <w:rFonts w:eastAsia="Times New Roman" w:cs="Arial"/>
+          <w:szCs w:val="20"/>
+          <w:lang w:val="en-SG" w:eastAsia="en-GB"/>
+        </w:rPr>
+        <w:t>Charcoal Navy</w:t>
+      </w:r>
+    </w:p>
+    <w:p>
+      <w:pPr>
+        <w:snapToGrid w:val="0"/>
+        <w:spacing w:after="200"/>
+        <w:jc w:val="both"/>
+        <w:rPr>
+          <w:rFonts w:eastAsia="Times New Roman" w:cs="Arial"/>
+          <w:szCs w:val="20"/>
+          <w:lang w:val="en-SG" w:eastAsia="en-GB"/>
+        </w:rPr>
+      </w:pPr>
+      <w:r>
+        <w:rPr>
+          <w:rFonts w:eastAsia="Times New Roman" w:cs="Arial"/>
+          <w:szCs w:val="20"/>
+          <w:lang w:val="en-SG" w:eastAsia="en-GB"/>
+        </w:rPr>
+        <w:t>#1A2436</w:t>
+      </w:r>
+    </w:p>
+    <w:p>
+      <w:pPr>
+        <w:snapToGrid w:val="0"/>
+        <w:spacing w:after="200"/>
+        <w:jc w:val="both"/>
+        <w:rPr>
+          <w:rFonts w:eastAsia="Times New Roman" w:cs="Arial"/>
+          <w:b/>
+          <w:bCs/>
+          <w:szCs w:val="20"/>
+          <w:lang w:val="en-SG" w:eastAsia="en-GB"/>
+        </w:rPr>
+      </w:pPr>
+    </w:p>
+    <w:p>
+      <w:pPr>
+        <w:snapToGrid w:val="0"/>
+        <w:spacing w:after="200"/>
+        <w:jc w:val="both"/>
         <w:rPr>
           <w:rFonts w:eastAsia="Times New Roman" w:cs="Arial"/>
           <w:i/>
@@ -545,28 +708,131 @@
           <w:szCs w:val="20"/>
           <w:lang w:val="en-SG" w:eastAsia="en-GB"/>
         </w:rPr>
-        <w:t>Backgrounds</w:t>
-      </w:r>
-    </w:p>
-    <w:p>
-      <w:pPr>
-        <w:snapToGrid w:val="0"/>
-        <w:spacing w:after="200"/>
-        <w:jc w:val="both"/>
-        <w:outlineLvl w:val="1"/>
-        <w:rPr>
-          <w:rFonts w:eastAsia="Times New Roman" w:cs="Arial"/>
-          <w:szCs w:val="20"/>
-          <w:lang w:val="en-SG" w:eastAsia="en-GB"/>
-        </w:rPr>
-      </w:pPr>
-      <w:r>
-        <w:rPr>
-          <w:rFonts w:eastAsia="Times New Roman" w:cs="Arial"/>
-          <w:szCs w:val="20"/>
-          <w:lang w:val="en-SG" w:eastAsia="en-GB"/>
-        </w:rPr>
-        <w:t>White</w:t>
+        <w:t>Typography</w:t>
+      </w:r>
+    </w:p>
+    <w:p>
+      <w:pPr>
+        <w:snapToGrid w:val="0"/>
+        <w:spacing w:after="200"/>
+        <w:jc w:val="both"/>
+        <w:rPr>
+          <w:rFonts w:eastAsia="Times New Roman" w:cs="Arial"/>
+          <w:szCs w:val="20"/>
+          <w:lang w:val="en-SG" w:eastAsia="en-GB"/>
+        </w:rPr>
+      </w:pPr>
+      <w:r>
+        <w:rPr>
+          <w:rFonts w:eastAsia="Times New Roman" w:cs="Arial"/>
+          <w:szCs w:val="20"/>
+          <w:lang w:val="en-SG" w:eastAsia="en-GB"/>
+        </w:rPr>
+        <w:t>Primary Text</w:t>
+      </w:r>
+    </w:p>
+    <w:p>
+      <w:pPr>
+        <w:snapToGrid w:val="0"/>
+        <w:spacing w:after="200"/>
+        <w:jc w:val="both"/>
+        <w:rPr>
+          <w:rFonts w:eastAsia="Times New Roman" w:cs="Arial"/>
+          <w:szCs w:val="20"/>
+          <w:lang w:val="en-SG" w:eastAsia="en-GB"/>
+        </w:rPr>
+      </w:pPr>
+      <w:r>
+        <w:rPr>
+          <w:rFonts w:eastAsia="Times New Roman" w:cs="Arial"/>
+          <w:szCs w:val="20"/>
+          <w:lang w:val="en-SG" w:eastAsia="en-GB"/>
+        </w:rPr>
+        <w:t>#111827</w:t>
+      </w:r>
+    </w:p>
+    <w:p>
+      <w:pPr>
+        <w:snapToGrid w:val="0"/>
+        <w:spacing w:after="200"/>
+        <w:jc w:val="both"/>
+        <w:rPr>
+          <w:rFonts w:eastAsia="Times New Roman" w:cs="Arial"/>
+          <w:szCs w:val="20"/>
+          <w:lang w:val="en-SG" w:eastAsia="en-GB"/>
+        </w:rPr>
+      </w:pPr>
+    </w:p>
+    <w:p>
+      <w:pPr>
+        <w:snapToGrid w:val="0"/>
+        <w:spacing w:after="200"/>
+        <w:jc w:val="both"/>
+        <w:rPr>
+          <w:rFonts w:eastAsia="Times New Roman" w:cs="Arial"/>
+          <w:szCs w:val="20"/>
+          <w:lang w:val="en-SG" w:eastAsia="en-GB"/>
+        </w:rPr>
+      </w:pPr>
+      <w:r>
+        <w:rPr>
+          <w:rFonts w:eastAsia="Times New Roman" w:cs="Arial"/>
+          <w:szCs w:val="20"/>
+          <w:lang w:val="en-SG" w:eastAsia="en-GB"/>
+        </w:rPr>
+        <w:t>Secondary Text</w:t>
+      </w:r>
+    </w:p>
+    <w:p>
+      <w:pPr>
+        <w:snapToGrid w:val="0"/>
+        <w:spacing w:after="200"/>
+        <w:jc w:val="both"/>
+        <w:rPr>
+          <w:rFonts w:eastAsia="Times New Roman" w:cs="Arial"/>
+          <w:szCs w:val="20"/>
+          <w:lang w:val="en-SG" w:eastAsia="en-GB"/>
+        </w:rPr>
+      </w:pPr>
+      <w:r>
+        <w:rPr>
+          <w:rFonts w:eastAsia="Times New Roman" w:cs="Arial"/>
+          <w:szCs w:val="20"/>
+          <w:lang w:val="en-SG" w:eastAsia="en-GB"/>
+        </w:rPr>
+        <w:t>#3F4A59</w:t>
+      </w:r>
+    </w:p>
+    <w:p>
+      <w:pPr>
+        <w:snapToGrid w:val="0"/>
+        <w:spacing w:after="200"/>
+        <w:jc w:val="both"/>
+        <w:rPr>
+          <w:rFonts w:eastAsia="Times New Roman" w:cs="Arial"/>
+          <w:szCs w:val="20"/>
+          <w:lang w:val="en-SG" w:eastAsia="en-GB"/>
+        </w:rPr>
+      </w:pPr>
+    </w:p>
+    <w:p>
+      <w:pPr>
+        <w:snapToGrid w:val="0"/>
+        <w:spacing w:after="200"/>
+        <w:jc w:val="both"/>
+        <w:rPr>
+          <w:rFonts w:eastAsia="Times New Roman" w:cs="Arial"/>
+          <w:szCs w:val="20"/>
+          <w:lang w:val="en-SG" w:eastAsia="en-GB"/>
+        </w:rPr>
+      </w:pPr>
+      <w:r>
+        <w:rPr>
+          <w:rFonts w:eastAsia="Times New Roman" w:cs="Arial"/>
+          <w:szCs w:val="20"/>
+          <w:lang w:val="en-SG" w:eastAsia="en-GB"/>
+        </w:rPr>
+        <w:t>White Text</w:t>
       </w:r>
     </w:p>
     <w:p>
@@ -587,110 +853,6 @@
           <w:lang w:val="en-SG" w:eastAsia="en-GB"/>
         </w:rPr>
         <w:t>#FFFFFF</w:t>
-      </w:r>
-    </w:p>
-    <w:p>
-      <w:pPr>
-        <w:snapToGrid w:val="0"/>
-        <w:spacing w:after="200"/>
-        <w:jc w:val="both"/>
-        <w:rPr>
-          <w:rFonts w:eastAsia="Times New Roman" w:cs="Arial"/>
-          <w:szCs w:val="20"/>
-          <w:lang w:val="en-SG" w:eastAsia="en-GB"/>
-        </w:rPr>
-      </w:pPr>
-    </w:p>
-    <w:p>
-      <w:pPr>
-        <w:snapToGrid w:val="0"/>
-        <w:spacing w:after="200"/>
-        <w:jc w:val="both"/>
-        <w:rPr>
-          <w:rFonts w:eastAsia="Times New Roman" w:cs="Arial"/>
-          <w:szCs w:val="20"/>
-          <w:lang w:val="en-SG" w:eastAsia="en-GB"/>
-        </w:rPr>
-      </w:pPr>
-      <w:r>
-        <w:rPr>
-          <w:rFonts w:eastAsia="Times New Roman" w:cs="Arial"/>
-          <w:szCs w:val="20"/>
-          <w:lang w:val="en-SG" w:eastAsia="en-GB"/>
-        </w:rPr>
-        <w:t>Dark Navy</w:t>
-      </w:r>
-    </w:p>
-    <w:p>
-      <w:pPr>
-        <w:snapToGrid w:val="0"/>
-        <w:spacing w:after="200"/>
-        <w:jc w:val="both"/>
-        <w:rPr>
-          <w:rFonts w:eastAsia="Times New Roman" w:cs="Arial"/>
-          <w:szCs w:val="20"/>
-          <w:lang w:val="en-SG" w:eastAsia="en-GB"/>
-        </w:rPr>
-      </w:pPr>
-      <w:r>
-        <w:rPr>
-          <w:rFonts w:eastAsia="Times New Roman" w:cs="Arial"/>
-          <w:szCs w:val="20"/>
-          <w:lang w:val="en-SG" w:eastAsia="en-GB"/>
-        </w:rPr>
-        <w:t>#0F1728</w:t>
-      </w:r>
-    </w:p>
-    <w:p>
-      <w:pPr>
-        <w:snapToGrid w:val="0"/>
-        <w:spacing w:after="200"/>
-        <w:jc w:val="both"/>
-        <w:rPr>
-          <w:rFonts w:eastAsia="Times New Roman" w:cs="Arial"/>
-          <w:szCs w:val="20"/>
-          <w:lang w:val="en-SG" w:eastAsia="en-GB"/>
-        </w:rPr>
-      </w:pPr>
-    </w:p>
-    <w:p>
-      <w:pPr>
-        <w:snapToGrid w:val="0"/>
-        <w:spacing w:after="200"/>
-        <w:jc w:val="both"/>
-        <w:rPr>
-          <w:rFonts w:eastAsia="Times New Roman" w:cs="Arial"/>
-          <w:szCs w:val="20"/>
-          <w:lang w:val="en-SG" w:eastAsia="en-GB"/>
-        </w:rPr>
-      </w:pPr>
-      <w:r>
-        <w:rPr>
-          <w:rFonts w:eastAsia="Times New Roman" w:cs="Arial"/>
-          <w:szCs w:val="20"/>
-          <w:lang w:val="en-SG" w:eastAsia="en-GB"/>
-        </w:rPr>
-        <w:t>Charcoal Navy</w:t>
-      </w:r>
-    </w:p>
-    <w:p>
-      <w:pPr>
-        <w:snapToGrid w:val="0"/>
-        <w:spacing w:after="200"/>
-        <w:jc w:val="both"/>
-        <w:rPr>
-          <w:rFonts w:eastAsia="Times New Roman" w:cs="Arial"/>
-          <w:szCs w:val="20"/>
-          <w:lang w:val="en-SG" w:eastAsia="en-GB"/>
-        </w:rPr>
-      </w:pPr>
-      <w:r>
-        <w:rPr>
-          <w:rFonts w:eastAsia="Times New Roman" w:cs="Arial"/>
-          <w:szCs w:val="20"/>
-          <w:lang w:val="en-SG" w:eastAsia="en-GB"/>
-        </w:rPr>
-        <w:t>#1A2436</w:t>
       </w:r>
     </w:p>
     <w:p>
@@ -728,151 +890,179 @@
           <w:szCs w:val="20"/>
           <w:lang w:val="en-SG" w:eastAsia="en-GB"/>
         </w:rPr>
+        <w:t>Accent</w:t>
+      </w:r>
+    </w:p>
+    <w:p>
+      <w:pPr>
+        <w:snapToGrid w:val="0"/>
+        <w:spacing w:after="200"/>
+        <w:jc w:val="both"/>
+        <w:rPr>
+          <w:rFonts w:eastAsia="Times New Roman" w:cs="Arial"/>
+          <w:szCs w:val="20"/>
+          <w:lang w:val="en-SG" w:eastAsia="en-GB"/>
+        </w:rPr>
+      </w:pPr>
+      <w:r>
+        <w:rPr>
+          <w:rFonts w:eastAsia="Times New Roman" w:cs="Arial"/>
+          <w:szCs w:val="20"/>
+          <w:lang w:val="en-SG" w:eastAsia="en-GB"/>
+        </w:rPr>
+        <w:t>Ascendiate Blue</w:t>
+      </w:r>
+    </w:p>
+    <w:p>
+      <w:pPr>
+        <w:snapToGrid w:val="0"/>
+        <w:spacing w:after="200"/>
+        <w:jc w:val="both"/>
+        <w:rPr>
+          <w:rFonts w:eastAsia="Times New Roman" w:cs="Arial"/>
+          <w:szCs w:val="20"/>
+          <w:lang w:val="en-SG" w:eastAsia="en-GB"/>
+        </w:rPr>
+      </w:pPr>
+      <w:r>
+        <w:rPr>
+          <w:rFonts w:eastAsia="Times New Roman" w:cs="Arial"/>
+          <w:szCs w:val="20"/>
+          <w:lang w:val="en-SG" w:eastAsia="en-GB"/>
+        </w:rPr>
+        <w:t>#1848B4</w:t>
+      </w:r>
+    </w:p>
+    <w:p>
+      <w:pPr>
+        <w:snapToGrid w:val="0"/>
+        <w:spacing w:after="200"/>
+        <w:jc w:val="both"/>
+        <w:rPr>
+          <w:rFonts w:eastAsia="Times New Roman" w:cs="Arial"/>
+          <w:szCs w:val="20"/>
+          <w:lang w:val="en-SG" w:eastAsia="en-GB"/>
+        </w:rPr>
+      </w:pPr>
+    </w:p>
+    <w:p>
+      <w:pPr>
+        <w:snapToGrid w:val="0"/>
+        <w:spacing w:after="200"/>
+        <w:jc w:val="both"/>
+        <w:rPr>
+          <w:rFonts w:eastAsia="Times New Roman" w:cs="Arial"/>
+          <w:szCs w:val="20"/>
+          <w:lang w:val="en-SG" w:eastAsia="en-GB"/>
+        </w:rPr>
+      </w:pPr>
+      <w:r>
+        <w:rPr>
+          <w:rFonts w:eastAsia="Times New Roman" w:cs="Arial"/>
+          <w:szCs w:val="20"/>
+          <w:lang w:val="en-SG" w:eastAsia="en-GB"/>
+        </w:rPr>
+        <w:t>Note:</w:t>
+      </w:r>
+    </w:p>
+    <w:p>
+      <w:pPr>
+        <w:snapToGrid w:val="0"/>
+        <w:spacing w:after="200"/>
+        <w:jc w:val="both"/>
+        <w:rPr>
+          <w:rFonts w:eastAsia="Times New Roman" w:cs="Arial"/>
+          <w:szCs w:val="20"/>
+          <w:lang w:val="en-SG" w:eastAsia="en-GB"/>
+        </w:rPr>
+      </w:pPr>
+      <w:r>
+        <w:rPr>
+          <w:rFonts w:eastAsia="Times New Roman" w:cs="Arial"/>
+          <w:szCs w:val="20"/>
+          <w:lang w:val="en-SG" w:eastAsia="en-GB"/>
+        </w:rPr>
+        <w:t>Reserved primarily for the logo, hover states and limited interactive elements</w:t>
+      </w:r>
+    </w:p>
+    <w:p>
+      <w:pPr>
+        <w:snapToGrid w:val="0"/>
+        <w:spacing w:after="200"/>
+        <w:jc w:val="both"/>
+        <w:rPr>
+          <w:rFonts w:eastAsia="Times New Roman" w:cs="Arial"/>
+          <w:b/>
+          <w:bCs/>
+          <w:szCs w:val="20"/>
+          <w:lang w:val="en-SG" w:eastAsia="en-GB"/>
+        </w:rPr>
+      </w:pPr>
+      <w:r>
+        <w:rPr>
+          <w:rFonts w:eastAsia="Times New Roman" w:cs="Arial"/>
+          <w:b/>
+          <w:bCs/>
+          <w:szCs w:val="20"/>
+          <w:lang w:val="en-SG" w:eastAsia="en-GB"/>
+        </w:rPr>
+        <w:br w:type="page"/>
+      </w:r>
+    </w:p>
+    <w:p>
+      <w:pPr>
+        <w:snapToGrid w:val="0"/>
+        <w:spacing w:after="200"/>
+        <w:jc w:val="both"/>
+        <w:rPr>
+          <w:rFonts w:eastAsia="Times New Roman" w:cs="Arial"/>
+          <w:b/>
+          <w:bCs/>
+          <w:szCs w:val="20"/>
+          <w:lang w:val="en-SG" w:eastAsia="en-GB"/>
+        </w:rPr>
+      </w:pPr>
+      <w:r>
+        <w:rPr>
+          <w:rFonts w:eastAsia="Times New Roman" w:cs="Arial"/>
+          <w:b/>
+          <w:bCs/>
+          <w:szCs w:val="20"/>
+          <w:lang w:val="en-SG" w:eastAsia="en-GB"/>
+        </w:rPr>
+        <w:lastRenderedPageBreak/>
         <w:t>Typography</w:t>
       </w:r>
-    </w:p>
-    <w:p>
-      <w:pPr>
-        <w:snapToGrid w:val="0"/>
-        <w:spacing w:after="200"/>
-        <w:jc w:val="both"/>
-        <w:rPr>
-          <w:rFonts w:eastAsia="Times New Roman" w:cs="Arial"/>
-          <w:szCs w:val="20"/>
-          <w:lang w:val="en-SG" w:eastAsia="en-GB"/>
-        </w:rPr>
-      </w:pPr>
-      <w:r>
-        <w:rPr>
-          <w:rFonts w:eastAsia="Times New Roman" w:cs="Arial"/>
-          <w:szCs w:val="20"/>
-          <w:lang w:val="en-SG" w:eastAsia="en-GB"/>
-        </w:rPr>
-        <w:t>Primary Text</w:t>
-      </w:r>
-    </w:p>
-    <w:p>
-      <w:pPr>
-        <w:snapToGrid w:val="0"/>
-        <w:spacing w:after="200"/>
-        <w:jc w:val="both"/>
-        <w:rPr>
-          <w:rFonts w:eastAsia="Times New Roman" w:cs="Arial"/>
-          <w:szCs w:val="20"/>
-          <w:lang w:val="en-SG" w:eastAsia="en-GB"/>
-        </w:rPr>
-      </w:pPr>
-      <w:r>
-        <w:rPr>
-          <w:rFonts w:eastAsia="Times New Roman" w:cs="Arial"/>
-          <w:szCs w:val="20"/>
-          <w:lang w:val="en-SG" w:eastAsia="en-GB"/>
-        </w:rPr>
-        <w:t>#111827</w:t>
-      </w:r>
-    </w:p>
-    <w:p>
-      <w:pPr>
-        <w:snapToGrid w:val="0"/>
-        <w:spacing w:after="200"/>
-        <w:jc w:val="both"/>
-        <w:rPr>
-          <w:rFonts w:eastAsia="Times New Roman" w:cs="Arial"/>
-          <w:szCs w:val="20"/>
-          <w:lang w:val="en-SG" w:eastAsia="en-GB"/>
-        </w:rPr>
-      </w:pPr>
-    </w:p>
-    <w:p>
-      <w:pPr>
-        <w:snapToGrid w:val="0"/>
-        <w:spacing w:after="200"/>
-        <w:jc w:val="both"/>
-        <w:rPr>
-          <w:rFonts w:eastAsia="Times New Roman" w:cs="Arial"/>
-          <w:szCs w:val="20"/>
-          <w:lang w:val="en-SG" w:eastAsia="en-GB"/>
-        </w:rPr>
-      </w:pPr>
-      <w:r>
-        <w:rPr>
-          <w:rFonts w:eastAsia="Times New Roman" w:cs="Arial"/>
-          <w:szCs w:val="20"/>
-          <w:lang w:val="en-SG" w:eastAsia="en-GB"/>
-        </w:rPr>
-        <w:t>Secondary Text</w:t>
-      </w:r>
-    </w:p>
-    <w:p>
-      <w:pPr>
-        <w:snapToGrid w:val="0"/>
-        <w:spacing w:after="200"/>
-        <w:jc w:val="both"/>
-        <w:rPr>
-          <w:rFonts w:eastAsia="Times New Roman" w:cs="Arial"/>
-          <w:szCs w:val="20"/>
-          <w:lang w:val="en-SG" w:eastAsia="en-GB"/>
-        </w:rPr>
-      </w:pPr>
-      <w:r>
-        <w:rPr>
-          <w:rFonts w:eastAsia="Times New Roman" w:cs="Arial"/>
-          <w:szCs w:val="20"/>
-          <w:lang w:val="en-SG" w:eastAsia="en-GB"/>
-        </w:rPr>
-        <w:t>#3F4A59</w:t>
-      </w:r>
-    </w:p>
-    <w:p>
-      <w:pPr>
-        <w:snapToGrid w:val="0"/>
-        <w:spacing w:after="200"/>
-        <w:jc w:val="both"/>
-        <w:rPr>
-          <w:rFonts w:eastAsia="Times New Roman" w:cs="Arial"/>
-          <w:szCs w:val="20"/>
-          <w:lang w:val="en-SG" w:eastAsia="en-GB"/>
-        </w:rPr>
-      </w:pPr>
-    </w:p>
-    <w:p>
-      <w:pPr>
-        <w:snapToGrid w:val="0"/>
-        <w:spacing w:after="200"/>
-        <w:jc w:val="both"/>
-        <w:rPr>
-          <w:rFonts w:eastAsia="Times New Roman" w:cs="Arial"/>
-          <w:szCs w:val="20"/>
-          <w:lang w:val="en-SG" w:eastAsia="en-GB"/>
-        </w:rPr>
-      </w:pPr>
-      <w:r>
-        <w:rPr>
-          <w:rFonts w:eastAsia="Times New Roman" w:cs="Arial"/>
-          <w:szCs w:val="20"/>
-          <w:lang w:val="en-SG" w:eastAsia="en-GB"/>
-        </w:rPr>
-        <w:t>White Text</w:t>
-      </w:r>
-    </w:p>
-    <w:p>
-      <w:pPr>
-        <w:snapToGrid w:val="0"/>
-        <w:spacing w:after="200"/>
-        <w:jc w:val="both"/>
-        <w:rPr>
-          <w:rFonts w:eastAsia="Times New Roman" w:cs="Arial"/>
-          <w:szCs w:val="20"/>
-          <w:lang w:val="en-SG" w:eastAsia="en-GB"/>
-        </w:rPr>
-      </w:pPr>
-      <w:r>
-        <w:rPr>
-          <w:rFonts w:eastAsia="Times New Roman" w:cs="Arial"/>
-          <w:szCs w:val="20"/>
-          <w:lang w:val="en-SG" w:eastAsia="en-GB"/>
-        </w:rPr>
-        <w:t>#FFFFFF</w:t>
+      <w:r>
+        <w:rPr>
+          <w:rFonts w:eastAsia="Times New Roman" w:cs="Arial"/>
+          <w:b/>
+          <w:bCs/>
+          <w:szCs w:val="20"/>
+          <w:lang w:val="en-SG" w:eastAsia="en-GB"/>
+        </w:rPr>
+        <w:t xml:space="preserve"> </w:t>
+      </w:r>
+      <w:r>
+        <w:rPr>
+          <w:rFonts w:eastAsia="Times New Roman" w:cs="Arial"/>
+          <w:b/>
+          <w:bCs/>
+          <w:szCs w:val="20"/>
+          <w:lang w:val="en-SG" w:eastAsia="en-GB"/>
+        </w:rPr>
+        <w:t>[Note</w:t>
+      </w:r>
+      <w:r>
+        <w:rPr>
+          <w:rFonts w:eastAsia="Times New Roman" w:cs="Arial"/>
+          <w:b/>
+          <w:bCs/>
+          <w:szCs w:val="20"/>
+          <w:highlight w:val="yellow"/>
+          <w:lang w:val="en-SG" w:eastAsia="en-GB"/>
+        </w:rPr>
+        <w:t>: Very open to change if you consider this does not work]</w:t>
       </w:r>
     </w:p>
     <w:p>
@@ -910,200 +1100,9 @@
           <w:szCs w:val="20"/>
           <w:lang w:val="en-SG" w:eastAsia="en-GB"/>
         </w:rPr>
-        <w:t>Accent</w:t>
-      </w:r>
-    </w:p>
-    <w:p>
-      <w:pPr>
-        <w:snapToGrid w:val="0"/>
-        <w:spacing w:after="200"/>
-        <w:jc w:val="both"/>
-        <w:rPr>
-          <w:rFonts w:eastAsia="Times New Roman" w:cs="Arial"/>
-          <w:szCs w:val="20"/>
-          <w:lang w:val="en-SG" w:eastAsia="en-GB"/>
-        </w:rPr>
-      </w:pPr>
-      <w:r>
-        <w:rPr>
-          <w:rFonts w:eastAsia="Times New Roman" w:cs="Arial"/>
-          <w:szCs w:val="20"/>
-          <w:lang w:val="en-SG" w:eastAsia="en-GB"/>
-        </w:rPr>
-        <w:t>Ascendiate Blue</w:t>
-      </w:r>
-    </w:p>
-    <w:p>
-      <w:pPr>
-        <w:snapToGrid w:val="0"/>
-        <w:spacing w:after="200"/>
-        <w:jc w:val="both"/>
-        <w:rPr>
-          <w:rFonts w:eastAsia="Times New Roman" w:cs="Arial"/>
-          <w:szCs w:val="20"/>
-          <w:lang w:val="en-SG" w:eastAsia="en-GB"/>
-        </w:rPr>
-      </w:pPr>
-      <w:r>
-        <w:rPr>
-          <w:rFonts w:eastAsia="Times New Roman" w:cs="Arial"/>
-          <w:szCs w:val="20"/>
-          <w:lang w:val="en-SG" w:eastAsia="en-GB"/>
-        </w:rPr>
-        <w:t>#1848B4</w:t>
-      </w:r>
-    </w:p>
-    <w:p>
-      <w:pPr>
-        <w:snapToGrid w:val="0"/>
-        <w:spacing w:after="200"/>
-        <w:jc w:val="both"/>
-        <w:rPr>
-          <w:rFonts w:eastAsia="Times New Roman" w:cs="Arial"/>
-          <w:szCs w:val="20"/>
-          <w:lang w:val="en-SG" w:eastAsia="en-GB"/>
-        </w:rPr>
-      </w:pPr>
-    </w:p>
-    <w:p>
-      <w:pPr>
-        <w:snapToGrid w:val="0"/>
-        <w:spacing w:after="200"/>
-        <w:jc w:val="both"/>
-        <w:rPr>
-          <w:rFonts w:eastAsia="Times New Roman" w:cs="Arial"/>
-          <w:szCs w:val="20"/>
-          <w:lang w:val="en-SG" w:eastAsia="en-GB"/>
-        </w:rPr>
-      </w:pPr>
-      <w:r>
-        <w:rPr>
-          <w:rFonts w:eastAsia="Times New Roman" w:cs="Arial"/>
-          <w:szCs w:val="20"/>
-          <w:lang w:val="en-SG" w:eastAsia="en-GB"/>
-        </w:rPr>
-        <w:t>Note:</w:t>
-      </w:r>
-    </w:p>
-    <w:p>
-      <w:pPr>
-        <w:snapToGrid w:val="0"/>
-        <w:spacing w:after="200"/>
-        <w:jc w:val="both"/>
-        <w:rPr>
-          <w:rFonts w:eastAsia="Times New Roman" w:cs="Arial"/>
-          <w:szCs w:val="20"/>
-          <w:lang w:val="en-SG" w:eastAsia="en-GB"/>
-        </w:rPr>
-      </w:pPr>
-      <w:r>
-        <w:rPr>
-          <w:rFonts w:eastAsia="Times New Roman" w:cs="Arial"/>
-          <w:szCs w:val="20"/>
-          <w:lang w:val="en-SG" w:eastAsia="en-GB"/>
-        </w:rPr>
-        <w:t>Reserved primarily for the logo, hover states and limited interactive elements</w:t>
-      </w:r>
-    </w:p>
-    <w:p>
-      <w:pPr>
-        <w:snapToGrid w:val="0"/>
-        <w:spacing w:after="200"/>
-        <w:jc w:val="both"/>
-        <w:rPr>
-          <w:rFonts w:eastAsia="Times New Roman" w:cs="Arial"/>
-          <w:b/>
-          <w:bCs/>
-          <w:szCs w:val="20"/>
-          <w:lang w:val="en-SG" w:eastAsia="en-GB"/>
-        </w:rPr>
-      </w:pPr>
-      <w:r>
-        <w:rPr>
-          <w:rFonts w:eastAsia="Times New Roman" w:cs="Arial"/>
-          <w:b/>
-          <w:bCs/>
-          <w:szCs w:val="20"/>
-          <w:lang w:val="en-SG" w:eastAsia="en-GB"/>
-        </w:rPr>
-        <w:br w:type="page"/>
-      </w:r>
-    </w:p>
-    <w:p>
-      <w:pPr>
-        <w:snapToGrid w:val="0"/>
-        <w:spacing w:after="200"/>
-        <w:jc w:val="both"/>
-        <w:rPr>
-          <w:rFonts w:eastAsia="Times New Roman" w:cs="Arial"/>
-          <w:b/>
-          <w:bCs/>
-          <w:szCs w:val="20"/>
-          <w:lang w:val="en-SG" w:eastAsia="en-GB"/>
-        </w:rPr>
-      </w:pPr>
-      <w:r>
-        <w:rPr>
-          <w:rFonts w:eastAsia="Times New Roman" w:cs="Arial"/>
-          <w:b/>
-          <w:bCs/>
-          <w:szCs w:val="20"/>
-          <w:lang w:val="en-SG" w:eastAsia="en-GB"/>
-        </w:rPr>
-        <w:lastRenderedPageBreak/>
-        <w:t>Typography</w:t>
-      </w:r>
-      <w:r>
-        <w:rPr>
-          <w:rFonts w:eastAsia="Times New Roman" w:cs="Arial"/>
-          <w:b/>
-          <w:bCs/>
-          <w:szCs w:val="20"/>
-          <w:lang w:val="en-SG" w:eastAsia="en-GB"/>
-        </w:rPr>
-        <w:t xml:space="preserve"> </w:t>
-      </w:r>
-      <w:r>
-        <w:rPr>
-          <w:rFonts w:eastAsia="Times New Roman" w:cs="Arial"/>
-          <w:b/>
-          <w:bCs/>
-          <w:szCs w:val="20"/>
-          <w:lang w:val="en-SG" w:eastAsia="en-GB"/>
-        </w:rPr>
-        <w:t>[Note</w:t>
-      </w:r>
-      <w:r>
-        <w:rPr>
-          <w:rFonts w:eastAsia="Times New Roman" w:cs="Arial"/>
-          <w:b/>
-          <w:bCs/>
-          <w:szCs w:val="20"/>
-          <w:highlight w:val="yellow"/>
-          <w:lang w:val="en-SG" w:eastAsia="en-GB"/>
-        </w:rPr>
-        <w:t>: Very open to change if you consider this does not work]</w:t>
-      </w:r>
-    </w:p>
-    <w:p>
-      <w:pPr>
-        <w:snapToGrid w:val="0"/>
-        <w:spacing w:after="200"/>
-        <w:jc w:val="both"/>
-        <w:rPr>
-          <w:rFonts w:eastAsia="Times New Roman" w:cs="Arial"/>
-          <w:b/>
-          <w:bCs/>
-          <w:szCs w:val="20"/>
-          <w:lang w:val="en-SG" w:eastAsia="en-GB"/>
-        </w:rPr>
-      </w:pPr>
-    </w:p>
-    <w:p>
-      <w:pPr>
-        <w:snapToGrid w:val="0"/>
-        <w:spacing w:after="200"/>
-        <w:jc w:val="both"/>
+        <w:t xml:space="preserve">Primary </w:t>
+      </w:r>
+      <w:r>
         <w:rPr>
           <w:rFonts w:eastAsia="Times New Roman" w:cs="Arial"/>
           <w:i/>
@@ -1111,7 +1110,8 @@
           <w:szCs w:val="20"/>
           <w:lang w:val="en-SG" w:eastAsia="en-GB"/>
         </w:rPr>
-      </w:pPr>
+        <w:t>t</w:t>
+      </w:r>
       <w:r>
         <w:rPr>
           <w:rFonts w:eastAsia="Times New Roman" w:cs="Arial"/>
@@ -1120,8 +1120,56 @@
           <w:szCs w:val="20"/>
           <w:lang w:val="en-SG" w:eastAsia="en-GB"/>
         </w:rPr>
-        <w:t xml:space="preserve">Primary </w:t>
-      </w:r>
+        <w:t>ypeface</w:t>
+      </w:r>
+    </w:p>
+    <w:p>
+      <w:pPr>
+        <w:snapToGrid w:val="0"/>
+        <w:spacing w:after="200"/>
+        <w:jc w:val="both"/>
+        <w:rPr>
+          <w:rFonts w:eastAsia="Times New Roman" w:cs="Arial"/>
+          <w:szCs w:val="20"/>
+          <w:lang w:val="en-SG" w:eastAsia="en-GB"/>
+        </w:rPr>
+      </w:pPr>
+      <w:r>
+        <w:rPr>
+          <w:rFonts w:eastAsia="Times New Roman" w:cs="Arial"/>
+          <w:szCs w:val="20"/>
+          <w:lang w:val="en-SG" w:eastAsia="en-GB"/>
+        </w:rPr>
+        <w:t>Modern sans-serif</w:t>
+      </w:r>
+    </w:p>
+    <w:p>
+      <w:pPr>
+        <w:snapToGrid w:val="0"/>
+        <w:spacing w:after="200"/>
+        <w:jc w:val="both"/>
+        <w:rPr>
+          <w:rFonts w:eastAsia="Times New Roman" w:cs="Arial"/>
+          <w:b/>
+          <w:bCs/>
+          <w:szCs w:val="20"/>
+          <w:lang w:val="en-SG" w:eastAsia="en-GB"/>
+        </w:rPr>
+      </w:pPr>
+    </w:p>
+    <w:p>
+      <w:pPr>
+        <w:snapToGrid w:val="0"/>
+        <w:spacing w:after="200"/>
+        <w:jc w:val="both"/>
+        <w:rPr>
+          <w:rFonts w:eastAsia="Times New Roman" w:cs="Arial"/>
+          <w:b/>
+          <w:bCs/>
+          <w:szCs w:val="20"/>
+          <w:lang w:val="en-SG" w:eastAsia="en-GB"/>
+        </w:rPr>
+      </w:pPr>
       <w:r>
         <w:rPr>
           <w:rFonts w:eastAsia="Times New Roman" w:cs="Arial"/>
@@ -1130,8 +1178,116 @@
           <w:szCs w:val="20"/>
           <w:lang w:val="en-SG" w:eastAsia="en-GB"/>
         </w:rPr>
-        <w:t>t</w:t>
-      </w:r>
+        <w:t>Characteristics</w:t>
+      </w:r>
+    </w:p>
+    <w:p>
+      <w:pPr>
+        <w:snapToGrid w:val="0"/>
+        <w:spacing w:after="200"/>
+        <w:jc w:val="both"/>
+        <w:rPr>
+          <w:rFonts w:eastAsia="Times New Roman" w:cs="Arial"/>
+          <w:szCs w:val="20"/>
+          <w:lang w:val="en-SG" w:eastAsia="en-GB"/>
+        </w:rPr>
+      </w:pPr>
+      <w:r>
+        <w:rPr>
+          <w:rFonts w:eastAsia="Times New Roman" w:cs="Arial"/>
+          <w:szCs w:val="20"/>
+          <w:lang w:val="en-SG" w:eastAsia="en-GB"/>
+        </w:rPr>
+        <w:t>Clean</w:t>
+      </w:r>
+    </w:p>
+    <w:p>
+      <w:pPr>
+        <w:snapToGrid w:val="0"/>
+        <w:spacing w:after="200"/>
+        <w:jc w:val="both"/>
+        <w:rPr>
+          <w:rFonts w:eastAsia="Times New Roman" w:cs="Arial"/>
+          <w:szCs w:val="20"/>
+          <w:lang w:val="en-SG" w:eastAsia="en-GB"/>
+        </w:rPr>
+      </w:pPr>
+      <w:r>
+        <w:rPr>
+          <w:rFonts w:eastAsia="Times New Roman" w:cs="Arial"/>
+          <w:szCs w:val="20"/>
+          <w:lang w:val="en-SG" w:eastAsia="en-GB"/>
+        </w:rPr>
+        <w:t>Contemporary</w:t>
+      </w:r>
+    </w:p>
+    <w:p>
+      <w:pPr>
+        <w:snapToGrid w:val="0"/>
+        <w:spacing w:after="200"/>
+        <w:jc w:val="both"/>
+        <w:rPr>
+          <w:rFonts w:eastAsia="Times New Roman" w:cs="Arial"/>
+          <w:szCs w:val="20"/>
+          <w:lang w:val="en-SG" w:eastAsia="en-GB"/>
+        </w:rPr>
+      </w:pPr>
+      <w:r>
+        <w:rPr>
+          <w:rFonts w:eastAsia="Times New Roman" w:cs="Arial"/>
+          <w:szCs w:val="20"/>
+          <w:lang w:val="en-SG" w:eastAsia="en-GB"/>
+        </w:rPr>
+        <w:t>Highly legible</w:t>
+      </w:r>
+    </w:p>
+    <w:p>
+      <w:pPr>
+        <w:snapToGrid w:val="0"/>
+        <w:spacing w:after="200"/>
+        <w:jc w:val="both"/>
+        <w:rPr>
+          <w:rFonts w:eastAsia="Times New Roman" w:cs="Arial"/>
+          <w:szCs w:val="20"/>
+          <w:lang w:val="en-SG" w:eastAsia="en-GB"/>
+        </w:rPr>
+      </w:pPr>
+      <w:r>
+        <w:rPr>
+          <w:rFonts w:eastAsia="Times New Roman" w:cs="Arial"/>
+          <w:szCs w:val="20"/>
+          <w:lang w:val="en-SG" w:eastAsia="en-GB"/>
+        </w:rPr>
+        <w:t>Executive-facing</w:t>
+      </w:r>
+    </w:p>
+    <w:p>
+      <w:pPr>
+        <w:snapToGrid w:val="0"/>
+        <w:spacing w:after="200"/>
+        <w:jc w:val="both"/>
+        <w:rPr>
+          <w:rFonts w:eastAsia="Times New Roman" w:cs="Arial"/>
+          <w:b/>
+          <w:bCs/>
+          <w:szCs w:val="20"/>
+          <w:lang w:val="en-SG" w:eastAsia="en-GB"/>
+        </w:rPr>
+      </w:pPr>
+    </w:p>
+    <w:p>
+      <w:pPr>
+        <w:snapToGrid w:val="0"/>
+        <w:spacing w:after="200"/>
+        <w:jc w:val="both"/>
+        <w:rPr>
+          <w:rFonts w:eastAsia="Times New Roman" w:cs="Arial"/>
+          <w:b/>
+          <w:bCs/>
+          <w:szCs w:val="20"/>
+          <w:lang w:val="en-SG" w:eastAsia="en-GB"/>
+        </w:rPr>
+      </w:pPr>
       <w:r>
         <w:rPr>
           <w:rFonts w:eastAsia="Times New Roman" w:cs="Arial"/>
@@ -1140,57 +1296,88 @@
           <w:szCs w:val="20"/>
           <w:lang w:val="en-SG" w:eastAsia="en-GB"/>
         </w:rPr>
-        <w:t>ypeface</w:t>
-      </w:r>
-    </w:p>
-    <w:p>
-      <w:pPr>
-        <w:snapToGrid w:val="0"/>
-        <w:spacing w:after="200"/>
-        <w:jc w:val="both"/>
-        <w:rPr>
-          <w:rFonts w:eastAsia="Times New Roman" w:cs="Arial"/>
-          <w:szCs w:val="20"/>
-          <w:lang w:val="en-SG" w:eastAsia="en-GB"/>
-        </w:rPr>
-      </w:pPr>
-      <w:r>
-        <w:rPr>
-          <w:rFonts w:eastAsia="Times New Roman" w:cs="Arial"/>
-          <w:szCs w:val="20"/>
-          <w:lang w:val="en-SG" w:eastAsia="en-GB"/>
-        </w:rPr>
-        <w:t>Modern sans-serif</w:t>
-      </w:r>
-    </w:p>
-    <w:p>
-      <w:pPr>
-        <w:snapToGrid w:val="0"/>
-        <w:spacing w:after="200"/>
-        <w:jc w:val="both"/>
-        <w:rPr>
-          <w:rFonts w:eastAsia="Times New Roman" w:cs="Arial"/>
-          <w:b/>
-          <w:bCs/>
-          <w:szCs w:val="20"/>
-          <w:lang w:val="en-SG" w:eastAsia="en-GB"/>
-        </w:rPr>
-      </w:pPr>
-    </w:p>
-    <w:p>
-      <w:pPr>
-        <w:snapToGrid w:val="0"/>
-        <w:spacing w:after="200"/>
-        <w:jc w:val="both"/>
-        <w:rPr>
-          <w:rFonts w:eastAsia="Times New Roman" w:cs="Arial"/>
-          <w:b/>
-          <w:bCs/>
-          <w:szCs w:val="20"/>
-          <w:lang w:val="en-SG" w:eastAsia="en-GB"/>
-        </w:rPr>
-      </w:pPr>
-      <w:r>
+        <w:t>Hierarchy</w:t>
+      </w:r>
+    </w:p>
+    <w:p>
+      <w:pPr>
+        <w:snapToGrid w:val="0"/>
+        <w:spacing w:after="200"/>
+        <w:jc w:val="both"/>
+        <w:rPr>
+          <w:rFonts w:eastAsia="Times New Roman" w:cs="Arial"/>
+          <w:szCs w:val="20"/>
+          <w:lang w:val="en-SG" w:eastAsia="en-GB"/>
+        </w:rPr>
+      </w:pPr>
+      <w:r>
+        <w:rPr>
+          <w:rFonts w:eastAsia="Times New Roman" w:cs="Arial"/>
+          <w:szCs w:val="20"/>
+          <w:lang w:val="en-SG" w:eastAsia="en-GB"/>
+        </w:rPr>
+        <w:t>Scale</w:t>
+      </w:r>
+    </w:p>
+    <w:p>
+      <w:pPr>
+        <w:snapToGrid w:val="0"/>
+        <w:spacing w:after="200"/>
+        <w:jc w:val="both"/>
+        <w:rPr>
+          <w:rFonts w:eastAsia="Times New Roman" w:cs="Arial"/>
+          <w:szCs w:val="20"/>
+          <w:lang w:val="en-SG" w:eastAsia="en-GB"/>
+        </w:rPr>
+      </w:pPr>
+      <w:r>
+        <w:rPr>
+          <w:rFonts w:eastAsia="Times New Roman" w:cs="Arial"/>
+          <w:szCs w:val="20"/>
+          <w:lang w:val="en-SG" w:eastAsia="en-GB"/>
+        </w:rPr>
+        <w:t>Weight</w:t>
+      </w:r>
+    </w:p>
+    <w:p>
+      <w:pPr>
+        <w:snapToGrid w:val="0"/>
+        <w:spacing w:after="200"/>
+        <w:jc w:val="both"/>
+        <w:rPr>
+          <w:rFonts w:eastAsia="Times New Roman" w:cs="Arial"/>
+          <w:szCs w:val="20"/>
+          <w:lang w:val="en-SG" w:eastAsia="en-GB"/>
+        </w:rPr>
+      </w:pPr>
+      <w:r>
+        <w:rPr>
+          <w:rFonts w:eastAsia="Times New Roman" w:cs="Arial"/>
+          <w:szCs w:val="20"/>
+          <w:lang w:val="en-SG" w:eastAsia="en-GB"/>
+        </w:rPr>
+        <w:t>Spacing</w:t>
+      </w:r>
+    </w:p>
+    <w:p>
+      <w:pPr>
+        <w:snapToGrid w:val="0"/>
+        <w:spacing w:after="200"/>
+        <w:jc w:val="both"/>
+        <w:rPr>
+          <w:rFonts w:eastAsia="Times New Roman" w:cs="Arial"/>
+          <w:b/>
+          <w:bCs/>
+          <w:szCs w:val="20"/>
+          <w:lang w:val="en-SG" w:eastAsia="en-GB"/>
+        </w:rPr>
+      </w:pPr>
+    </w:p>
+    <w:p>
+      <w:pPr>
+        <w:snapToGrid w:val="0"/>
+        <w:spacing w:after="200"/>
+        <w:jc w:val="both"/>
         <w:rPr>
           <w:rFonts w:eastAsia="Times New Roman" w:cs="Arial"/>
           <w:i/>
@@ -1198,115 +1385,6 @@
           <w:szCs w:val="20"/>
           <w:lang w:val="en-SG" w:eastAsia="en-GB"/>
         </w:rPr>
-        <w:t>Characteristics</w:t>
-      </w:r>
-    </w:p>
-    <w:p>
-      <w:pPr>
-        <w:snapToGrid w:val="0"/>
-        <w:spacing w:after="200"/>
-        <w:jc w:val="both"/>
-        <w:rPr>
-          <w:rFonts w:eastAsia="Times New Roman" w:cs="Arial"/>
-          <w:szCs w:val="20"/>
-          <w:lang w:val="en-SG" w:eastAsia="en-GB"/>
-        </w:rPr>
-      </w:pPr>
-      <w:r>
-        <w:rPr>
-          <w:rFonts w:eastAsia="Times New Roman" w:cs="Arial"/>
-          <w:szCs w:val="20"/>
-          <w:lang w:val="en-SG" w:eastAsia="en-GB"/>
-        </w:rPr>
-        <w:t>Clean</w:t>
-      </w:r>
-    </w:p>
-    <w:p>
-      <w:pPr>
-        <w:snapToGrid w:val="0"/>
-        <w:spacing w:after="200"/>
-        <w:jc w:val="both"/>
-        <w:rPr>
-          <w:rFonts w:eastAsia="Times New Roman" w:cs="Arial"/>
-          <w:szCs w:val="20"/>
-          <w:lang w:val="en-SG" w:eastAsia="en-GB"/>
-        </w:rPr>
-      </w:pPr>
-      <w:r>
-        <w:rPr>
-          <w:rFonts w:eastAsia="Times New Roman" w:cs="Arial"/>
-          <w:szCs w:val="20"/>
-          <w:lang w:val="en-SG" w:eastAsia="en-GB"/>
-        </w:rPr>
-        <w:t>Contemporary</w:t>
-      </w:r>
-    </w:p>
-    <w:p>
-      <w:pPr>
-        <w:snapToGrid w:val="0"/>
-        <w:spacing w:after="200"/>
-        <w:jc w:val="both"/>
-        <w:rPr>
-          <w:rFonts w:eastAsia="Times New Roman" w:cs="Arial"/>
-          <w:szCs w:val="20"/>
-          <w:lang w:val="en-SG" w:eastAsia="en-GB"/>
-        </w:rPr>
-      </w:pPr>
-      <w:r>
-        <w:rPr>
-          <w:rFonts w:eastAsia="Times New Roman" w:cs="Arial"/>
-          <w:szCs w:val="20"/>
-          <w:lang w:val="en-SG" w:eastAsia="en-GB"/>
-        </w:rPr>
-        <w:t>Highly legible</w:t>
-      </w:r>
-    </w:p>
-    <w:p>
-      <w:pPr>
-        <w:snapToGrid w:val="0"/>
-        <w:spacing w:after="200"/>
-        <w:jc w:val="both"/>
-        <w:rPr>
-          <w:rFonts w:eastAsia="Times New Roman" w:cs="Arial"/>
-          <w:szCs w:val="20"/>
-          <w:lang w:val="en-SG" w:eastAsia="en-GB"/>
-        </w:rPr>
-      </w:pPr>
-      <w:r>
-        <w:rPr>
-          <w:rFonts w:eastAsia="Times New Roman" w:cs="Arial"/>
-          <w:szCs w:val="20"/>
-          <w:lang w:val="en-SG" w:eastAsia="en-GB"/>
-        </w:rPr>
-        <w:t>Executive-facing</w:t>
-      </w:r>
-    </w:p>
-    <w:p>
-      <w:pPr>
-        <w:snapToGrid w:val="0"/>
-        <w:spacing w:after="200"/>
-        <w:jc w:val="both"/>
-        <w:rPr>
-          <w:rFonts w:eastAsia="Times New Roman" w:cs="Arial"/>
-          <w:b/>
-          <w:bCs/>
-          <w:szCs w:val="20"/>
-          <w:lang w:val="en-SG" w:eastAsia="en-GB"/>
-        </w:rPr>
-      </w:pPr>
-    </w:p>
-    <w:p>
-      <w:pPr>
-        <w:snapToGrid w:val="0"/>
-        <w:spacing w:after="200"/>
-        <w:jc w:val="both"/>
-        <w:rPr>
-          <w:rFonts w:eastAsia="Times New Roman" w:cs="Arial"/>
-          <w:b/>
-          <w:bCs/>
-          <w:szCs w:val="20"/>
-          <w:lang w:val="en-SG" w:eastAsia="en-GB"/>
-        </w:rPr>
       </w:pPr>
       <w:r>
         <w:rPr>
@@ -1316,88 +1394,9 @@
           <w:szCs w:val="20"/>
           <w:lang w:val="en-SG" w:eastAsia="en-GB"/>
         </w:rPr>
-        <w:t>Hierarchy</w:t>
-      </w:r>
-    </w:p>
-    <w:p>
-      <w:pPr>
-        <w:snapToGrid w:val="0"/>
-        <w:spacing w:after="200"/>
-        <w:jc w:val="both"/>
-        <w:rPr>
-          <w:rFonts w:eastAsia="Times New Roman" w:cs="Arial"/>
-          <w:szCs w:val="20"/>
-          <w:lang w:val="en-SG" w:eastAsia="en-GB"/>
-        </w:rPr>
-      </w:pPr>
-      <w:r>
-        <w:rPr>
-          <w:rFonts w:eastAsia="Times New Roman" w:cs="Arial"/>
-          <w:szCs w:val="20"/>
-          <w:lang w:val="en-SG" w:eastAsia="en-GB"/>
-        </w:rPr>
-        <w:t>Scale</w:t>
-      </w:r>
-    </w:p>
-    <w:p>
-      <w:pPr>
-        <w:snapToGrid w:val="0"/>
-        <w:spacing w:after="200"/>
-        <w:jc w:val="both"/>
-        <w:rPr>
-          <w:rFonts w:eastAsia="Times New Roman" w:cs="Arial"/>
-          <w:szCs w:val="20"/>
-          <w:lang w:val="en-SG" w:eastAsia="en-GB"/>
-        </w:rPr>
-      </w:pPr>
-      <w:r>
-        <w:rPr>
-          <w:rFonts w:eastAsia="Times New Roman" w:cs="Arial"/>
-          <w:szCs w:val="20"/>
-          <w:lang w:val="en-SG" w:eastAsia="en-GB"/>
-        </w:rPr>
-        <w:t>Weight</w:t>
-      </w:r>
-    </w:p>
-    <w:p>
-      <w:pPr>
-        <w:snapToGrid w:val="0"/>
-        <w:spacing w:after="200"/>
-        <w:jc w:val="both"/>
-        <w:rPr>
-          <w:rFonts w:eastAsia="Times New Roman" w:cs="Arial"/>
-          <w:szCs w:val="20"/>
-          <w:lang w:val="en-SG" w:eastAsia="en-GB"/>
-        </w:rPr>
-      </w:pPr>
-      <w:r>
-        <w:rPr>
-          <w:rFonts w:eastAsia="Times New Roman" w:cs="Arial"/>
-          <w:szCs w:val="20"/>
-          <w:lang w:val="en-SG" w:eastAsia="en-GB"/>
-        </w:rPr>
-        <w:t>Spacing</w:t>
-      </w:r>
-    </w:p>
-    <w:p>
-      <w:pPr>
-        <w:snapToGrid w:val="0"/>
-        <w:spacing w:after="200"/>
-        <w:jc w:val="both"/>
-        <w:rPr>
-          <w:rFonts w:eastAsia="Times New Roman" w:cs="Arial"/>
-          <w:b/>
-          <w:bCs/>
-          <w:szCs w:val="20"/>
-          <w:lang w:val="en-SG" w:eastAsia="en-GB"/>
-        </w:rPr>
-      </w:pPr>
-    </w:p>
-    <w:p>
-      <w:pPr>
-        <w:snapToGrid w:val="0"/>
-        <w:spacing w:after="200"/>
-        <w:jc w:val="both"/>
+        <w:t xml:space="preserve">Reference </w:t>
+      </w:r>
+      <w:r>
         <w:rPr>
           <w:rFonts w:eastAsia="Times New Roman" w:cs="Arial"/>
           <w:i/>
@@ -1405,7 +1404,8 @@
           <w:szCs w:val="20"/>
           <w:lang w:val="en-SG" w:eastAsia="en-GB"/>
         </w:rPr>
-      </w:pPr>
+        <w:t>d</w:t>
+      </w:r>
       <w:r>
         <w:rPr>
           <w:rFonts w:eastAsia="Times New Roman" w:cs="Arial"/>
@@ -1414,9 +1414,48 @@
           <w:szCs w:val="20"/>
           <w:lang w:val="en-SG" w:eastAsia="en-GB"/>
         </w:rPr>
-        <w:t xml:space="preserve">Reference </w:t>
-      </w:r>
-      <w:r>
+        <w:t>irection</w:t>
+      </w:r>
+    </w:p>
+    <w:p>
+      <w:pPr>
+        <w:snapToGrid w:val="0"/>
+        <w:spacing w:after="200"/>
+        <w:jc w:val="both"/>
+        <w:rPr>
+          <w:rFonts w:eastAsia="Times New Roman" w:cs="Arial"/>
+          <w:szCs w:val="20"/>
+          <w:lang w:val="en-SG" w:eastAsia="en-GB"/>
+        </w:rPr>
+      </w:pPr>
+      <w:r>
+        <w:rPr>
+          <w:rFonts w:eastAsia="Times New Roman" w:cs="Arial"/>
+          <w:szCs w:val="20"/>
+          <w:lang w:val="en-SG" w:eastAsia="en-GB"/>
+        </w:rPr>
+        <w:t>Concept 2</w:t>
+      </w:r>
+    </w:p>
+    <w:p>
+      <w:pPr>
+        <w:snapToGrid w:val="0"/>
+        <w:spacing w:after="200"/>
+        <w:jc w:val="both"/>
+        <w:rPr>
+          <w:rFonts w:eastAsia="Times New Roman" w:cs="Arial"/>
+          <w:b/>
+          <w:bCs/>
+          <w:szCs w:val="20"/>
+          <w:lang w:val="en-SG" w:eastAsia="en-GB"/>
+        </w:rPr>
+      </w:pPr>
+    </w:p>
+    <w:p>
+      <w:pPr>
+        <w:snapToGrid w:val="0"/>
+        <w:spacing w:after="200"/>
+        <w:jc w:val="both"/>
         <w:rPr>
           <w:rFonts w:eastAsia="Times New Roman" w:cs="Arial"/>
           <w:i/>
@@ -1424,8 +1463,7 @@
           <w:szCs w:val="20"/>
           <w:lang w:val="en-SG" w:eastAsia="en-GB"/>
         </w:rPr>
-        <w:t>d</w:t>
-      </w:r>
+      </w:pPr>
       <w:r>
         <w:rPr>
           <w:rFonts w:eastAsia="Times New Roman" w:cs="Arial"/>
@@ -1434,27 +1472,27 @@
           <w:szCs w:val="20"/>
           <w:lang w:val="en-SG" w:eastAsia="en-GB"/>
         </w:rPr>
-        <w:t>irection</w:t>
-      </w:r>
-    </w:p>
-    <w:p>
-      <w:pPr>
-        <w:snapToGrid w:val="0"/>
-        <w:spacing w:after="200"/>
-        <w:jc w:val="both"/>
-        <w:rPr>
-          <w:rFonts w:eastAsia="Times New Roman" w:cs="Arial"/>
-          <w:szCs w:val="20"/>
-          <w:lang w:val="en-SG" w:eastAsia="en-GB"/>
-        </w:rPr>
-      </w:pPr>
-      <w:r>
-        <w:rPr>
-          <w:rFonts w:eastAsia="Times New Roman" w:cs="Arial"/>
-          <w:szCs w:val="20"/>
-          <w:lang w:val="en-SG" w:eastAsia="en-GB"/>
-        </w:rPr>
-        <w:t>Concept 2</w:t>
+        <w:t>Avoid</w:t>
+      </w:r>
+    </w:p>
+    <w:p>
+      <w:pPr>
+        <w:snapToGrid w:val="0"/>
+        <w:spacing w:after="200"/>
+        <w:jc w:val="both"/>
+        <w:rPr>
+          <w:rFonts w:eastAsia="Times New Roman" w:cs="Arial"/>
+          <w:szCs w:val="20"/>
+          <w:lang w:val="en-SG" w:eastAsia="en-GB"/>
+        </w:rPr>
+      </w:pPr>
+      <w:r>
+        <w:rPr>
+          <w:rFonts w:eastAsia="Times New Roman" w:cs="Arial"/>
+          <w:szCs w:val="20"/>
+          <w:lang w:val="en-SG" w:eastAsia="en-GB"/>
+        </w:rPr>
+        <w:t>Typography inconsistent with the Ascendiate logo</w:t>
       </w:r>
     </w:p>
     <w:p>
@@ -1492,64 +1530,6 @@
           <w:szCs w:val="20"/>
           <w:lang w:val="en-SG" w:eastAsia="en-GB"/>
         </w:rPr>
-        <w:t>Avoid</w:t>
-      </w:r>
-    </w:p>
-    <w:p>
-      <w:pPr>
-        <w:snapToGrid w:val="0"/>
-        <w:spacing w:after="200"/>
-        <w:jc w:val="both"/>
-        <w:rPr>
-          <w:rFonts w:eastAsia="Times New Roman" w:cs="Arial"/>
-          <w:szCs w:val="20"/>
-          <w:lang w:val="en-SG" w:eastAsia="en-GB"/>
-        </w:rPr>
-      </w:pPr>
-      <w:r>
-        <w:rPr>
-          <w:rFonts w:eastAsia="Times New Roman" w:cs="Arial"/>
-          <w:szCs w:val="20"/>
-          <w:lang w:val="en-SG" w:eastAsia="en-GB"/>
-        </w:rPr>
-        <w:t>Typography inconsistent with the Ascendiate logo</w:t>
-      </w:r>
-    </w:p>
-    <w:p>
-      <w:pPr>
-        <w:snapToGrid w:val="0"/>
-        <w:spacing w:after="200"/>
-        <w:jc w:val="both"/>
-        <w:rPr>
-          <w:rFonts w:eastAsia="Times New Roman" w:cs="Arial"/>
-          <w:b/>
-          <w:bCs/>
-          <w:szCs w:val="20"/>
-          <w:lang w:val="en-SG" w:eastAsia="en-GB"/>
-        </w:rPr>
-      </w:pPr>
-    </w:p>
-    <w:p>
-      <w:pPr>
-        <w:snapToGrid w:val="0"/>
-        <w:spacing w:after="200"/>
-        <w:jc w:val="both"/>
-        <w:rPr>
-          <w:rFonts w:eastAsia="Times New Roman" w:cs="Arial"/>
-          <w:i/>
-          <w:iCs/>
-          <w:szCs w:val="20"/>
-          <w:lang w:val="en-SG" w:eastAsia="en-GB"/>
-        </w:rPr>
-      </w:pPr>
-      <w:r>
-        <w:rPr>
-          <w:rFonts w:eastAsia="Times New Roman" w:cs="Arial"/>
-          <w:i/>
-          <w:iCs/>
-          <w:szCs w:val="20"/>
-          <w:lang w:val="en-SG" w:eastAsia="en-GB"/>
-        </w:rPr>
         <w:t>General</w:t>
       </w:r>
     </w:p>
@@ -1915,7 +1895,15 @@
         <w:rPr>
           <w:rFonts w:eastAsia="Times New Roman" w:cs="Arial"/>
           <w:szCs w:val="20"/>
-          <w:lang w:val="en-SG" w:eastAsia="en-GB"/>
+          <w:highlight w:val="cyan"/>
+          <w:lang w:val="en-SG" w:eastAsia="en-GB"/>
+          <w:rPrChange w:id="0" w:author="Nicholas Zaklama" w:date="2026-06-07T19:06:00Z" w16du:dateUtc="2026-06-07T11:06:00Z">
+            <w:rPr>
+              <w:rFonts w:eastAsia="Times New Roman" w:cs="Arial"/>
+              <w:szCs w:val="20"/>
+              <w:lang w:val="en-SG" w:eastAsia="en-GB"/>
+            </w:rPr>
+          </w:rPrChange>
         </w:rPr>
         <w:t>LOGO</w:t>
       </w:r>
@@ -1923,7 +1911,15 @@
         <w:rPr>
           <w:rFonts w:eastAsia="Times New Roman" w:cs="Arial"/>
           <w:szCs w:val="20"/>
-          <w:lang w:val="en-SG" w:eastAsia="en-GB"/>
+          <w:highlight w:val="cyan"/>
+          <w:lang w:val="en-SG" w:eastAsia="en-GB"/>
+          <w:rPrChange w:id="1" w:author="Nicholas Zaklama" w:date="2026-06-07T19:06:00Z" w16du:dateUtc="2026-06-07T11:06:00Z">
+            <w:rPr>
+              <w:rFonts w:eastAsia="Times New Roman" w:cs="Arial"/>
+              <w:szCs w:val="20"/>
+              <w:lang w:val="en-SG" w:eastAsia="en-GB"/>
+            </w:rPr>
+          </w:rPrChange>
         </w:rPr>
         <w:tab/>
       </w:r>
@@ -1931,18 +1927,54 @@
         <w:rPr>
           <w:rFonts w:eastAsia="Times New Roman" w:cs="Arial"/>
           <w:szCs w:val="20"/>
-          <w:lang w:val="en-SG" w:eastAsia="en-GB"/>
+          <w:highlight w:val="cyan"/>
+          <w:lang w:val="en-SG" w:eastAsia="en-GB"/>
+          <w:rPrChange w:id="2" w:author="Nicholas Zaklama" w:date="2026-06-07T19:06:00Z" w16du:dateUtc="2026-06-07T11:06:00Z">
+            <w:rPr>
+              <w:rFonts w:eastAsia="Times New Roman" w:cs="Arial"/>
+              <w:szCs w:val="20"/>
+              <w:lang w:val="en-SG" w:eastAsia="en-GB"/>
+            </w:rPr>
+          </w:rPrChange>
         </w:rPr>
         <w:tab/>
       </w:r>
-      <w:r>
-        <w:rPr>
-          <w:rFonts w:eastAsia="Times New Roman" w:cs="Arial"/>
-          <w:szCs w:val="20"/>
-          <w:lang w:val="en-SG" w:eastAsia="en-GB"/>
-        </w:rPr>
-        <w:t>About | Experience | Approach | Contact</w:t>
-      </w:r>
+      <w:del w:id="3" w:author="Nicholas Zaklama" w:date="2026-06-07T17:26:00Z" w16du:dateUtc="2026-06-07T09:26:00Z">
+        <w:r>
+          <w:rPr>
+            <w:rFonts w:eastAsia="Times New Roman" w:cs="Arial"/>
+            <w:szCs w:val="20"/>
+            <w:highlight w:val="cyan"/>
+            <w:lang w:val="en-SG" w:eastAsia="en-GB"/>
+            <w:rPrChange w:id="4" w:author="Nicholas Zaklama" w:date="2026-06-07T19:06:00Z" w16du:dateUtc="2026-06-07T11:06:00Z">
+              <w:rPr>
+                <w:rFonts w:eastAsia="Times New Roman" w:cs="Arial"/>
+                <w:szCs w:val="20"/>
+                <w:lang w:val="en-SG" w:eastAsia="en-GB"/>
+              </w:rPr>
+            </w:rPrChange>
+          </w:rPr>
+          <w:delText>About | Experience | Approach | Contact</w:delText>
+        </w:r>
+      </w:del>
+      <w:ins w:id="5" w:author="Nicholas Zaklama" w:date="2026-06-07T17:26:00Z" w16du:dateUtc="2026-06-07T09:26:00Z">
+        <w:r>
+          <w:rPr>
+            <w:rFonts w:eastAsia="Times New Roman" w:cs="Arial"/>
+            <w:szCs w:val="20"/>
+            <w:highlight w:val="cyan"/>
+            <w:lang w:val="en-SG" w:eastAsia="en-GB"/>
+            <w:rPrChange w:id="6" w:author="Nicholas Zaklama" w:date="2026-06-07T19:06:00Z" w16du:dateUtc="2026-06-07T11:06:00Z">
+              <w:rPr>
+                <w:rFonts w:eastAsia="Times New Roman" w:cs="Arial"/>
+                <w:szCs w:val="20"/>
+                <w:lang w:val="en-SG" w:eastAsia="en-GB"/>
+              </w:rPr>
+            </w:rPrChange>
+          </w:rPr>
+          <w:t xml:space="preserve"> About | Approach | Experience | Contact</w:t>
+        </w:r>
+      </w:ins>
     </w:p>
     <w:p>
       <w:pPr>
@@ -2751,9 +2783,108 @@
           <w:szCs w:val="20"/>
           <w:lang w:val="en-SG" w:eastAsia="en-GB"/>
         </w:rPr>
-        <w:t xml:space="preserve">Supporting </w:t>
-      </w:r>
-      <w:r>
+        <w:t>Supporting description</w:t>
+      </w:r>
+    </w:p>
+    <w:p>
+      <w:pPr>
+        <w:snapToGrid w:val="0"/>
+        <w:spacing w:after="200"/>
+        <w:jc w:val="both"/>
+        <w:outlineLvl w:val="1"/>
+        <w:rPr>
+          <w:rFonts w:eastAsia="Times New Roman" w:cs="Arial"/>
+          <w:szCs w:val="20"/>
+          <w:lang w:val="en-SG" w:eastAsia="en-GB"/>
+        </w:rPr>
+      </w:pPr>
+      <w:r>
+        <w:rPr>
+          <w:rFonts w:eastAsia="Times New Roman" w:cs="Arial"/>
+          <w:szCs w:val="20"/>
+          <w:lang w:val="en-SG" w:eastAsia="en-GB"/>
+        </w:rPr>
+        <w:t>Guiding strategic transactions, restructurings and operational improvement across the aviation sector</w:t>
+      </w:r>
+    </w:p>
+    <w:p>
+      <w:pPr>
+        <w:snapToGrid w:val="0"/>
+        <w:spacing w:after="200"/>
+        <w:jc w:val="both"/>
+        <w:outlineLvl w:val="1"/>
+        <w:rPr>
+          <w:rFonts w:eastAsia="Times New Roman" w:cs="Arial"/>
+          <w:b/>
+          <w:bCs/>
+          <w:szCs w:val="20"/>
+          <w:lang w:val="en-SG" w:eastAsia="en-GB"/>
+        </w:rPr>
+      </w:pPr>
+    </w:p>
+    <w:p>
+      <w:pPr>
+        <w:snapToGrid w:val="0"/>
+        <w:spacing w:after="200"/>
+        <w:jc w:val="both"/>
+        <w:outlineLvl w:val="1"/>
+        <w:rPr>
+          <w:rFonts w:eastAsia="Times New Roman" w:cs="Arial"/>
+          <w:szCs w:val="20"/>
+          <w:lang w:val="en-SG" w:eastAsia="en-GB"/>
+        </w:rPr>
+      </w:pPr>
+      <w:r>
+        <w:rPr>
+          <w:rFonts w:eastAsia="Times New Roman" w:cs="Arial"/>
+          <w:szCs w:val="20"/>
+          <w:lang w:val="en-SG" w:eastAsia="en-GB"/>
+        </w:rPr>
+        <w:t>Context and scope</w:t>
+      </w:r>
+    </w:p>
+    <w:p>
+      <w:pPr>
+        <w:snapToGrid w:val="0"/>
+        <w:spacing w:after="200"/>
+        <w:jc w:val="both"/>
+        <w:outlineLvl w:val="1"/>
+        <w:rPr>
+          <w:rFonts w:eastAsia="Times New Roman" w:cs="Arial"/>
+          <w:szCs w:val="20"/>
+          <w:lang w:val="en-SG" w:eastAsia="en-GB"/>
+        </w:rPr>
+      </w:pPr>
+      <w:r>
+        <w:rPr>
+          <w:rFonts w:eastAsia="Times New Roman" w:cs="Arial"/>
+          <w:szCs w:val="20"/>
+          <w:lang w:val="en-SG" w:eastAsia="en-GB"/>
+        </w:rPr>
+        <w:t>Provides practical context without becoming a list of services or repeating the headline</w:t>
+      </w:r>
+    </w:p>
+    <w:p>
+      <w:pPr>
+        <w:snapToGrid w:val="0"/>
+        <w:spacing w:after="200"/>
+        <w:jc w:val="both"/>
+        <w:outlineLvl w:val="1"/>
+        <w:rPr>
+          <w:rFonts w:eastAsia="Times New Roman" w:cs="Arial"/>
+          <w:b/>
+          <w:bCs/>
+          <w:szCs w:val="20"/>
+          <w:lang w:val="en-SG" w:eastAsia="en-GB"/>
+        </w:rPr>
+      </w:pPr>
+    </w:p>
+    <w:p>
+      <w:pPr>
+        <w:snapToGrid w:val="0"/>
+        <w:spacing w:after="200"/>
+        <w:jc w:val="both"/>
+        <w:outlineLvl w:val="1"/>
         <w:rPr>
           <w:rFonts w:eastAsia="Times New Roman" w:cs="Arial"/>
           <w:i/>
@@ -2761,8 +2892,7 @@
           <w:szCs w:val="20"/>
           <w:lang w:val="en-SG" w:eastAsia="en-GB"/>
         </w:rPr>
-        <w:t>d</w:t>
-      </w:r>
+      </w:pPr>
       <w:r>
         <w:rPr>
           <w:rFonts w:eastAsia="Times New Roman" w:cs="Arial"/>
@@ -2771,110 +2901,19 @@
           <w:szCs w:val="20"/>
           <w:lang w:val="en-SG" w:eastAsia="en-GB"/>
         </w:rPr>
-        <w:t>escription</w:t>
-      </w:r>
-    </w:p>
-    <w:p>
-      <w:pPr>
-        <w:snapToGrid w:val="0"/>
-        <w:spacing w:after="200"/>
-        <w:jc w:val="both"/>
-        <w:outlineLvl w:val="1"/>
-        <w:rPr>
-          <w:rFonts w:eastAsia="Times New Roman" w:cs="Arial"/>
-          <w:szCs w:val="20"/>
-          <w:lang w:val="en-SG" w:eastAsia="en-GB"/>
-        </w:rPr>
-      </w:pPr>
-      <w:r>
-        <w:rPr>
-          <w:rFonts w:eastAsia="Times New Roman" w:cs="Arial"/>
-          <w:szCs w:val="20"/>
-          <w:lang w:val="en-SG" w:eastAsia="en-GB"/>
-        </w:rPr>
-        <w:t>Guiding strategic transactions, restructurings and operational improvement across the aviation sector</w:t>
-      </w:r>
-    </w:p>
-    <w:p>
-      <w:pPr>
-        <w:snapToGrid w:val="0"/>
-        <w:spacing w:after="200"/>
-        <w:jc w:val="both"/>
-        <w:outlineLvl w:val="1"/>
-        <w:rPr>
-          <w:rFonts w:eastAsia="Times New Roman" w:cs="Arial"/>
-          <w:b/>
-          <w:bCs/>
-          <w:szCs w:val="20"/>
-          <w:lang w:val="en-SG" w:eastAsia="en-GB"/>
-        </w:rPr>
-      </w:pPr>
-    </w:p>
-    <w:p>
-      <w:pPr>
-        <w:snapToGrid w:val="0"/>
-        <w:spacing w:after="200"/>
-        <w:jc w:val="both"/>
-        <w:outlineLvl w:val="1"/>
-        <w:rPr>
-          <w:rFonts w:eastAsia="Times New Roman" w:cs="Arial"/>
-          <w:szCs w:val="20"/>
-          <w:lang w:val="en-SG" w:eastAsia="en-GB"/>
-        </w:rPr>
-      </w:pPr>
-      <w:r>
-        <w:rPr>
-          <w:rFonts w:eastAsia="Times New Roman" w:cs="Arial"/>
-          <w:szCs w:val="20"/>
-          <w:lang w:val="en-SG" w:eastAsia="en-GB"/>
-        </w:rPr>
-        <w:t>Context and scope</w:t>
-      </w:r>
-    </w:p>
-    <w:p>
-      <w:pPr>
-        <w:snapToGrid w:val="0"/>
-        <w:spacing w:after="200"/>
-        <w:jc w:val="both"/>
-        <w:outlineLvl w:val="1"/>
-        <w:rPr>
-          <w:rFonts w:eastAsia="Times New Roman" w:cs="Arial"/>
-          <w:szCs w:val="20"/>
-          <w:lang w:val="en-SG" w:eastAsia="en-GB"/>
-        </w:rPr>
-      </w:pPr>
-      <w:r>
-        <w:rPr>
-          <w:rFonts w:eastAsia="Times New Roman" w:cs="Arial"/>
-          <w:szCs w:val="20"/>
-          <w:lang w:val="en-SG" w:eastAsia="en-GB"/>
-        </w:rPr>
-        <w:t>Provides practical context without becoming a list of services or repeating the headline</w:t>
-      </w:r>
-    </w:p>
-    <w:p>
-      <w:pPr>
-        <w:snapToGrid w:val="0"/>
-        <w:spacing w:after="200"/>
-        <w:jc w:val="both"/>
-        <w:outlineLvl w:val="1"/>
-        <w:rPr>
-          <w:rFonts w:eastAsia="Times New Roman" w:cs="Arial"/>
-          <w:b/>
-          <w:bCs/>
-          <w:szCs w:val="20"/>
-          <w:lang w:val="en-SG" w:eastAsia="en-GB"/>
-        </w:rPr>
-      </w:pPr>
-    </w:p>
-    <w:p>
-      <w:pPr>
-        <w:snapToGrid w:val="0"/>
-        <w:spacing w:after="200"/>
-        <w:jc w:val="both"/>
-        <w:outlineLvl w:val="1"/>
-        <w:rPr>
-          <w:rFonts w:eastAsia="Times New Roman" w:cs="Arial"/>
+        <w:t>CTA</w:t>
+      </w:r>
+    </w:p>
+    <w:p>
+      <w:pPr>
+        <w:snapToGrid w:val="0"/>
+        <w:spacing w:after="200"/>
+        <w:jc w:val="both"/>
+        <w:outlineLvl w:val="1"/>
+        <w:rPr>
+          <w:rFonts w:eastAsia="Times New Roman" w:cs="Arial"/>
+          <w:b/>
+          <w:bCs/>
           <w:i/>
           <w:iCs/>
           <w:szCs w:val="20"/>
@@ -2884,110 +2923,102 @@
       <w:r>
         <w:rPr>
           <w:rFonts w:eastAsia="Times New Roman" w:cs="Arial"/>
+          <w:szCs w:val="20"/>
+          <w:lang w:val="en-SG" w:eastAsia="en-GB"/>
+        </w:rPr>
+        <w:t>Experience</w:t>
+      </w:r>
+    </w:p>
+    <w:p>
+      <w:pPr>
+        <w:snapToGrid w:val="0"/>
+        <w:spacing w:after="200"/>
+        <w:jc w:val="both"/>
+        <w:rPr>
+          <w:rFonts w:eastAsia="Times New Roman" w:cs="Arial"/>
+          <w:b/>
+          <w:bCs/>
+          <w:szCs w:val="20"/>
+          <w:lang w:val="en-SG" w:eastAsia="en-GB"/>
+        </w:rPr>
+      </w:pPr>
+      <w:r>
+        <w:rPr>
+          <w:rFonts w:eastAsia="Times New Roman" w:cs="Arial"/>
+          <w:b/>
+          <w:bCs/>
+          <w:szCs w:val="20"/>
+          <w:lang w:val="en-SG" w:eastAsia="en-GB"/>
+        </w:rPr>
+        <w:br w:type="page"/>
+      </w:r>
+    </w:p>
+    <w:p>
+      <w:pPr>
+        <w:snapToGrid w:val="0"/>
+        <w:spacing w:after="200"/>
+        <w:jc w:val="both"/>
+        <w:outlineLvl w:val="1"/>
+        <w:rPr>
+          <w:rFonts w:eastAsia="Times New Roman" w:cs="Arial"/>
+          <w:b/>
+          <w:bCs/>
+          <w:szCs w:val="20"/>
+          <w:lang w:val="en-SG" w:eastAsia="en-GB"/>
+        </w:rPr>
+      </w:pPr>
+      <w:r>
+        <w:rPr>
+          <w:rFonts w:eastAsia="Times New Roman" w:cs="Arial"/>
+          <w:b/>
+          <w:bCs/>
+          <w:szCs w:val="20"/>
+          <w:lang w:val="en-SG" w:eastAsia="en-GB"/>
+        </w:rPr>
+        <w:lastRenderedPageBreak/>
+        <w:t>Design intent</w:t>
+      </w:r>
+    </w:p>
+    <w:p>
+      <w:pPr>
+        <w:snapToGrid w:val="0"/>
+        <w:spacing w:after="200"/>
+        <w:jc w:val="both"/>
+        <w:outlineLvl w:val="1"/>
+        <w:rPr>
+          <w:rFonts w:eastAsia="Times New Roman" w:cs="Arial"/>
+          <w:b/>
+          <w:bCs/>
+          <w:szCs w:val="20"/>
+          <w:lang w:val="en-SG" w:eastAsia="en-GB"/>
+        </w:rPr>
+      </w:pPr>
+    </w:p>
+    <w:p>
+      <w:pPr>
+        <w:snapToGrid w:val="0"/>
+        <w:spacing w:after="200"/>
+        <w:jc w:val="both"/>
+        <w:outlineLvl w:val="1"/>
+        <w:rPr>
+          <w:rFonts w:eastAsia="Times New Roman" w:cs="Arial"/>
           <w:i/>
           <w:iCs/>
           <w:szCs w:val="20"/>
           <w:lang w:val="en-SG" w:eastAsia="en-GB"/>
         </w:rPr>
-        <w:t>CTA</w:t>
-      </w:r>
-    </w:p>
-    <w:p>
-      <w:pPr>
-        <w:snapToGrid w:val="0"/>
-        <w:spacing w:after="200"/>
-        <w:jc w:val="both"/>
-        <w:outlineLvl w:val="1"/>
-        <w:rPr>
-          <w:rFonts w:eastAsia="Times New Roman" w:cs="Arial"/>
-          <w:b/>
-          <w:bCs/>
+      </w:pPr>
+      <w:r>
+        <w:rPr>
+          <w:rFonts w:eastAsia="Times New Roman" w:cs="Arial"/>
           <w:i/>
           <w:iCs/>
           <w:szCs w:val="20"/>
           <w:lang w:val="en-SG" w:eastAsia="en-GB"/>
         </w:rPr>
-      </w:pPr>
-      <w:r>
-        <w:rPr>
-          <w:rFonts w:eastAsia="Times New Roman" w:cs="Arial"/>
-          <w:szCs w:val="20"/>
-          <w:lang w:val="en-SG" w:eastAsia="en-GB"/>
-        </w:rPr>
-        <w:t>Experience</w:t>
-      </w:r>
-    </w:p>
-    <w:p>
-      <w:pPr>
-        <w:snapToGrid w:val="0"/>
-        <w:spacing w:after="200"/>
-        <w:jc w:val="both"/>
-        <w:rPr>
-          <w:rFonts w:eastAsia="Times New Roman" w:cs="Arial"/>
-          <w:b/>
-          <w:bCs/>
-          <w:szCs w:val="20"/>
-          <w:lang w:val="en-SG" w:eastAsia="en-GB"/>
-        </w:rPr>
-      </w:pPr>
-      <w:r>
-        <w:rPr>
-          <w:rFonts w:eastAsia="Times New Roman" w:cs="Arial"/>
-          <w:b/>
-          <w:bCs/>
-          <w:szCs w:val="20"/>
-          <w:lang w:val="en-SG" w:eastAsia="en-GB"/>
-        </w:rPr>
-        <w:br w:type="page"/>
-      </w:r>
-    </w:p>
-    <w:p>
-      <w:pPr>
-        <w:snapToGrid w:val="0"/>
-        <w:spacing w:after="200"/>
-        <w:jc w:val="both"/>
-        <w:outlineLvl w:val="1"/>
-        <w:rPr>
-          <w:rFonts w:eastAsia="Times New Roman" w:cs="Arial"/>
-          <w:b/>
-          <w:bCs/>
-          <w:szCs w:val="20"/>
-          <w:lang w:val="en-SG" w:eastAsia="en-GB"/>
-        </w:rPr>
-      </w:pPr>
-      <w:r>
-        <w:rPr>
-          <w:rFonts w:eastAsia="Times New Roman" w:cs="Arial"/>
-          <w:b/>
-          <w:bCs/>
-          <w:szCs w:val="20"/>
-          <w:lang w:val="en-SG" w:eastAsia="en-GB"/>
-        </w:rPr>
-        <w:lastRenderedPageBreak/>
-        <w:t>Design intent</w:t>
-      </w:r>
-    </w:p>
-    <w:p>
-      <w:pPr>
-        <w:snapToGrid w:val="0"/>
-        <w:spacing w:after="200"/>
-        <w:jc w:val="both"/>
-        <w:outlineLvl w:val="1"/>
-        <w:rPr>
-          <w:rFonts w:eastAsia="Times New Roman" w:cs="Arial"/>
-          <w:b/>
-          <w:bCs/>
-          <w:szCs w:val="20"/>
-          <w:lang w:val="en-SG" w:eastAsia="en-GB"/>
-        </w:rPr>
-      </w:pPr>
-    </w:p>
-    <w:p>
-      <w:pPr>
-        <w:snapToGrid w:val="0"/>
-        <w:spacing w:after="200"/>
-        <w:jc w:val="both"/>
-        <w:outlineLvl w:val="1"/>
+        <w:t>Eyebrow /</w:t>
+      </w:r>
+      <w:r>
         <w:rPr>
           <w:rFonts w:eastAsia="Times New Roman" w:cs="Arial"/>
           <w:i/>
@@ -2995,7 +3026,8 @@
           <w:szCs w:val="20"/>
           <w:lang w:val="en-SG" w:eastAsia="en-GB"/>
         </w:rPr>
-      </w:pPr>
+        <w:t>i</w:t>
+      </w:r>
       <w:r>
         <w:rPr>
           <w:rFonts w:eastAsia="Times New Roman" w:cs="Arial"/>
@@ -3004,7 +3036,7 @@
           <w:szCs w:val="20"/>
           <w:lang w:val="en-SG" w:eastAsia="en-GB"/>
         </w:rPr>
-        <w:t>Eyebrow /</w:t>
+        <w:t xml:space="preserve">ntroductory </w:t>
       </w:r>
       <w:r>
         <w:rPr>
@@ -3014,7 +3046,7 @@
           <w:szCs w:val="20"/>
           <w:lang w:val="en-SG" w:eastAsia="en-GB"/>
         </w:rPr>
-        <w:t>i</w:t>
+        <w:t>l</w:t>
       </w:r>
       <w:r>
         <w:rPr>
@@ -3024,9 +3056,49 @@
           <w:szCs w:val="20"/>
           <w:lang w:val="en-SG" w:eastAsia="en-GB"/>
         </w:rPr>
-        <w:t xml:space="preserve">ntroductory </w:t>
-      </w:r>
-      <w:r>
+        <w:t>ine</w:t>
+      </w:r>
+    </w:p>
+    <w:p>
+      <w:pPr>
+        <w:snapToGrid w:val="0"/>
+        <w:spacing w:after="200"/>
+        <w:jc w:val="both"/>
+        <w:outlineLvl w:val="1"/>
+        <w:rPr>
+          <w:rFonts w:eastAsia="Times New Roman" w:cs="Arial"/>
+          <w:szCs w:val="20"/>
+          <w:lang w:val="en-SG" w:eastAsia="en-GB"/>
+        </w:rPr>
+      </w:pPr>
+      <w:r>
+        <w:rPr>
+          <w:rFonts w:eastAsia="Times New Roman" w:cs="Arial"/>
+          <w:szCs w:val="20"/>
+          <w:lang w:val="en-SG" w:eastAsia="en-GB"/>
+        </w:rPr>
+        <w:t>Smallest text in the hero section</w:t>
+      </w:r>
+    </w:p>
+    <w:p>
+      <w:pPr>
+        <w:snapToGrid w:val="0"/>
+        <w:spacing w:after="200"/>
+        <w:jc w:val="both"/>
+        <w:outlineLvl w:val="1"/>
+        <w:rPr>
+          <w:rFonts w:eastAsia="Times New Roman" w:cs="Arial"/>
+          <w:szCs w:val="20"/>
+          <w:lang w:val="en-SG" w:eastAsia="en-GB"/>
+        </w:rPr>
+      </w:pPr>
+    </w:p>
+    <w:p>
+      <w:pPr>
+        <w:snapToGrid w:val="0"/>
+        <w:spacing w:after="200"/>
+        <w:jc w:val="both"/>
+        <w:outlineLvl w:val="1"/>
         <w:rPr>
           <w:rFonts w:eastAsia="Times New Roman" w:cs="Arial"/>
           <w:i/>
@@ -3034,8 +3106,7 @@
           <w:szCs w:val="20"/>
           <w:lang w:val="en-SG" w:eastAsia="en-GB"/>
         </w:rPr>
-        <w:t>l</w:t>
-      </w:r>
+      </w:pPr>
       <w:r>
         <w:rPr>
           <w:rFonts w:eastAsia="Times New Roman" w:cs="Arial"/>
@@ -3044,28 +3115,28 @@
           <w:szCs w:val="20"/>
           <w:lang w:val="en-SG" w:eastAsia="en-GB"/>
         </w:rPr>
-        <w:t>ine</w:t>
-      </w:r>
-    </w:p>
-    <w:p>
-      <w:pPr>
-        <w:snapToGrid w:val="0"/>
-        <w:spacing w:after="200"/>
-        <w:jc w:val="both"/>
-        <w:outlineLvl w:val="1"/>
-        <w:rPr>
-          <w:rFonts w:eastAsia="Times New Roman" w:cs="Arial"/>
-          <w:szCs w:val="20"/>
-          <w:lang w:val="en-SG" w:eastAsia="en-GB"/>
-        </w:rPr>
-      </w:pPr>
-      <w:r>
-        <w:rPr>
-          <w:rFonts w:eastAsia="Times New Roman" w:cs="Arial"/>
-          <w:szCs w:val="20"/>
-          <w:lang w:val="en-SG" w:eastAsia="en-GB"/>
-        </w:rPr>
-        <w:t>Smallest text in the hero section</w:t>
+        <w:t>Headline</w:t>
+      </w:r>
+    </w:p>
+    <w:p>
+      <w:pPr>
+        <w:snapToGrid w:val="0"/>
+        <w:spacing w:after="200"/>
+        <w:jc w:val="both"/>
+        <w:outlineLvl w:val="1"/>
+        <w:rPr>
+          <w:rFonts w:eastAsia="Times New Roman" w:cs="Arial"/>
+          <w:szCs w:val="20"/>
+          <w:lang w:val="en-SG" w:eastAsia="en-GB"/>
+        </w:rPr>
+      </w:pPr>
+      <w:r>
+        <w:rPr>
+          <w:rFonts w:eastAsia="Times New Roman" w:cs="Arial"/>
+          <w:szCs w:val="20"/>
+          <w:lang w:val="en-SG" w:eastAsia="en-GB"/>
+        </w:rPr>
+        <w:t>Largest text on the page</w:t>
       </w:r>
     </w:p>
     <w:p>
@@ -3103,49 +3174,9 @@
           <w:szCs w:val="20"/>
           <w:lang w:val="en-SG" w:eastAsia="en-GB"/>
         </w:rPr>
-        <w:t>Headline</w:t>
-      </w:r>
-    </w:p>
-    <w:p>
-      <w:pPr>
-        <w:snapToGrid w:val="0"/>
-        <w:spacing w:after="200"/>
-        <w:jc w:val="both"/>
-        <w:outlineLvl w:val="1"/>
-        <w:rPr>
-          <w:rFonts w:eastAsia="Times New Roman" w:cs="Arial"/>
-          <w:szCs w:val="20"/>
-          <w:lang w:val="en-SG" w:eastAsia="en-GB"/>
-        </w:rPr>
-      </w:pPr>
-      <w:r>
-        <w:rPr>
-          <w:rFonts w:eastAsia="Times New Roman" w:cs="Arial"/>
-          <w:szCs w:val="20"/>
-          <w:lang w:val="en-SG" w:eastAsia="en-GB"/>
-        </w:rPr>
-        <w:t>Largest text on the page</w:t>
-      </w:r>
-    </w:p>
-    <w:p>
-      <w:pPr>
-        <w:snapToGrid w:val="0"/>
-        <w:spacing w:after="200"/>
-        <w:jc w:val="both"/>
-        <w:outlineLvl w:val="1"/>
-        <w:rPr>
-          <w:rFonts w:eastAsia="Times New Roman" w:cs="Arial"/>
-          <w:szCs w:val="20"/>
-          <w:lang w:val="en-SG" w:eastAsia="en-GB"/>
-        </w:rPr>
-      </w:pPr>
-    </w:p>
-    <w:p>
-      <w:pPr>
-        <w:snapToGrid w:val="0"/>
-        <w:spacing w:after="200"/>
-        <w:jc w:val="both"/>
-        <w:outlineLvl w:val="1"/>
+        <w:t xml:space="preserve">Supporting </w:t>
+      </w:r>
+      <w:r>
         <w:rPr>
           <w:rFonts w:eastAsia="Times New Roman" w:cs="Arial"/>
           <w:i/>
@@ -3153,7 +3184,8 @@
           <w:szCs w:val="20"/>
           <w:lang w:val="en-SG" w:eastAsia="en-GB"/>
         </w:rPr>
-      </w:pPr>
+        <w:t>d</w:t>
+      </w:r>
       <w:r>
         <w:rPr>
           <w:rFonts w:eastAsia="Times New Roman" w:cs="Arial"/>
@@ -3162,9 +3194,49 @@
           <w:szCs w:val="20"/>
           <w:lang w:val="en-SG" w:eastAsia="en-GB"/>
         </w:rPr>
-        <w:t xml:space="preserve">Supporting </w:t>
-      </w:r>
-      <w:r>
+        <w:t>escription</w:t>
+      </w:r>
+    </w:p>
+    <w:p>
+      <w:pPr>
+        <w:snapToGrid w:val="0"/>
+        <w:spacing w:after="200"/>
+        <w:jc w:val="both"/>
+        <w:outlineLvl w:val="1"/>
+        <w:rPr>
+          <w:rFonts w:eastAsia="Times New Roman" w:cs="Arial"/>
+          <w:szCs w:val="20"/>
+          <w:lang w:val="en-SG" w:eastAsia="en-GB"/>
+        </w:rPr>
+      </w:pPr>
+      <w:r>
+        <w:rPr>
+          <w:rFonts w:eastAsia="Times New Roman" w:cs="Arial"/>
+          <w:szCs w:val="20"/>
+          <w:lang w:val="en-SG" w:eastAsia="en-GB"/>
+        </w:rPr>
+        <w:t>Larger than body text but clearly subordinate to the headline</w:t>
+      </w:r>
+    </w:p>
+    <w:p>
+      <w:pPr>
+        <w:snapToGrid w:val="0"/>
+        <w:spacing w:after="200"/>
+        <w:jc w:val="both"/>
+        <w:outlineLvl w:val="1"/>
+        <w:rPr>
+          <w:rFonts w:eastAsia="Times New Roman" w:cs="Arial"/>
+          <w:szCs w:val="20"/>
+          <w:lang w:val="en-SG" w:eastAsia="en-GB"/>
+        </w:rPr>
+      </w:pPr>
+    </w:p>
+    <w:p>
+      <w:pPr>
+        <w:snapToGrid w:val="0"/>
+        <w:spacing w:after="200"/>
+        <w:jc w:val="both"/>
+        <w:outlineLvl w:val="1"/>
         <w:rPr>
           <w:rFonts w:eastAsia="Times New Roman" w:cs="Arial"/>
           <w:i/>
@@ -3172,8 +3244,7 @@
           <w:szCs w:val="20"/>
           <w:lang w:val="en-SG" w:eastAsia="en-GB"/>
         </w:rPr>
-        <w:t>d</w:t>
-      </w:r>
+      </w:pPr>
       <w:r>
         <w:rPr>
           <w:rFonts w:eastAsia="Times New Roman" w:cs="Arial"/>
@@ -3182,49 +3253,356 @@
           <w:szCs w:val="20"/>
           <w:lang w:val="en-SG" w:eastAsia="en-GB"/>
         </w:rPr>
-        <w:t>escription</w:t>
-      </w:r>
-    </w:p>
-    <w:p>
-      <w:pPr>
-        <w:snapToGrid w:val="0"/>
-        <w:spacing w:after="200"/>
-        <w:jc w:val="both"/>
-        <w:outlineLvl w:val="1"/>
-        <w:rPr>
-          <w:rFonts w:eastAsia="Times New Roman" w:cs="Arial"/>
-          <w:szCs w:val="20"/>
-          <w:lang w:val="en-SG" w:eastAsia="en-GB"/>
-        </w:rPr>
-      </w:pPr>
-      <w:r>
-        <w:rPr>
-          <w:rFonts w:eastAsia="Times New Roman" w:cs="Arial"/>
-          <w:szCs w:val="20"/>
-          <w:lang w:val="en-SG" w:eastAsia="en-GB"/>
-        </w:rPr>
-        <w:t>Larger than body text but clearly subordinate to the headline</w:t>
-      </w:r>
-    </w:p>
-    <w:p>
-      <w:pPr>
-        <w:snapToGrid w:val="0"/>
-        <w:spacing w:after="200"/>
-        <w:jc w:val="both"/>
-        <w:outlineLvl w:val="1"/>
-        <w:rPr>
-          <w:rFonts w:eastAsia="Times New Roman" w:cs="Arial"/>
-          <w:szCs w:val="20"/>
-          <w:lang w:val="en-SG" w:eastAsia="en-GB"/>
-        </w:rPr>
-      </w:pPr>
-    </w:p>
-    <w:p>
-      <w:pPr>
-        <w:snapToGrid w:val="0"/>
-        <w:spacing w:after="200"/>
-        <w:jc w:val="both"/>
-        <w:outlineLvl w:val="1"/>
+        <w:t>Overall feel</w:t>
+      </w:r>
+    </w:p>
+    <w:p>
+      <w:pPr>
+        <w:snapToGrid w:val="0"/>
+        <w:spacing w:after="200"/>
+        <w:jc w:val="both"/>
+        <w:outlineLvl w:val="1"/>
+        <w:rPr>
+          <w:rFonts w:eastAsia="Times New Roman" w:cs="Arial"/>
+          <w:szCs w:val="20"/>
+          <w:lang w:val="en-SG" w:eastAsia="en-GB"/>
+        </w:rPr>
+      </w:pPr>
+      <w:r>
+        <w:rPr>
+          <w:rFonts w:eastAsia="Times New Roman" w:cs="Arial"/>
+          <w:szCs w:val="20"/>
+          <w:lang w:val="en-SG" w:eastAsia="en-GB"/>
+        </w:rPr>
+        <w:t>Executive-facing rather than corporate</w:t>
+      </w:r>
+    </w:p>
+    <w:p>
+      <w:pPr>
+        <w:snapToGrid w:val="0"/>
+        <w:spacing w:after="200"/>
+        <w:jc w:val="both"/>
+        <w:outlineLvl w:val="1"/>
+        <w:rPr>
+          <w:rFonts w:eastAsia="Times New Roman" w:cs="Arial"/>
+          <w:szCs w:val="20"/>
+          <w:lang w:val="en-SG" w:eastAsia="en-GB"/>
+        </w:rPr>
+      </w:pPr>
+      <w:r>
+        <w:rPr>
+          <w:rFonts w:eastAsia="Times New Roman" w:cs="Arial"/>
+          <w:szCs w:val="20"/>
+          <w:lang w:val="en-SG" w:eastAsia="en-GB"/>
+        </w:rPr>
+        <w:t>Trust</w:t>
+      </w:r>
+    </w:p>
+    <w:p>
+      <w:pPr>
+        <w:snapToGrid w:val="0"/>
+        <w:spacing w:after="200"/>
+        <w:jc w:val="both"/>
+        <w:outlineLvl w:val="1"/>
+        <w:rPr>
+          <w:rFonts w:eastAsia="Times New Roman" w:cs="Arial"/>
+          <w:szCs w:val="20"/>
+          <w:lang w:val="en-SG" w:eastAsia="en-GB"/>
+        </w:rPr>
+      </w:pPr>
+      <w:r>
+        <w:rPr>
+          <w:rFonts w:eastAsia="Times New Roman" w:cs="Arial"/>
+          <w:szCs w:val="20"/>
+          <w:lang w:val="en-SG" w:eastAsia="en-GB"/>
+        </w:rPr>
+        <w:t>Judgement</w:t>
+      </w:r>
+    </w:p>
+    <w:p>
+      <w:pPr>
+        <w:snapToGrid w:val="0"/>
+        <w:spacing w:after="200"/>
+        <w:jc w:val="both"/>
+        <w:outlineLvl w:val="1"/>
+        <w:rPr>
+          <w:rFonts w:eastAsia="Times New Roman" w:cs="Arial"/>
+          <w:szCs w:val="20"/>
+          <w:lang w:val="en-SG" w:eastAsia="en-GB"/>
+        </w:rPr>
+      </w:pPr>
+      <w:r>
+        <w:rPr>
+          <w:rFonts w:eastAsia="Times New Roman" w:cs="Arial"/>
+          <w:szCs w:val="20"/>
+          <w:lang w:val="en-SG" w:eastAsia="en-GB"/>
+        </w:rPr>
+        <w:t>Clarity</w:t>
+      </w:r>
+    </w:p>
+    <w:p>
+      <w:pPr>
+        <w:snapToGrid w:val="0"/>
+        <w:spacing w:after="200"/>
+        <w:jc w:val="both"/>
+        <w:outlineLvl w:val="1"/>
+        <w:rPr>
+          <w:rFonts w:eastAsia="Times New Roman" w:cs="Arial"/>
+          <w:szCs w:val="20"/>
+          <w:lang w:val="en-SG" w:eastAsia="en-GB"/>
+        </w:rPr>
+      </w:pPr>
+      <w:r>
+        <w:rPr>
+          <w:rFonts w:eastAsia="Times New Roman" w:cs="Arial"/>
+          <w:szCs w:val="20"/>
+          <w:lang w:val="en-SG" w:eastAsia="en-GB"/>
+        </w:rPr>
+        <w:t>Sophistication</w:t>
+      </w:r>
+    </w:p>
+    <w:p>
+      <w:pPr>
+        <w:snapToGrid w:val="0"/>
+        <w:spacing w:after="200"/>
+        <w:jc w:val="both"/>
+        <w:outlineLvl w:val="1"/>
+        <w:rPr>
+          <w:rFonts w:eastAsia="Times New Roman" w:cs="Arial"/>
+          <w:szCs w:val="20"/>
+          <w:lang w:val="en-SG" w:eastAsia="en-GB"/>
+        </w:rPr>
+      </w:pPr>
+      <w:r>
+        <w:rPr>
+          <w:rFonts w:eastAsia="Times New Roman" w:cs="Arial"/>
+          <w:szCs w:val="20"/>
+          <w:lang w:val="en-SG" w:eastAsia="en-GB"/>
+        </w:rPr>
+        <w:t>Restraint</w:t>
+      </w:r>
+    </w:p>
+    <w:p>
+      <w:pPr>
+        <w:snapToGrid w:val="0"/>
+        <w:spacing w:after="200"/>
+        <w:jc w:val="both"/>
+        <w:outlineLvl w:val="1"/>
+        <w:rPr>
+          <w:rFonts w:eastAsia="Times New Roman" w:cs="Arial"/>
+          <w:szCs w:val="20"/>
+          <w:lang w:val="en-SG" w:eastAsia="en-GB"/>
+        </w:rPr>
+      </w:pPr>
+      <w:r>
+        <w:rPr>
+          <w:rFonts w:eastAsia="Times New Roman" w:cs="Arial"/>
+          <w:szCs w:val="20"/>
+          <w:lang w:val="en-SG" w:eastAsia="en-GB"/>
+        </w:rPr>
+        <w:t>Emphasis on typography, spacing and hierarchy rather than graphics, colour or animation</w:t>
+      </w:r>
+    </w:p>
+    <w:p>
+      <w:pPr>
+        <w:snapToGrid w:val="0"/>
+        <w:spacing w:after="200"/>
+        <w:jc w:val="both"/>
+        <w:outlineLvl w:val="1"/>
+        <w:rPr>
+          <w:rFonts w:eastAsia="Times New Roman" w:cs="Arial"/>
+          <w:szCs w:val="20"/>
+          <w:lang w:val="en-SG" w:eastAsia="en-GB"/>
+        </w:rPr>
+      </w:pPr>
+      <w:r>
+        <w:rPr>
+          <w:rFonts w:eastAsia="Times New Roman" w:cs="Arial"/>
+          <w:szCs w:val="20"/>
+          <w:lang w:val="en-SG" w:eastAsia="en-GB"/>
+        </w:rPr>
+        <w:t>Sophistication achieved through restraint rather than design embellishment</w:t>
+      </w:r>
+    </w:p>
+    <w:p>
+      <w:pPr>
+        <w:snapToGrid w:val="0"/>
+        <w:spacing w:after="200"/>
+        <w:jc w:val="both"/>
+        <w:rPr>
+          <w:rFonts w:eastAsia="Times New Roman" w:cs="Arial"/>
+          <w:szCs w:val="20"/>
+          <w:lang w:val="en-SG" w:eastAsia="en-GB"/>
+        </w:rPr>
+      </w:pPr>
+      <w:r>
+        <w:rPr>
+          <w:rFonts w:eastAsia="Times New Roman" w:cs="Arial"/>
+          <w:szCs w:val="20"/>
+          <w:lang w:val="en-SG" w:eastAsia="en-GB"/>
+        </w:rPr>
+        <w:br w:type="page"/>
+      </w:r>
+    </w:p>
+    <w:p>
+      <w:pPr>
+        <w:snapToGrid w:val="0"/>
+        <w:spacing w:after="200"/>
+        <w:jc w:val="both"/>
+        <w:rPr>
+          <w:rFonts w:eastAsia="Times New Roman" w:cs="Arial"/>
+          <w:b/>
+          <w:bCs/>
+          <w:szCs w:val="20"/>
+          <w:lang w:val="en-SG" w:eastAsia="en-GB"/>
+        </w:rPr>
+      </w:pPr>
+      <w:r>
+        <w:rPr>
+          <w:rFonts w:eastAsia="Times New Roman" w:cs="Arial"/>
+          <w:b/>
+          <w:bCs/>
+          <w:szCs w:val="20"/>
+          <w:lang w:val="en-SG" w:eastAsia="en-GB"/>
+        </w:rPr>
+        <w:lastRenderedPageBreak/>
+        <w:t>ABOUT SECTION</w:t>
+      </w:r>
+    </w:p>
+    <w:p>
+      <w:pPr>
+        <w:snapToGrid w:val="0"/>
+        <w:spacing w:after="200"/>
+        <w:jc w:val="both"/>
+        <w:rPr>
+          <w:rFonts w:eastAsia="Times New Roman" w:cs="Arial"/>
+          <w:b/>
+          <w:bCs/>
+          <w:szCs w:val="20"/>
+          <w:lang w:val="en-SG" w:eastAsia="en-GB"/>
+        </w:rPr>
+      </w:pPr>
+    </w:p>
+    <w:p>
+      <w:pPr>
+        <w:snapToGrid w:val="0"/>
+        <w:spacing w:after="200"/>
+        <w:jc w:val="both"/>
+        <w:rPr>
+          <w:rFonts w:eastAsia="Times New Roman" w:cs="Arial"/>
+          <w:b/>
+          <w:bCs/>
+          <w:szCs w:val="20"/>
+          <w:lang w:val="en-SG" w:eastAsia="en-GB"/>
+        </w:rPr>
+      </w:pPr>
+      <w:r>
+        <w:rPr>
+          <w:rFonts w:eastAsia="Times New Roman" w:cs="Arial"/>
+          <w:b/>
+          <w:bCs/>
+          <w:szCs w:val="20"/>
+          <w:lang w:val="en-SG" w:eastAsia="en-GB"/>
+        </w:rPr>
+        <w:t>Purpose</w:t>
+      </w:r>
+    </w:p>
+    <w:p>
+      <w:pPr>
+        <w:snapToGrid w:val="0"/>
+        <w:spacing w:after="200"/>
+        <w:jc w:val="both"/>
+        <w:rPr>
+          <w:rFonts w:eastAsia="Times New Roman" w:cs="Arial"/>
+          <w:szCs w:val="20"/>
+          <w:lang w:val="en-SG" w:eastAsia="en-GB"/>
+        </w:rPr>
+      </w:pPr>
+      <w:r>
+        <w:rPr>
+          <w:rFonts w:eastAsia="Times New Roman" w:cs="Arial"/>
+          <w:szCs w:val="20"/>
+          <w:lang w:val="en-SG" w:eastAsia="en-GB"/>
+        </w:rPr>
+        <w:t>Explain why Ascendiate exists and the philosophy underpinning its approach</w:t>
+      </w:r>
+    </w:p>
+    <w:p>
+      <w:pPr>
+        <w:snapToGrid w:val="0"/>
+        <w:spacing w:after="200"/>
+        <w:jc w:val="both"/>
+        <w:rPr>
+          <w:rFonts w:eastAsia="Times New Roman" w:cs="Arial"/>
+          <w:szCs w:val="20"/>
+          <w:lang w:val="en-SG" w:eastAsia="en-GB"/>
+        </w:rPr>
+      </w:pPr>
+      <w:r>
+        <w:rPr>
+          <w:rFonts w:eastAsia="Times New Roman" w:cs="Arial"/>
+          <w:szCs w:val="20"/>
+          <w:lang w:val="en-SG" w:eastAsia="en-GB"/>
+        </w:rPr>
+        <w:t xml:space="preserve">The section should help the reader </w:t>
+      </w:r>
+      <w:r>
+        <w:rPr>
+          <w:rFonts w:eastAsia="Times New Roman" w:cs="Arial"/>
+          <w:szCs w:val="20"/>
+          <w:lang w:val="en-SG" w:eastAsia="en-GB"/>
+        </w:rPr>
+        <w:t xml:space="preserve">to </w:t>
+      </w:r>
+      <w:r>
+        <w:rPr>
+          <w:rFonts w:eastAsia="Times New Roman" w:cs="Arial"/>
+          <w:szCs w:val="20"/>
+          <w:lang w:val="en-SG" w:eastAsia="en-GB"/>
+        </w:rPr>
+        <w:t>understand how Ascendiate thinks before demonstrating what Ascendiate has done</w:t>
+      </w:r>
+    </w:p>
+    <w:p>
+      <w:pPr>
+        <w:snapToGrid w:val="0"/>
+        <w:spacing w:after="200"/>
+        <w:jc w:val="both"/>
+        <w:rPr>
+          <w:rFonts w:eastAsia="Times New Roman" w:cs="Arial"/>
+          <w:szCs w:val="20"/>
+          <w:lang w:val="en-SG" w:eastAsia="en-GB"/>
+        </w:rPr>
+      </w:pPr>
+      <w:r>
+        <w:rPr>
+          <w:rFonts w:eastAsia="Times New Roman" w:cs="Arial"/>
+          <w:szCs w:val="20"/>
+          <w:lang w:val="en-SG" w:eastAsia="en-GB"/>
+        </w:rPr>
+        <w:t>The objective is not to establish credibility, describe services or summarise experience</w:t>
+      </w:r>
+    </w:p>
+    <w:p>
+      <w:pPr>
+        <w:snapToGrid w:val="0"/>
+        <w:spacing w:after="200"/>
+        <w:jc w:val="both"/>
+        <w:rPr>
+          <w:rFonts w:eastAsia="Times New Roman" w:cs="Arial"/>
+          <w:szCs w:val="20"/>
+          <w:lang w:val="en-SG" w:eastAsia="en-GB"/>
+        </w:rPr>
+      </w:pPr>
+      <w:r>
+        <w:rPr>
+          <w:rFonts w:eastAsia="Times New Roman" w:cs="Arial"/>
+          <w:szCs w:val="20"/>
+          <w:lang w:val="en-SG" w:eastAsia="en-GB"/>
+        </w:rPr>
+        <w:t xml:space="preserve">The objective is to explain the philosophy that sits behind the outcomes demonstrated in the </w:t>
+      </w:r>
+      <w:r>
         <w:rPr>
           <w:rFonts w:eastAsia="Times New Roman" w:cs="Arial"/>
           <w:i/>
@@ -3232,7 +3610,130 @@
           <w:szCs w:val="20"/>
           <w:lang w:val="en-SG" w:eastAsia="en-GB"/>
         </w:rPr>
-      </w:pPr>
+        <w:t>Experience</w:t>
+      </w:r>
+      <w:r>
+        <w:rPr>
+          <w:rFonts w:eastAsia="Times New Roman" w:cs="Arial"/>
+          <w:szCs w:val="20"/>
+          <w:lang w:val="en-SG" w:eastAsia="en-GB"/>
+        </w:rPr>
+        <w:t xml:space="preserve"> section</w:t>
+      </w:r>
+    </w:p>
+    <w:p>
+      <w:pPr>
+        <w:snapToGrid w:val="0"/>
+        <w:spacing w:after="200"/>
+        <w:jc w:val="both"/>
+        <w:rPr>
+          <w:rFonts w:eastAsia="Times New Roman" w:cs="Arial"/>
+          <w:szCs w:val="20"/>
+          <w:lang w:val="en-SG" w:eastAsia="en-GB"/>
+        </w:rPr>
+      </w:pPr>
+      <w:r>
+        <w:rPr>
+          <w:rFonts w:eastAsia="Times New Roman" w:cs="Arial"/>
+          <w:szCs w:val="20"/>
+          <w:lang w:val="en-SG" w:eastAsia="en-GB"/>
+        </w:rPr>
+        <w:t xml:space="preserve">The reader should leave </w:t>
+      </w:r>
+      <w:r>
+        <w:rPr>
+          <w:rFonts w:eastAsia="Times New Roman" w:cs="Arial"/>
+          <w:szCs w:val="20"/>
+          <w:lang w:val="en-SG" w:eastAsia="en-GB"/>
+        </w:rPr>
+        <w:t>this</w:t>
+      </w:r>
+      <w:r>
+        <w:rPr>
+          <w:rFonts w:eastAsia="Times New Roman" w:cs="Arial"/>
+          <w:szCs w:val="20"/>
+          <w:lang w:val="en-SG" w:eastAsia="en-GB"/>
+        </w:rPr>
+        <w:t xml:space="preserve"> section believing that Ascendiate understands where organisations are trying to go, why progress can become difficult and how to bridge the gap between intent and outcome</w:t>
+      </w:r>
+    </w:p>
+    <w:p>
+      <w:pPr>
+        <w:snapToGrid w:val="0"/>
+        <w:spacing w:after="200"/>
+        <w:jc w:val="both"/>
+        <w:rPr>
+          <w:rFonts w:eastAsia="Times New Roman" w:cs="Arial"/>
+          <w:szCs w:val="20"/>
+          <w:lang w:val="en-SG" w:eastAsia="en-GB"/>
+        </w:rPr>
+      </w:pPr>
+      <w:r>
+        <w:rPr>
+          <w:rFonts w:eastAsia="Times New Roman" w:cs="Arial"/>
+          <w:szCs w:val="20"/>
+          <w:lang w:val="en-SG" w:eastAsia="en-GB"/>
+        </w:rPr>
+        <w:t>The tone should feel peer-to-peer, thoughtful and executive-facing</w:t>
+      </w:r>
+    </w:p>
+    <w:p>
+      <w:pPr>
+        <w:snapToGrid w:val="0"/>
+        <w:spacing w:after="200"/>
+        <w:jc w:val="both"/>
+        <w:rPr>
+          <w:rFonts w:eastAsia="Times New Roman" w:cs="Arial"/>
+          <w:b/>
+          <w:bCs/>
+          <w:szCs w:val="20"/>
+          <w:lang w:val="en-SG" w:eastAsia="en-GB"/>
+        </w:rPr>
+      </w:pPr>
+    </w:p>
+    <w:p>
+      <w:pPr>
+        <w:snapToGrid w:val="0"/>
+        <w:spacing w:after="200"/>
+        <w:jc w:val="both"/>
+        <w:rPr>
+          <w:rFonts w:eastAsia="Times New Roman" w:cs="Arial"/>
+          <w:b/>
+          <w:bCs/>
+          <w:szCs w:val="20"/>
+          <w:lang w:val="en-SG" w:eastAsia="en-GB"/>
+        </w:rPr>
+      </w:pPr>
+      <w:r>
+        <w:rPr>
+          <w:rFonts w:eastAsia="Times New Roman" w:cs="Arial"/>
+          <w:b/>
+          <w:bCs/>
+          <w:szCs w:val="20"/>
+          <w:lang w:val="en-SG" w:eastAsia="en-GB"/>
+        </w:rPr>
+        <w:t>Layout</w:t>
+      </w:r>
+    </w:p>
+    <w:p>
+      <w:pPr>
+        <w:snapToGrid w:val="0"/>
+        <w:spacing w:after="200"/>
+        <w:jc w:val="both"/>
+        <w:rPr>
+          <w:rFonts w:eastAsia="Times New Roman" w:cs="Arial"/>
+          <w:szCs w:val="20"/>
+          <w:lang w:val="en-SG" w:eastAsia="en-GB"/>
+        </w:rPr>
+      </w:pPr>
+      <w:r>
+        <w:rPr>
+          <w:rFonts w:eastAsia="Times New Roman" w:cs="Arial"/>
+          <w:szCs w:val="20"/>
+          <w:lang w:val="en-SG" w:eastAsia="en-GB"/>
+        </w:rPr>
+        <w:t xml:space="preserve">Continuation of the visual language established in the </w:t>
+      </w:r>
       <w:r>
         <w:rPr>
           <w:rFonts w:eastAsia="Times New Roman" w:cs="Arial"/>
@@ -3241,384 +3742,7 @@
           <w:szCs w:val="20"/>
           <w:lang w:val="en-SG" w:eastAsia="en-GB"/>
         </w:rPr>
-        <w:t xml:space="preserve">Overall </w:t>
-      </w:r>
-      <w:r>
-        <w:rPr>
-          <w:rFonts w:eastAsia="Times New Roman" w:cs="Arial"/>
-          <w:i/>
-          <w:iCs/>
-          <w:szCs w:val="20"/>
-          <w:lang w:val="en-SG" w:eastAsia="en-GB"/>
-        </w:rPr>
-        <w:t>f</w:t>
-      </w:r>
-      <w:r>
-        <w:rPr>
-          <w:rFonts w:eastAsia="Times New Roman" w:cs="Arial"/>
-          <w:i/>
-          <w:iCs/>
-          <w:szCs w:val="20"/>
-          <w:lang w:val="en-SG" w:eastAsia="en-GB"/>
-        </w:rPr>
-        <w:t>eel</w:t>
-      </w:r>
-    </w:p>
-    <w:p>
-      <w:pPr>
-        <w:snapToGrid w:val="0"/>
-        <w:spacing w:after="200"/>
-        <w:jc w:val="both"/>
-        <w:outlineLvl w:val="1"/>
-        <w:rPr>
-          <w:rFonts w:eastAsia="Times New Roman" w:cs="Arial"/>
-          <w:szCs w:val="20"/>
-          <w:lang w:val="en-SG" w:eastAsia="en-GB"/>
-        </w:rPr>
-      </w:pPr>
-      <w:r>
-        <w:rPr>
-          <w:rFonts w:eastAsia="Times New Roman" w:cs="Arial"/>
-          <w:szCs w:val="20"/>
-          <w:lang w:val="en-SG" w:eastAsia="en-GB"/>
-        </w:rPr>
-        <w:t>Executive-facing rather than corporate</w:t>
-      </w:r>
-    </w:p>
-    <w:p>
-      <w:pPr>
-        <w:snapToGrid w:val="0"/>
-        <w:spacing w:after="200"/>
-        <w:jc w:val="both"/>
-        <w:outlineLvl w:val="1"/>
-        <w:rPr>
-          <w:rFonts w:eastAsia="Times New Roman" w:cs="Arial"/>
-          <w:szCs w:val="20"/>
-          <w:lang w:val="en-SG" w:eastAsia="en-GB"/>
-        </w:rPr>
-      </w:pPr>
-      <w:r>
-        <w:rPr>
-          <w:rFonts w:eastAsia="Times New Roman" w:cs="Arial"/>
-          <w:szCs w:val="20"/>
-          <w:lang w:val="en-SG" w:eastAsia="en-GB"/>
-        </w:rPr>
-        <w:t>Trust</w:t>
-      </w:r>
-    </w:p>
-    <w:p>
-      <w:pPr>
-        <w:snapToGrid w:val="0"/>
-        <w:spacing w:after="200"/>
-        <w:jc w:val="both"/>
-        <w:outlineLvl w:val="1"/>
-        <w:rPr>
-          <w:rFonts w:eastAsia="Times New Roman" w:cs="Arial"/>
-          <w:szCs w:val="20"/>
-          <w:lang w:val="en-SG" w:eastAsia="en-GB"/>
-        </w:rPr>
-      </w:pPr>
-      <w:r>
-        <w:rPr>
-          <w:rFonts w:eastAsia="Times New Roman" w:cs="Arial"/>
-          <w:szCs w:val="20"/>
-          <w:lang w:val="en-SG" w:eastAsia="en-GB"/>
-        </w:rPr>
-        <w:t>Judgement</w:t>
-      </w:r>
-    </w:p>
-    <w:p>
-      <w:pPr>
-        <w:snapToGrid w:val="0"/>
-        <w:spacing w:after="200"/>
-        <w:jc w:val="both"/>
-        <w:outlineLvl w:val="1"/>
-        <w:rPr>
-          <w:rFonts w:eastAsia="Times New Roman" w:cs="Arial"/>
-          <w:szCs w:val="20"/>
-          <w:lang w:val="en-SG" w:eastAsia="en-GB"/>
-        </w:rPr>
-      </w:pPr>
-      <w:r>
-        <w:rPr>
-          <w:rFonts w:eastAsia="Times New Roman" w:cs="Arial"/>
-          <w:szCs w:val="20"/>
-          <w:lang w:val="en-SG" w:eastAsia="en-GB"/>
-        </w:rPr>
-        <w:t>Clarity</w:t>
-      </w:r>
-    </w:p>
-    <w:p>
-      <w:pPr>
-        <w:snapToGrid w:val="0"/>
-        <w:spacing w:after="200"/>
-        <w:jc w:val="both"/>
-        <w:outlineLvl w:val="1"/>
-        <w:rPr>
-          <w:rFonts w:eastAsia="Times New Roman" w:cs="Arial"/>
-          <w:szCs w:val="20"/>
-          <w:lang w:val="en-SG" w:eastAsia="en-GB"/>
-        </w:rPr>
-      </w:pPr>
-      <w:r>
-        <w:rPr>
-          <w:rFonts w:eastAsia="Times New Roman" w:cs="Arial"/>
-          <w:szCs w:val="20"/>
-          <w:lang w:val="en-SG" w:eastAsia="en-GB"/>
-        </w:rPr>
-        <w:t>Sophistication</w:t>
-      </w:r>
-    </w:p>
-    <w:p>
-      <w:pPr>
-        <w:snapToGrid w:val="0"/>
-        <w:spacing w:after="200"/>
-        <w:jc w:val="both"/>
-        <w:outlineLvl w:val="1"/>
-        <w:rPr>
-          <w:rFonts w:eastAsia="Times New Roman" w:cs="Arial"/>
-          <w:szCs w:val="20"/>
-          <w:lang w:val="en-SG" w:eastAsia="en-GB"/>
-        </w:rPr>
-      </w:pPr>
-      <w:r>
-        <w:rPr>
-          <w:rFonts w:eastAsia="Times New Roman" w:cs="Arial"/>
-          <w:szCs w:val="20"/>
-          <w:lang w:val="en-SG" w:eastAsia="en-GB"/>
-        </w:rPr>
-        <w:t>Restraint</w:t>
-      </w:r>
-    </w:p>
-    <w:p>
-      <w:pPr>
-        <w:snapToGrid w:val="0"/>
-        <w:spacing w:after="200"/>
-        <w:jc w:val="both"/>
-        <w:outlineLvl w:val="1"/>
-        <w:rPr>
-          <w:rFonts w:eastAsia="Times New Roman" w:cs="Arial"/>
-          <w:szCs w:val="20"/>
-          <w:lang w:val="en-SG" w:eastAsia="en-GB"/>
-        </w:rPr>
-      </w:pPr>
-      <w:r>
-        <w:rPr>
-          <w:rFonts w:eastAsia="Times New Roman" w:cs="Arial"/>
-          <w:szCs w:val="20"/>
-          <w:lang w:val="en-SG" w:eastAsia="en-GB"/>
-        </w:rPr>
-        <w:t>Emphasis on typography, spacing and hierarchy rather than graphics, colour or animation</w:t>
-      </w:r>
-    </w:p>
-    <w:p>
-      <w:pPr>
-        <w:snapToGrid w:val="0"/>
-        <w:spacing w:after="200"/>
-        <w:jc w:val="both"/>
-        <w:outlineLvl w:val="1"/>
-        <w:rPr>
-          <w:rFonts w:eastAsia="Times New Roman" w:cs="Arial"/>
-          <w:szCs w:val="20"/>
-          <w:lang w:val="en-SG" w:eastAsia="en-GB"/>
-        </w:rPr>
-      </w:pPr>
-      <w:r>
-        <w:rPr>
-          <w:rFonts w:eastAsia="Times New Roman" w:cs="Arial"/>
-          <w:szCs w:val="20"/>
-          <w:lang w:val="en-SG" w:eastAsia="en-GB"/>
-        </w:rPr>
-        <w:t>Sophistication achieved through restraint rather than design embellishment</w:t>
-      </w:r>
-    </w:p>
-    <w:p>
-      <w:pPr>
-        <w:snapToGrid w:val="0"/>
-        <w:spacing w:after="200"/>
-        <w:jc w:val="both"/>
-        <w:rPr>
-          <w:rFonts w:eastAsia="Times New Roman" w:cs="Arial"/>
-          <w:szCs w:val="20"/>
-          <w:lang w:val="en-SG" w:eastAsia="en-GB"/>
-        </w:rPr>
-      </w:pPr>
-      <w:r>
-        <w:rPr>
-          <w:rFonts w:eastAsia="Times New Roman" w:cs="Arial"/>
-          <w:szCs w:val="20"/>
-          <w:lang w:val="en-SG" w:eastAsia="en-GB"/>
-        </w:rPr>
-        <w:br w:type="page"/>
-      </w:r>
-    </w:p>
-    <w:p>
-      <w:pPr>
-        <w:snapToGrid w:val="0"/>
-        <w:spacing w:after="200"/>
-        <w:jc w:val="both"/>
-        <w:rPr>
-          <w:rFonts w:eastAsia="Times New Roman" w:cs="Arial"/>
-          <w:b/>
-          <w:bCs/>
-          <w:szCs w:val="20"/>
-          <w:lang w:val="en-SG" w:eastAsia="en-GB"/>
-        </w:rPr>
-      </w:pPr>
-      <w:r>
-        <w:rPr>
-          <w:rFonts w:eastAsia="Times New Roman" w:cs="Arial"/>
-          <w:b/>
-          <w:bCs/>
-          <w:szCs w:val="20"/>
-          <w:lang w:val="en-SG" w:eastAsia="en-GB"/>
-        </w:rPr>
-        <w:lastRenderedPageBreak/>
-        <w:t>ABOUT SECTION</w:t>
-      </w:r>
-    </w:p>
-    <w:p>
-      <w:pPr>
-        <w:snapToGrid w:val="0"/>
-        <w:spacing w:after="200"/>
-        <w:jc w:val="both"/>
-        <w:rPr>
-          <w:rFonts w:eastAsia="Times New Roman" w:cs="Arial"/>
-          <w:b/>
-          <w:bCs/>
-          <w:szCs w:val="20"/>
-          <w:lang w:val="en-SG" w:eastAsia="en-GB"/>
-        </w:rPr>
-      </w:pPr>
-    </w:p>
-    <w:p>
-      <w:pPr>
-        <w:snapToGrid w:val="0"/>
-        <w:spacing w:after="200"/>
-        <w:jc w:val="both"/>
-        <w:rPr>
-          <w:rFonts w:eastAsia="Times New Roman" w:cs="Arial"/>
-          <w:b/>
-          <w:bCs/>
-          <w:szCs w:val="20"/>
-          <w:lang w:val="en-SG" w:eastAsia="en-GB"/>
-        </w:rPr>
-      </w:pPr>
-      <w:r>
-        <w:rPr>
-          <w:rFonts w:eastAsia="Times New Roman" w:cs="Arial"/>
-          <w:b/>
-          <w:bCs/>
-          <w:szCs w:val="20"/>
-          <w:lang w:val="en-SG" w:eastAsia="en-GB"/>
-        </w:rPr>
-        <w:t>Purpose</w:t>
-      </w:r>
-    </w:p>
-    <w:p>
-      <w:pPr>
-        <w:snapToGrid w:val="0"/>
-        <w:spacing w:after="200"/>
-        <w:jc w:val="both"/>
-        <w:rPr>
-          <w:rFonts w:eastAsia="Times New Roman" w:cs="Arial"/>
-          <w:szCs w:val="20"/>
-          <w:lang w:val="en-SG" w:eastAsia="en-GB"/>
-        </w:rPr>
-      </w:pPr>
-      <w:r>
-        <w:rPr>
-          <w:rFonts w:eastAsia="Times New Roman" w:cs="Arial"/>
-          <w:szCs w:val="20"/>
-          <w:lang w:val="en-SG" w:eastAsia="en-GB"/>
-        </w:rPr>
-        <w:t>Explain why Ascendiate exists and the philosophy underpinning its approach</w:t>
-      </w:r>
-    </w:p>
-    <w:p>
-      <w:pPr>
-        <w:snapToGrid w:val="0"/>
-        <w:spacing w:after="200"/>
-        <w:jc w:val="both"/>
-        <w:rPr>
-          <w:rFonts w:eastAsia="Times New Roman" w:cs="Arial"/>
-          <w:szCs w:val="20"/>
-          <w:lang w:val="en-SG" w:eastAsia="en-GB"/>
-        </w:rPr>
-      </w:pPr>
-      <w:r>
-        <w:rPr>
-          <w:rFonts w:eastAsia="Times New Roman" w:cs="Arial"/>
-          <w:szCs w:val="20"/>
-          <w:lang w:val="en-SG" w:eastAsia="en-GB"/>
-        </w:rPr>
-        <w:t xml:space="preserve">The section should help the reader </w:t>
-      </w:r>
-      <w:r>
-        <w:rPr>
-          <w:rFonts w:eastAsia="Times New Roman" w:cs="Arial"/>
-          <w:szCs w:val="20"/>
-          <w:lang w:val="en-SG" w:eastAsia="en-GB"/>
-        </w:rPr>
-        <w:t xml:space="preserve">to </w:t>
-      </w:r>
-      <w:r>
-        <w:rPr>
-          <w:rFonts w:eastAsia="Times New Roman" w:cs="Arial"/>
-          <w:szCs w:val="20"/>
-          <w:lang w:val="en-SG" w:eastAsia="en-GB"/>
-        </w:rPr>
-        <w:t>understand how Ascendiate thinks before demonstrating what Ascendiate has done</w:t>
-      </w:r>
-    </w:p>
-    <w:p>
-      <w:pPr>
-        <w:snapToGrid w:val="0"/>
-        <w:spacing w:after="200"/>
-        <w:jc w:val="both"/>
-        <w:rPr>
-          <w:rFonts w:eastAsia="Times New Roman" w:cs="Arial"/>
-          <w:szCs w:val="20"/>
-          <w:lang w:val="en-SG" w:eastAsia="en-GB"/>
-        </w:rPr>
-      </w:pPr>
-      <w:r>
-        <w:rPr>
-          <w:rFonts w:eastAsia="Times New Roman" w:cs="Arial"/>
-          <w:szCs w:val="20"/>
-          <w:lang w:val="en-SG" w:eastAsia="en-GB"/>
-        </w:rPr>
-        <w:t>The objective is not to establish credibility, describe services or summarise experience</w:t>
-      </w:r>
-    </w:p>
-    <w:p>
-      <w:pPr>
-        <w:snapToGrid w:val="0"/>
-        <w:spacing w:after="200"/>
-        <w:jc w:val="both"/>
-        <w:rPr>
-          <w:rFonts w:eastAsia="Times New Roman" w:cs="Arial"/>
-          <w:szCs w:val="20"/>
-          <w:lang w:val="en-SG" w:eastAsia="en-GB"/>
-        </w:rPr>
-      </w:pPr>
-      <w:r>
-        <w:rPr>
-          <w:rFonts w:eastAsia="Times New Roman" w:cs="Arial"/>
-          <w:szCs w:val="20"/>
-          <w:lang w:val="en-SG" w:eastAsia="en-GB"/>
-        </w:rPr>
-        <w:t xml:space="preserve">The objective is to explain the philosophy that sits behind the outcomes demonstrated in the </w:t>
-      </w:r>
-      <w:r>
-        <w:rPr>
-          <w:rFonts w:eastAsia="Times New Roman" w:cs="Arial"/>
-          <w:i/>
-          <w:iCs/>
-          <w:szCs w:val="20"/>
-          <w:lang w:val="en-SG" w:eastAsia="en-GB"/>
-        </w:rPr>
-        <w:t>Experience</w:t>
+        <w:t>Hero</w:t>
       </w:r>
       <w:r>
         <w:rPr>
@@ -3646,138 +3770,6 @@
           <w:szCs w:val="20"/>
           <w:lang w:val="en-SG" w:eastAsia="en-GB"/>
         </w:rPr>
-        <w:t xml:space="preserve">The reader should leave </w:t>
-      </w:r>
-      <w:r>
-        <w:rPr>
-          <w:rFonts w:eastAsia="Times New Roman" w:cs="Arial"/>
-          <w:szCs w:val="20"/>
-          <w:lang w:val="en-SG" w:eastAsia="en-GB"/>
-        </w:rPr>
-        <w:t>this</w:t>
-      </w:r>
-      <w:r>
-        <w:rPr>
-          <w:rFonts w:eastAsia="Times New Roman" w:cs="Arial"/>
-          <w:szCs w:val="20"/>
-          <w:lang w:val="en-SG" w:eastAsia="en-GB"/>
-        </w:rPr>
-        <w:t xml:space="preserve"> section believing that Ascendiate understands where organisations are trying to go, why progress can become difficult and how to bridge the gap between intent and outcome</w:t>
-      </w:r>
-    </w:p>
-    <w:p>
-      <w:pPr>
-        <w:snapToGrid w:val="0"/>
-        <w:spacing w:after="200"/>
-        <w:jc w:val="both"/>
-        <w:rPr>
-          <w:rFonts w:eastAsia="Times New Roman" w:cs="Arial"/>
-          <w:szCs w:val="20"/>
-          <w:lang w:val="en-SG" w:eastAsia="en-GB"/>
-        </w:rPr>
-      </w:pPr>
-      <w:r>
-        <w:rPr>
-          <w:rFonts w:eastAsia="Times New Roman" w:cs="Arial"/>
-          <w:szCs w:val="20"/>
-          <w:lang w:val="en-SG" w:eastAsia="en-GB"/>
-        </w:rPr>
-        <w:t>The tone should feel peer-to-peer, thoughtful and executive-facing</w:t>
-      </w:r>
-    </w:p>
-    <w:p>
-      <w:pPr>
-        <w:snapToGrid w:val="0"/>
-        <w:spacing w:after="200"/>
-        <w:jc w:val="both"/>
-        <w:rPr>
-          <w:rFonts w:eastAsia="Times New Roman" w:cs="Arial"/>
-          <w:b/>
-          <w:bCs/>
-          <w:szCs w:val="20"/>
-          <w:lang w:val="en-SG" w:eastAsia="en-GB"/>
-        </w:rPr>
-      </w:pPr>
-    </w:p>
-    <w:p>
-      <w:pPr>
-        <w:snapToGrid w:val="0"/>
-        <w:spacing w:after="200"/>
-        <w:jc w:val="both"/>
-        <w:rPr>
-          <w:rFonts w:eastAsia="Times New Roman" w:cs="Arial"/>
-          <w:b/>
-          <w:bCs/>
-          <w:szCs w:val="20"/>
-          <w:lang w:val="en-SG" w:eastAsia="en-GB"/>
-        </w:rPr>
-      </w:pPr>
-      <w:r>
-        <w:rPr>
-          <w:rFonts w:eastAsia="Times New Roman" w:cs="Arial"/>
-          <w:b/>
-          <w:bCs/>
-          <w:szCs w:val="20"/>
-          <w:lang w:val="en-SG" w:eastAsia="en-GB"/>
-        </w:rPr>
-        <w:t>Layout</w:t>
-      </w:r>
-    </w:p>
-    <w:p>
-      <w:pPr>
-        <w:snapToGrid w:val="0"/>
-        <w:spacing w:after="200"/>
-        <w:jc w:val="both"/>
-        <w:rPr>
-          <w:rFonts w:eastAsia="Times New Roman" w:cs="Arial"/>
-          <w:szCs w:val="20"/>
-          <w:lang w:val="en-SG" w:eastAsia="en-GB"/>
-        </w:rPr>
-      </w:pPr>
-      <w:r>
-        <w:rPr>
-          <w:rFonts w:eastAsia="Times New Roman" w:cs="Arial"/>
-          <w:szCs w:val="20"/>
-          <w:lang w:val="en-SG" w:eastAsia="en-GB"/>
-        </w:rPr>
-        <w:t xml:space="preserve">Continuation of the visual language established in the </w:t>
-      </w:r>
-      <w:r>
-        <w:rPr>
-          <w:rFonts w:eastAsia="Times New Roman" w:cs="Arial"/>
-          <w:i/>
-          <w:iCs/>
-          <w:szCs w:val="20"/>
-          <w:lang w:val="en-SG" w:eastAsia="en-GB"/>
-        </w:rPr>
-        <w:t>Hero</w:t>
-      </w:r>
-      <w:r>
-        <w:rPr>
-          <w:rFonts w:eastAsia="Times New Roman" w:cs="Arial"/>
-          <w:szCs w:val="20"/>
-          <w:lang w:val="en-SG" w:eastAsia="en-GB"/>
-        </w:rPr>
-        <w:t xml:space="preserve"> section</w:t>
-      </w:r>
-    </w:p>
-    <w:p>
-      <w:pPr>
-        <w:snapToGrid w:val="0"/>
-        <w:spacing w:after="200"/>
-        <w:jc w:val="both"/>
-        <w:rPr>
-          <w:rFonts w:eastAsia="Times New Roman" w:cs="Arial"/>
-          <w:szCs w:val="20"/>
-          <w:lang w:val="en-SG" w:eastAsia="en-GB"/>
-        </w:rPr>
-      </w:pPr>
-      <w:r>
-        <w:rPr>
-          <w:rFonts w:eastAsia="Times New Roman" w:cs="Arial"/>
-          <w:szCs w:val="20"/>
-          <w:lang w:val="en-SG" w:eastAsia="en-GB"/>
-        </w:rPr>
         <w:t>Typography-led</w:t>
       </w:r>
     </w:p>
@@ -4169,23 +4161,7 @@
           <w:szCs w:val="20"/>
           <w:lang w:val="en-SG" w:eastAsia="en-GB"/>
         </w:rPr>
-        <w:t>The eye should naturally move from:</w:t>
-      </w:r>
-      <w:r>
-        <w:rPr>
-          <w:rFonts w:eastAsia="Times New Roman" w:cs="Arial"/>
-          <w:szCs w:val="20"/>
-          <w:lang w:val="en-SG" w:eastAsia="en-GB"/>
-        </w:rPr>
-        <w:t xml:space="preserve"> </w:t>
-      </w:r>
-      <w:r>
-        <w:rPr>
-          <w:rFonts w:eastAsia="Times New Roman" w:cs="Arial"/>
-          <w:szCs w:val="20"/>
-          <w:lang w:val="en-SG" w:eastAsia="en-GB"/>
-        </w:rPr>
-        <w:t>section heading → supporting statement → philosophy → approach</w:t>
+        <w:t>The eye should naturally move from: section heading → supporting statement → philosophy → approach</w:t>
       </w:r>
     </w:p>
     <w:p>
@@ -4263,15 +4239,7 @@
           <w:szCs w:val="20"/>
           <w:lang w:val="en-SG" w:eastAsia="en-GB"/>
         </w:rPr>
-        <w:t>This</w:t>
-      </w:r>
-      <w:r>
-        <w:rPr>
-          <w:rFonts w:eastAsia="Times New Roman" w:cs="Arial"/>
-          <w:szCs w:val="20"/>
-          <w:lang w:val="en-SG" w:eastAsia="en-GB"/>
-        </w:rPr>
-        <w:t xml:space="preserve"> section should read more like a short editorial or opinion piece than marketing copy</w:t>
+        <w:t>This section should read more like a short editorial or opinion piece than marketing copy</w:t>
       </w:r>
     </w:p>
     <w:p>
@@ -4644,14 +4612,30 @@
               <w:rPr>
                 <w:rFonts w:eastAsia="Times New Roman" w:cs="Arial"/>
                 <w:szCs w:val="20"/>
-                <w:lang w:val="en-SG" w:eastAsia="en-GB"/>
+                <w:highlight w:val="cyan"/>
+                <w:lang w:val="en-SG" w:eastAsia="en-GB"/>
+                <w:rPrChange w:id="7" w:author="Nicholas Zaklama" w:date="2026-06-07T19:07:00Z" w16du:dateUtc="2026-06-07T11:07:00Z">
+                  <w:rPr>
+                    <w:rFonts w:eastAsia="Times New Roman" w:cs="Arial"/>
+                    <w:szCs w:val="20"/>
+                    <w:lang w:val="en-SG" w:eastAsia="en-GB"/>
+                  </w:rPr>
+                </w:rPrChange>
               </w:rPr>
             </w:pPr>
             <w:r>
               <w:rPr>
                 <w:rFonts w:eastAsia="Times New Roman" w:cs="Arial"/>
                 <w:szCs w:val="20"/>
-                <w:lang w:val="en-SG" w:eastAsia="en-GB"/>
+                <w:highlight w:val="cyan"/>
+                <w:lang w:val="en-SG" w:eastAsia="en-GB"/>
+                <w:rPrChange w:id="8" w:author="Nicholas Zaklama" w:date="2026-06-07T19:07:00Z" w16du:dateUtc="2026-06-07T11:07:00Z">
+                  <w:rPr>
+                    <w:rFonts w:eastAsia="Times New Roman" w:cs="Arial"/>
+                    <w:szCs w:val="20"/>
+                    <w:lang w:val="en-SG" w:eastAsia="en-GB"/>
+                  </w:rPr>
+                </w:rPrChange>
               </w:rPr>
               <w:t>Challenge</w:t>
             </w:r>
@@ -4667,18 +4651,1920 @@
               <w:spacing w:after="200"/>
               <w:jc w:val="both"/>
               <w:rPr>
-                <w:rFonts w:eastAsia="Times New Roman" w:cs="Arial"/>
-                <w:szCs w:val="20"/>
-                <w:lang w:val="en-SG" w:eastAsia="en-GB"/>
+                <w:ins w:id="9" w:author="Nicholas Zaklama" w:date="2026-06-07T18:41:00Z" w16du:dateUtc="2026-06-07T10:41:00Z"/>
+                <w:highlight w:val="cyan"/>
+                <w:rPrChange w:id="10" w:author="Nicholas Zaklama" w:date="2026-06-07T19:07:00Z" w16du:dateUtc="2026-06-07T11:07:00Z">
+                  <w:rPr>
+                    <w:ins w:id="11" w:author="Nicholas Zaklama" w:date="2026-06-07T18:41:00Z" w16du:dateUtc="2026-06-07T10:41:00Z"/>
+                  </w:rPr>
+                </w:rPrChange>
+              </w:rPr>
+            </w:pPr>
+            <w:del w:id="12" w:author="Nicholas Zaklama" w:date="2026-06-07T18:41:00Z" w16du:dateUtc="2026-06-07T10:41:00Z">
+              <w:r>
+                <w:rPr>
+                  <w:rFonts w:eastAsia="Times New Roman" w:cs="Arial"/>
+                  <w:szCs w:val="20"/>
+                  <w:highlight w:val="cyan"/>
+                  <w:lang w:val="en-SG" w:eastAsia="en-GB"/>
+                  <w:rPrChange w:id="13" w:author="Nicholas Zaklama" w:date="2026-06-07T19:07:00Z" w16du:dateUtc="2026-06-07T11:07:00Z">
+                    <w:rPr>
+                      <w:rFonts w:eastAsia="Times New Roman" w:cs="Arial"/>
+                      <w:szCs w:val="20"/>
+                      <w:lang w:val="en-SG" w:eastAsia="en-GB"/>
+                    </w:rPr>
+                  </w:rPrChange>
+                </w:rPr>
+                <w:delText xml:space="preserve">Organisations rarely struggle because they lack ambition, expertise or opportunity. </w:delText>
+              </w:r>
+              <w:r>
+                <w:rPr>
+                  <w:rFonts w:eastAsia="Times New Roman" w:cs="Arial"/>
+                  <w:szCs w:val="20"/>
+                  <w:highlight w:val="cyan"/>
+                  <w:lang w:val="en-SG" w:eastAsia="en-GB"/>
+                  <w:rPrChange w:id="14" w:author="Nicholas Zaklama" w:date="2026-06-07T19:07:00Z" w16du:dateUtc="2026-06-07T11:07:00Z">
+                    <w:rPr>
+                      <w:rFonts w:eastAsia="Times New Roman" w:cs="Arial"/>
+                      <w:szCs w:val="20"/>
+                      <w:lang w:val="en-SG" w:eastAsia="en-GB"/>
+                    </w:rPr>
+                  </w:rPrChange>
+                </w:rPr>
+                <w:delText xml:space="preserve"> </w:delText>
+              </w:r>
+              <w:r>
+                <w:rPr>
+                  <w:rFonts w:eastAsia="Times New Roman" w:cs="Arial"/>
+                  <w:szCs w:val="20"/>
+                  <w:highlight w:val="cyan"/>
+                  <w:lang w:val="en-SG" w:eastAsia="en-GB"/>
+                  <w:rPrChange w:id="15" w:author="Nicholas Zaklama" w:date="2026-06-07T19:07:00Z" w16du:dateUtc="2026-06-07T11:07:00Z">
+                    <w:rPr>
+                      <w:rFonts w:eastAsia="Times New Roman" w:cs="Arial"/>
+                      <w:szCs w:val="20"/>
+                      <w:lang w:val="en-SG" w:eastAsia="en-GB"/>
+                    </w:rPr>
+                  </w:rPrChange>
+                </w:rPr>
+                <w:delText xml:space="preserve">The challenge is rarely the destination itself, but bringing together </w:delText>
+              </w:r>
+              <w:r>
+                <w:rPr>
+                  <w:rFonts w:eastAsia="Times New Roman" w:cs="Arial"/>
+                  <w:szCs w:val="20"/>
+                  <w:highlight w:val="cyan"/>
+                  <w:lang w:val="en-SG" w:eastAsia="en-GB"/>
+                  <w:rPrChange w:id="16" w:author="Nicholas Zaklama" w:date="2026-06-07T19:07:00Z" w16du:dateUtc="2026-06-07T11:07:00Z">
+                    <w:rPr>
+                      <w:rFonts w:eastAsia="Times New Roman" w:cs="Arial"/>
+                      <w:szCs w:val="20"/>
+                      <w:lang w:val="en-SG" w:eastAsia="en-GB"/>
+                    </w:rPr>
+                  </w:rPrChange>
+                </w:rPr>
+                <w:delText>competing stakeholder interests</w:delText>
+              </w:r>
+              <w:r>
+                <w:rPr>
+                  <w:rFonts w:eastAsia="Times New Roman" w:cs="Arial"/>
+                  <w:szCs w:val="20"/>
+                  <w:highlight w:val="cyan"/>
+                  <w:lang w:val="en-SG" w:eastAsia="en-GB"/>
+                  <w:rPrChange w:id="17" w:author="Nicholas Zaklama" w:date="2026-06-07T19:07:00Z" w16du:dateUtc="2026-06-07T11:07:00Z">
+                    <w:rPr>
+                      <w:rFonts w:eastAsia="Times New Roman" w:cs="Arial"/>
+                      <w:szCs w:val="20"/>
+                      <w:lang w:val="en-SG" w:eastAsia="en-GB"/>
+                    </w:rPr>
+                  </w:rPrChange>
+                </w:rPr>
+                <w:delText xml:space="preserve"> to create the pathway from </w:delText>
+              </w:r>
+              <w:r>
+                <w:rPr>
+                  <w:rFonts w:eastAsia="Times New Roman" w:cs="Arial"/>
+                  <w:szCs w:val="20"/>
+                  <w:highlight w:val="cyan"/>
+                  <w:lang w:val="en-SG" w:eastAsia="en-GB"/>
+                  <w:rPrChange w:id="18" w:author="Nicholas Zaklama" w:date="2026-06-07T19:07:00Z" w16du:dateUtc="2026-06-07T11:07:00Z">
+                    <w:rPr>
+                      <w:rFonts w:eastAsia="Times New Roman" w:cs="Arial"/>
+                      <w:szCs w:val="20"/>
+                      <w:lang w:val="en-SG" w:eastAsia="en-GB"/>
+                    </w:rPr>
+                  </w:rPrChange>
+                </w:rPr>
+                <w:delText>idea</w:delText>
+              </w:r>
+              <w:r>
+                <w:rPr>
+                  <w:rFonts w:eastAsia="Times New Roman" w:cs="Arial"/>
+                  <w:szCs w:val="20"/>
+                  <w:highlight w:val="cyan"/>
+                  <w:lang w:val="en-SG" w:eastAsia="en-GB"/>
+                  <w:rPrChange w:id="19" w:author="Nicholas Zaklama" w:date="2026-06-07T19:07:00Z" w16du:dateUtc="2026-06-07T11:07:00Z">
+                    <w:rPr>
+                      <w:rFonts w:eastAsia="Times New Roman" w:cs="Arial"/>
+                      <w:szCs w:val="20"/>
+                      <w:lang w:val="en-SG" w:eastAsia="en-GB"/>
+                    </w:rPr>
+                  </w:rPrChange>
+                </w:rPr>
+                <w:delText xml:space="preserve"> to outcome. </w:delText>
+              </w:r>
+              <w:r>
+                <w:rPr>
+                  <w:rFonts w:eastAsia="Times New Roman" w:cs="Arial"/>
+                  <w:szCs w:val="20"/>
+                  <w:highlight w:val="cyan"/>
+                  <w:lang w:val="en-SG" w:eastAsia="en-GB"/>
+                  <w:rPrChange w:id="20" w:author="Nicholas Zaklama" w:date="2026-06-07T19:07:00Z" w16du:dateUtc="2026-06-07T11:07:00Z">
+                    <w:rPr>
+                      <w:rFonts w:eastAsia="Times New Roman" w:cs="Arial"/>
+                      <w:szCs w:val="20"/>
+                      <w:lang w:val="en-SG" w:eastAsia="en-GB"/>
+                    </w:rPr>
+                  </w:rPrChange>
+                </w:rPr>
+                <w:delText xml:space="preserve"> </w:delText>
+              </w:r>
+              <w:r>
+                <w:rPr>
+                  <w:rFonts w:eastAsia="Times New Roman" w:cs="Arial"/>
+                  <w:szCs w:val="20"/>
+                  <w:highlight w:val="cyan"/>
+                  <w:lang w:val="en-SG" w:eastAsia="en-GB"/>
+                  <w:rPrChange w:id="21" w:author="Nicholas Zaklama" w:date="2026-06-07T19:07:00Z" w16du:dateUtc="2026-06-07T11:07:00Z">
+                    <w:rPr>
+                      <w:rFonts w:eastAsia="Times New Roman" w:cs="Arial"/>
+                      <w:szCs w:val="20"/>
+                      <w:lang w:val="en-SG" w:eastAsia="en-GB"/>
+                    </w:rPr>
+                  </w:rPrChange>
+                </w:rPr>
+                <w:delText xml:space="preserve">The strongest outcomes do more than solve the immediate challenge. </w:delText>
+              </w:r>
+              <w:r>
+                <w:rPr>
+                  <w:rFonts w:eastAsia="Times New Roman" w:cs="Arial"/>
+                  <w:szCs w:val="20"/>
+                  <w:highlight w:val="cyan"/>
+                  <w:lang w:val="en-SG" w:eastAsia="en-GB"/>
+                  <w:rPrChange w:id="22" w:author="Nicholas Zaklama" w:date="2026-06-07T19:07:00Z" w16du:dateUtc="2026-06-07T11:07:00Z">
+                    <w:rPr>
+                      <w:rFonts w:eastAsia="Times New Roman" w:cs="Arial"/>
+                      <w:szCs w:val="20"/>
+                      <w:lang w:val="en-SG" w:eastAsia="en-GB"/>
+                    </w:rPr>
+                  </w:rPrChange>
+                </w:rPr>
+                <w:delText xml:space="preserve"> </w:delText>
+              </w:r>
+              <w:r>
+                <w:rPr>
+                  <w:rFonts w:eastAsia="Times New Roman" w:cs="Arial"/>
+                  <w:szCs w:val="20"/>
+                  <w:highlight w:val="cyan"/>
+                  <w:lang w:val="en-SG" w:eastAsia="en-GB"/>
+                  <w:rPrChange w:id="23" w:author="Nicholas Zaklama" w:date="2026-06-07T19:07:00Z" w16du:dateUtc="2026-06-07T11:07:00Z">
+                    <w:rPr>
+                      <w:rFonts w:eastAsia="Times New Roman" w:cs="Arial"/>
+                      <w:szCs w:val="20"/>
+                      <w:lang w:val="en-SG" w:eastAsia="en-GB"/>
+                    </w:rPr>
+                  </w:rPrChange>
+                </w:rPr>
+                <w:delText>They strengthen organisations.</w:delText>
+              </w:r>
+            </w:del>
+          </w:p>
+          <w:p>
+            <w:pPr>
+              <w:snapToGrid w:val="0"/>
+              <w:spacing w:after="200"/>
+              <w:jc w:val="both"/>
+              <w:rPr>
+                <w:ins w:id="24" w:author="Nicholas Zaklama" w:date="2026-06-07T18:48:00Z" w16du:dateUtc="2026-06-07T10:48:00Z"/>
+                <w:rFonts w:eastAsia="Times New Roman" w:cs="Arial"/>
+                <w:szCs w:val="20"/>
+                <w:highlight w:val="cyan"/>
+                <w:lang w:val="en-SG" w:eastAsia="en-GB"/>
+                <w:rPrChange w:id="25" w:author="Nicholas Zaklama" w:date="2026-06-07T19:07:00Z" w16du:dateUtc="2026-06-07T11:07:00Z">
+                  <w:rPr>
+                    <w:ins w:id="26" w:author="Nicholas Zaklama" w:date="2026-06-07T18:48:00Z" w16du:dateUtc="2026-06-07T10:48:00Z"/>
+                    <w:rFonts w:eastAsia="Times New Roman" w:cs="Arial"/>
+                    <w:szCs w:val="20"/>
+                    <w:lang w:val="en-SG" w:eastAsia="en-GB"/>
+                  </w:rPr>
+                </w:rPrChange>
+              </w:rPr>
+            </w:pPr>
+            <w:ins w:id="27" w:author="Nicholas Zaklama" w:date="2026-06-07T18:48:00Z" w16du:dateUtc="2026-06-07T10:48:00Z">
+              <w:r>
+                <w:rPr>
+                  <w:rFonts w:eastAsia="Times New Roman" w:cs="Arial"/>
+                  <w:szCs w:val="20"/>
+                  <w:highlight w:val="cyan"/>
+                  <w:lang w:val="en-SG" w:eastAsia="en-GB"/>
+                  <w:rPrChange w:id="28" w:author="Nicholas Zaklama" w:date="2026-06-07T19:07:00Z" w16du:dateUtc="2026-06-07T11:07:00Z">
+                    <w:rPr>
+                      <w:rFonts w:eastAsia="Times New Roman" w:cs="Arial"/>
+                      <w:szCs w:val="20"/>
+                      <w:lang w:val="en-SG" w:eastAsia="en-GB"/>
+                    </w:rPr>
+                  </w:rPrChange>
+                </w:rPr>
+                <w:t>Organisations operate in environments that are constantly evolving. Priorities shift, organisations grow, markets change and new challenges emerge.</w:t>
+              </w:r>
+            </w:ins>
+          </w:p>
+          <w:p>
+            <w:pPr>
+              <w:snapToGrid w:val="0"/>
+              <w:spacing w:after="200"/>
+              <w:jc w:val="both"/>
+              <w:rPr>
+                <w:rFonts w:eastAsia="Times New Roman" w:cs="Arial"/>
+                <w:szCs w:val="20"/>
+                <w:highlight w:val="cyan"/>
+                <w:lang w:val="en-SG" w:eastAsia="en-GB"/>
+                <w:rPrChange w:id="29" w:author="Nicholas Zaklama" w:date="2026-06-07T19:07:00Z" w16du:dateUtc="2026-06-07T11:07:00Z">
+                  <w:rPr>
+                    <w:rFonts w:eastAsia="Times New Roman" w:cs="Arial"/>
+                    <w:szCs w:val="20"/>
+                    <w:lang w:val="en-SG" w:eastAsia="en-GB"/>
+                  </w:rPr>
+                </w:rPrChange>
+              </w:rPr>
+            </w:pPr>
+            <w:ins w:id="30" w:author="Nicholas Zaklama" w:date="2026-06-07T18:48:00Z" w16du:dateUtc="2026-06-07T10:48:00Z">
+              <w:r>
+                <w:rPr>
+                  <w:rFonts w:eastAsia="Times New Roman" w:cs="Arial"/>
+                  <w:szCs w:val="20"/>
+                  <w:highlight w:val="cyan"/>
+                  <w:lang w:val="en-SG" w:eastAsia="en-GB"/>
+                  <w:rPrChange w:id="31" w:author="Nicholas Zaklama" w:date="2026-06-07T19:07:00Z" w16du:dateUtc="2026-06-07T11:07:00Z">
+                    <w:rPr>
+                      <w:rFonts w:eastAsia="Times New Roman" w:cs="Arial"/>
+                      <w:szCs w:val="20"/>
+                      <w:lang w:val="en-SG" w:eastAsia="en-GB"/>
+                    </w:rPr>
+                  </w:rPrChange>
+                </w:rPr>
+                <w:t>As objectives evolve, organisations do not always adapt at the same pace.  The expertise and perspectives required to achieve those objectives rarely sit in one place and are often shaped by competing priorities and constraints.</w:t>
+              </w:r>
+            </w:ins>
+          </w:p>
+        </w:tc>
+      </w:tr>
+      <w:tr>
+        <w:tc>
+          <w:tcPr>
+            <w:tcW w:w="1560" w:type="dxa"/>
+          </w:tcPr>
+          <w:p>
+            <w:pPr>
+              <w:snapToGrid w:val="0"/>
+              <w:spacing w:after="200"/>
+              <w:jc w:val="both"/>
+              <w:rPr>
+                <w:rFonts w:eastAsia="Times New Roman" w:cs="Arial"/>
+                <w:szCs w:val="20"/>
+                <w:highlight w:val="cyan"/>
+                <w:lang w:val="en-SG" w:eastAsia="en-GB"/>
+                <w:rPrChange w:id="32" w:author="Nicholas Zaklama" w:date="2026-06-07T19:07:00Z" w16du:dateUtc="2026-06-07T11:07:00Z">
+                  <w:rPr>
+                    <w:rFonts w:eastAsia="Times New Roman" w:cs="Arial"/>
+                    <w:szCs w:val="20"/>
+                    <w:lang w:val="en-SG" w:eastAsia="en-GB"/>
+                  </w:rPr>
+                </w:rPrChange>
               </w:rPr>
             </w:pPr>
             <w:r>
               <w:rPr>
                 <w:rFonts w:eastAsia="Times New Roman" w:cs="Arial"/>
                 <w:szCs w:val="20"/>
-                <w:lang w:val="en-SG" w:eastAsia="en-GB"/>
-              </w:rPr>
-              <w:t xml:space="preserve">Organisations rarely struggle because they lack ambition, expertise or opportunity. </w:t>
+                <w:highlight w:val="cyan"/>
+                <w:lang w:val="en-SG" w:eastAsia="en-GB"/>
+                <w:rPrChange w:id="33" w:author="Nicholas Zaklama" w:date="2026-06-07T19:07:00Z" w16du:dateUtc="2026-06-07T11:07:00Z">
+                  <w:rPr>
+                    <w:rFonts w:eastAsia="Times New Roman" w:cs="Arial"/>
+                    <w:szCs w:val="20"/>
+                    <w:lang w:val="en-SG" w:eastAsia="en-GB"/>
+                  </w:rPr>
+                </w:rPrChange>
+              </w:rPr>
+              <w:t>Route forward</w:t>
+            </w:r>
+          </w:p>
+        </w:tc>
+        <w:tc>
+          <w:tcPr>
+            <w:tcW w:w="8629" w:type="dxa"/>
+          </w:tcPr>
+          <w:p>
+            <w:pPr>
+              <w:snapToGrid w:val="0"/>
+              <w:spacing w:after="200"/>
+              <w:jc w:val="both"/>
+              <w:rPr>
+                <w:ins w:id="34" w:author="Nicholas Zaklama" w:date="2026-06-07T18:42:00Z" w16du:dateUtc="2026-06-07T10:42:00Z"/>
+                <w:rFonts w:eastAsia="Times New Roman" w:cs="Arial"/>
+                <w:szCs w:val="20"/>
+                <w:highlight w:val="cyan"/>
+                <w:lang w:val="en-SG" w:eastAsia="en-GB"/>
+                <w:rPrChange w:id="35" w:author="Nicholas Zaklama" w:date="2026-06-07T19:07:00Z" w16du:dateUtc="2026-06-07T11:07:00Z">
+                  <w:rPr>
+                    <w:ins w:id="36" w:author="Nicholas Zaklama" w:date="2026-06-07T18:42:00Z" w16du:dateUtc="2026-06-07T10:42:00Z"/>
+                    <w:rFonts w:eastAsia="Times New Roman" w:cs="Arial"/>
+                    <w:szCs w:val="20"/>
+                    <w:lang w:val="en-SG" w:eastAsia="en-GB"/>
+                  </w:rPr>
+                </w:rPrChange>
+              </w:rPr>
+            </w:pPr>
+            <w:del w:id="37" w:author="Nicholas Zaklama" w:date="2026-06-07T18:42:00Z" w16du:dateUtc="2026-06-07T10:42:00Z">
+              <w:r>
+                <w:rPr>
+                  <w:rFonts w:eastAsia="Times New Roman" w:cs="Arial"/>
+                  <w:szCs w:val="20"/>
+                  <w:highlight w:val="cyan"/>
+                  <w:lang w:val="en-SG" w:eastAsia="en-GB"/>
+                  <w:rPrChange w:id="38" w:author="Nicholas Zaklama" w:date="2026-06-07T19:07:00Z" w16du:dateUtc="2026-06-07T11:07:00Z">
+                    <w:rPr>
+                      <w:rFonts w:eastAsia="Times New Roman" w:cs="Arial"/>
+                      <w:szCs w:val="20"/>
+                      <w:lang w:val="en-SG" w:eastAsia="en-GB"/>
+                    </w:rPr>
+                  </w:rPrChange>
+                </w:rPr>
+                <w:delText xml:space="preserve">Progress requires distinguishing the issues that matter most and focusing effort on the decisions that will shape the outcome.  The expertise and perspectives required to turn vision into reality rarely sit in one place and are often shaped by </w:delText>
+              </w:r>
+              <w:r>
+                <w:rPr>
+                  <w:rFonts w:eastAsia="Times New Roman" w:cs="Arial"/>
+                  <w:szCs w:val="20"/>
+                  <w:highlight w:val="cyan"/>
+                  <w:lang w:val="en-SG" w:eastAsia="en-GB"/>
+                  <w:rPrChange w:id="39" w:author="Nicholas Zaklama" w:date="2026-06-07T19:07:00Z" w16du:dateUtc="2026-06-07T11:07:00Z">
+                    <w:rPr>
+                      <w:rFonts w:eastAsia="Times New Roman" w:cs="Arial"/>
+                      <w:szCs w:val="20"/>
+                      <w:lang w:val="en-SG" w:eastAsia="en-GB"/>
+                    </w:rPr>
+                  </w:rPrChange>
+                </w:rPr>
+                <w:delText>conflicting</w:delText>
+              </w:r>
+              <w:r>
+                <w:rPr>
+                  <w:rFonts w:eastAsia="Times New Roman" w:cs="Arial"/>
+                  <w:szCs w:val="20"/>
+                  <w:highlight w:val="cyan"/>
+                  <w:lang w:val="en-SG" w:eastAsia="en-GB"/>
+                  <w:rPrChange w:id="40" w:author="Nicholas Zaklama" w:date="2026-06-07T19:07:00Z" w16du:dateUtc="2026-06-07T11:07:00Z">
+                    <w:rPr>
+                      <w:rFonts w:eastAsia="Times New Roman" w:cs="Arial"/>
+                      <w:szCs w:val="20"/>
+                      <w:lang w:val="en-SG" w:eastAsia="en-GB"/>
+                    </w:rPr>
+                  </w:rPrChange>
+                </w:rPr>
+                <w:delText xml:space="preserve"> </w:delText>
+              </w:r>
+              <w:r>
+                <w:rPr>
+                  <w:rFonts w:eastAsia="Times New Roman" w:cs="Arial"/>
+                  <w:szCs w:val="20"/>
+                  <w:highlight w:val="cyan"/>
+                  <w:lang w:val="en-SG" w:eastAsia="en-GB"/>
+                  <w:rPrChange w:id="41" w:author="Nicholas Zaklama" w:date="2026-06-07T19:07:00Z" w16du:dateUtc="2026-06-07T11:07:00Z">
+                    <w:rPr>
+                      <w:rFonts w:eastAsia="Times New Roman" w:cs="Arial"/>
+                      <w:szCs w:val="20"/>
+                      <w:lang w:val="en-SG" w:eastAsia="en-GB"/>
+                    </w:rPr>
+                  </w:rPrChange>
+                </w:rPr>
+                <w:delText>priorities and constraints</w:delText>
+              </w:r>
+              <w:r>
+                <w:rPr>
+                  <w:rFonts w:eastAsia="Times New Roman" w:cs="Arial"/>
+                  <w:szCs w:val="20"/>
+                  <w:highlight w:val="cyan"/>
+                  <w:lang w:val="en-SG" w:eastAsia="en-GB"/>
+                  <w:rPrChange w:id="42" w:author="Nicholas Zaklama" w:date="2026-06-07T19:07:00Z" w16du:dateUtc="2026-06-07T11:07:00Z">
+                    <w:rPr>
+                      <w:rFonts w:eastAsia="Times New Roman" w:cs="Arial"/>
+                      <w:szCs w:val="20"/>
+                      <w:lang w:val="en-SG" w:eastAsia="en-GB"/>
+                    </w:rPr>
+                  </w:rPrChange>
+                </w:rPr>
+                <w:delText xml:space="preserve">.  Realising that vision requires </w:delText>
+              </w:r>
+              <w:r>
+                <w:rPr>
+                  <w:rFonts w:eastAsia="Times New Roman" w:cs="Arial"/>
+                  <w:szCs w:val="20"/>
+                  <w:highlight w:val="cyan"/>
+                  <w:lang w:val="en-SG" w:eastAsia="en-GB"/>
+                  <w:rPrChange w:id="43" w:author="Nicholas Zaklama" w:date="2026-06-07T19:07:00Z" w16du:dateUtc="2026-06-07T11:07:00Z">
+                    <w:rPr>
+                      <w:rFonts w:eastAsia="Times New Roman" w:cs="Arial"/>
+                      <w:szCs w:val="20"/>
+                      <w:lang w:val="en-SG" w:eastAsia="en-GB"/>
+                    </w:rPr>
+                  </w:rPrChange>
+                </w:rPr>
+                <w:delText>reconciling these often divergent dynamics</w:delText>
+              </w:r>
+              <w:r>
+                <w:rPr>
+                  <w:rFonts w:eastAsia="Times New Roman" w:cs="Arial"/>
+                  <w:szCs w:val="20"/>
+                  <w:highlight w:val="cyan"/>
+                  <w:lang w:val="en-SG" w:eastAsia="en-GB"/>
+                  <w:rPrChange w:id="44" w:author="Nicholas Zaklama" w:date="2026-06-07T19:07:00Z" w16du:dateUtc="2026-06-07T11:07:00Z">
+                    <w:rPr>
+                      <w:rFonts w:eastAsia="Times New Roman" w:cs="Arial"/>
+                      <w:szCs w:val="20"/>
+                      <w:lang w:val="en-SG" w:eastAsia="en-GB"/>
+                    </w:rPr>
+                  </w:rPrChange>
+                </w:rPr>
+                <w:delText xml:space="preserve"> in a way that creates direction, builds momentum and delivers tangible results.</w:delText>
+              </w:r>
+            </w:del>
+          </w:p>
+          <w:p>
+            <w:pPr>
+              <w:snapToGrid w:val="0"/>
+              <w:spacing w:after="200"/>
+              <w:jc w:val="both"/>
+              <w:rPr>
+                <w:ins w:id="45" w:author="Nicholas Zaklama" w:date="2026-06-07T18:48:00Z" w16du:dateUtc="2026-06-07T10:48:00Z"/>
+                <w:rFonts w:eastAsia="Times New Roman" w:cs="Arial"/>
+                <w:szCs w:val="20"/>
+                <w:highlight w:val="cyan"/>
+                <w:lang w:val="en-SG" w:eastAsia="en-GB"/>
+                <w:rPrChange w:id="46" w:author="Nicholas Zaklama" w:date="2026-06-07T19:07:00Z" w16du:dateUtc="2026-06-07T11:07:00Z">
+                  <w:rPr>
+                    <w:ins w:id="47" w:author="Nicholas Zaklama" w:date="2026-06-07T18:48:00Z" w16du:dateUtc="2026-06-07T10:48:00Z"/>
+                    <w:rFonts w:eastAsia="Times New Roman" w:cs="Arial"/>
+                    <w:szCs w:val="20"/>
+                    <w:lang w:val="en-SG" w:eastAsia="en-GB"/>
+                  </w:rPr>
+                </w:rPrChange>
+              </w:rPr>
+            </w:pPr>
+            <w:ins w:id="48" w:author="Nicholas Zaklama" w:date="2026-06-07T18:48:00Z" w16du:dateUtc="2026-06-07T10:48:00Z">
+              <w:r>
+                <w:rPr>
+                  <w:rFonts w:eastAsia="Times New Roman" w:cs="Arial"/>
+                  <w:szCs w:val="20"/>
+                  <w:highlight w:val="cyan"/>
+                  <w:lang w:val="en-SG" w:eastAsia="en-GB"/>
+                  <w:rPrChange w:id="49" w:author="Nicholas Zaklama" w:date="2026-06-07T19:07:00Z" w16du:dateUtc="2026-06-07T11:07:00Z">
+                    <w:rPr>
+                      <w:rFonts w:eastAsia="Times New Roman" w:cs="Arial"/>
+                      <w:szCs w:val="20"/>
+                      <w:lang w:val="en-SG" w:eastAsia="en-GB"/>
+                    </w:rPr>
+                  </w:rPrChange>
+                </w:rPr>
+                <w:t>Achieving successful outcomes requires more than expertise alone.</w:t>
+              </w:r>
+            </w:ins>
+          </w:p>
+          <w:p>
+            <w:pPr>
+              <w:snapToGrid w:val="0"/>
+              <w:spacing w:after="200"/>
+              <w:jc w:val="both"/>
+              <w:rPr>
+                <w:rFonts w:eastAsia="Times New Roman" w:cs="Arial"/>
+                <w:szCs w:val="20"/>
+                <w:highlight w:val="cyan"/>
+                <w:lang w:val="en-SG" w:eastAsia="en-GB"/>
+                <w:rPrChange w:id="50" w:author="Nicholas Zaklama" w:date="2026-06-07T19:07:00Z" w16du:dateUtc="2026-06-07T11:07:00Z">
+                  <w:rPr>
+                    <w:rFonts w:eastAsia="Times New Roman" w:cs="Arial"/>
+                    <w:szCs w:val="20"/>
+                    <w:lang w:val="en-SG" w:eastAsia="en-GB"/>
+                  </w:rPr>
+                </w:rPrChange>
+              </w:rPr>
+            </w:pPr>
+            <w:ins w:id="51" w:author="Nicholas Zaklama" w:date="2026-06-07T18:48:00Z" w16du:dateUtc="2026-06-07T10:48:00Z">
+              <w:r>
+                <w:rPr>
+                  <w:rFonts w:eastAsia="Times New Roman" w:cs="Arial"/>
+                  <w:szCs w:val="20"/>
+                  <w:highlight w:val="cyan"/>
+                  <w:lang w:val="en-SG" w:eastAsia="en-GB"/>
+                  <w:rPrChange w:id="52" w:author="Nicholas Zaklama" w:date="2026-06-07T19:07:00Z" w16du:dateUtc="2026-06-07T11:07:00Z">
+                    <w:rPr>
+                      <w:rFonts w:eastAsia="Times New Roman" w:cs="Arial"/>
+                      <w:szCs w:val="20"/>
+                      <w:lang w:val="en-SG" w:eastAsia="en-GB"/>
+                    </w:rPr>
+                  </w:rPrChange>
+                </w:rPr>
+                <w:t>Realising that vision requires understanding what leadership is seeking to achieve and identifying what may be preventing progress.  It also requires reconciling often divergent priorities and constraints in a way that creates direction, builds momentum and delivers tangible results.</w:t>
+              </w:r>
+            </w:ins>
+          </w:p>
+        </w:tc>
+      </w:tr>
+      <w:tr>
+        <w:tc>
+          <w:tcPr>
+            <w:tcW w:w="1560" w:type="dxa"/>
+          </w:tcPr>
+          <w:p>
+            <w:pPr>
+              <w:snapToGrid w:val="0"/>
+              <w:spacing w:after="200"/>
+              <w:jc w:val="both"/>
+              <w:rPr>
+                <w:rFonts w:eastAsia="Times New Roman" w:cs="Arial"/>
+                <w:szCs w:val="20"/>
+                <w:lang w:val="en-SG" w:eastAsia="en-GB"/>
+              </w:rPr>
+            </w:pPr>
+            <w:r>
+              <w:rPr>
+                <w:rFonts w:eastAsia="Times New Roman" w:cs="Arial"/>
+                <w:szCs w:val="20"/>
+                <w:lang w:val="en-SG" w:eastAsia="en-GB"/>
+              </w:rPr>
+              <w:t>Ascendiate</w:t>
+            </w:r>
+          </w:p>
+        </w:tc>
+        <w:tc>
+          <w:tcPr>
+            <w:tcW w:w="8629" w:type="dxa"/>
+          </w:tcPr>
+          <w:p>
+            <w:pPr>
+              <w:snapToGrid w:val="0"/>
+              <w:spacing w:after="200"/>
+              <w:jc w:val="both"/>
+              <w:rPr>
+                <w:rFonts w:eastAsia="Times New Roman" w:cs="Arial"/>
+                <w:szCs w:val="20"/>
+                <w:lang w:val="en-SG" w:eastAsia="en-GB"/>
+              </w:rPr>
+            </w:pPr>
+            <w:r>
+              <w:rPr>
+                <w:rFonts w:eastAsia="Times New Roman" w:cs="Arial"/>
+                <w:szCs w:val="20"/>
+                <w:lang w:val="en-SG" w:eastAsia="en-GB"/>
+              </w:rPr>
+              <w:t>Ascendiate is an independent platform created to turn competing priorities into clear direction and momentum, transforming goals into achievement.</w:t>
+            </w:r>
+            <w:r>
+              <w:rPr>
+                <w:rFonts w:eastAsia="Times New Roman" w:cs="Arial"/>
+                <w:szCs w:val="20"/>
+                <w:lang w:val="en-SG" w:eastAsia="en-GB"/>
+              </w:rPr>
+              <w:t xml:space="preserve">  </w:t>
+            </w:r>
+            <w:proofErr w:type="spellStart"/>
+            <w:r>
+              <w:rPr>
+                <w:rFonts w:eastAsia="Times New Roman" w:cs="Arial"/>
+                <w:szCs w:val="20"/>
+                <w:lang w:val="en-SG" w:eastAsia="en-GB"/>
+              </w:rPr>
+              <w:t>Ascendiate’s</w:t>
+            </w:r>
+            <w:proofErr w:type="spellEnd"/>
+            <w:r>
+              <w:rPr>
+                <w:rFonts w:eastAsia="Times New Roman" w:cs="Arial"/>
+                <w:szCs w:val="20"/>
+                <w:lang w:val="en-SG" w:eastAsia="en-GB"/>
+              </w:rPr>
+              <w:t xml:space="preserve"> value is not only to achieve today’s objectives, but also to build the organisational capability required to address tomorrow’s challenges.</w:t>
+            </w:r>
+          </w:p>
+        </w:tc>
+      </w:tr>
+    </w:tbl>
+    <w:p>
+      <w:pPr>
+        <w:snapToGrid w:val="0"/>
+        <w:spacing w:after="200"/>
+        <w:jc w:val="both"/>
+        <w:rPr>
+          <w:rFonts w:eastAsia="Times New Roman" w:cs="Arial"/>
+          <w:b/>
+          <w:bCs/>
+          <w:szCs w:val="20"/>
+          <w:lang w:val="en-SG" w:eastAsia="en-GB"/>
+        </w:rPr>
+      </w:pPr>
+    </w:p>
+    <w:p>
+      <w:pPr>
+        <w:snapToGrid w:val="0"/>
+        <w:spacing w:after="200"/>
+        <w:jc w:val="both"/>
+        <w:rPr>
+          <w:rFonts w:eastAsia="Times New Roman" w:cs="Arial"/>
+          <w:b/>
+          <w:bCs/>
+          <w:szCs w:val="20"/>
+          <w:lang w:val="en-SG" w:eastAsia="en-GB"/>
+        </w:rPr>
+      </w:pPr>
+      <w:r>
+        <w:rPr>
+          <w:rFonts w:eastAsia="Times New Roman" w:cs="Arial"/>
+          <w:b/>
+          <w:bCs/>
+          <w:szCs w:val="20"/>
+          <w:lang w:val="en-SG" w:eastAsia="en-GB"/>
+        </w:rPr>
+        <w:t>Design intent</w:t>
+      </w:r>
+    </w:p>
+    <w:p>
+      <w:pPr>
+        <w:snapToGrid w:val="0"/>
+        <w:spacing w:after="200"/>
+        <w:jc w:val="both"/>
+        <w:rPr>
+          <w:rFonts w:eastAsia="Times New Roman" w:cs="Arial"/>
+          <w:szCs w:val="20"/>
+          <w:lang w:val="en-SG" w:eastAsia="en-GB"/>
+        </w:rPr>
+      </w:pPr>
+      <w:r>
+        <w:rPr>
+          <w:rFonts w:eastAsia="Times New Roman" w:cs="Arial"/>
+          <w:szCs w:val="20"/>
+          <w:lang w:val="en-SG" w:eastAsia="en-GB"/>
+        </w:rPr>
+        <w:t xml:space="preserve">This section explain the philosophy that underpins the outcomes demonstrated in the </w:t>
+      </w:r>
+      <w:r>
+        <w:rPr>
+          <w:rFonts w:eastAsia="Times New Roman" w:cs="Arial"/>
+          <w:i/>
+          <w:iCs/>
+          <w:szCs w:val="20"/>
+          <w:lang w:val="en-SG" w:eastAsia="en-GB"/>
+        </w:rPr>
+        <w:t>Experience</w:t>
+      </w:r>
+      <w:r>
+        <w:rPr>
+          <w:rFonts w:eastAsia="Times New Roman" w:cs="Arial"/>
+          <w:szCs w:val="20"/>
+          <w:lang w:val="en-SG" w:eastAsia="en-GB"/>
+        </w:rPr>
+        <w:t xml:space="preserve"> section</w:t>
+      </w:r>
+    </w:p>
+    <w:p>
+      <w:pPr>
+        <w:snapToGrid w:val="0"/>
+        <w:spacing w:after="200"/>
+        <w:jc w:val="both"/>
+        <w:rPr>
+          <w:rFonts w:eastAsia="Times New Roman" w:cs="Arial"/>
+          <w:szCs w:val="20"/>
+          <w:lang w:val="en-SG" w:eastAsia="en-GB"/>
+        </w:rPr>
+      </w:pPr>
+      <w:r>
+        <w:rPr>
+          <w:rFonts w:eastAsia="Times New Roman" w:cs="Arial"/>
+          <w:szCs w:val="20"/>
+          <w:lang w:val="en-SG" w:eastAsia="en-GB"/>
+        </w:rPr>
+        <w:t>The focus should be on judgement, integration and execution rather than technical expertise, industry credentials or professional qualifications</w:t>
+      </w:r>
+    </w:p>
+    <w:p>
+      <w:pPr>
+        <w:snapToGrid w:val="0"/>
+        <w:spacing w:after="200"/>
+        <w:jc w:val="both"/>
+        <w:rPr>
+          <w:rFonts w:eastAsia="Times New Roman" w:cs="Arial"/>
+          <w:szCs w:val="20"/>
+          <w:lang w:val="en-SG" w:eastAsia="en-GB"/>
+        </w:rPr>
+      </w:pPr>
+      <w:r>
+        <w:rPr>
+          <w:rFonts w:eastAsia="Times New Roman" w:cs="Arial"/>
+          <w:szCs w:val="20"/>
+          <w:lang w:val="en-SG" w:eastAsia="en-GB"/>
+        </w:rPr>
+        <w:lastRenderedPageBreak/>
+        <w:t>Thi</w:t>
+      </w:r>
+      <w:r>
+        <w:rPr>
+          <w:rFonts w:eastAsia="Times New Roman" w:cs="Arial"/>
+          <w:szCs w:val="20"/>
+          <w:lang w:val="en-SG" w:eastAsia="en-GB"/>
+        </w:rPr>
+        <w:t>s</w:t>
+      </w:r>
+      <w:r>
+        <w:rPr>
+          <w:rFonts w:eastAsia="Times New Roman" w:cs="Arial"/>
+          <w:szCs w:val="20"/>
+          <w:lang w:val="en-SG" w:eastAsia="en-GB"/>
+        </w:rPr>
+        <w:t xml:space="preserve"> section should communicate that Ascendiate operates across disciplines, helping connect expertise, stakeholders, decisions and execution in pursuit of business outcomes</w:t>
+      </w:r>
+    </w:p>
+    <w:p>
+      <w:pPr>
+        <w:snapToGrid w:val="0"/>
+        <w:spacing w:after="200"/>
+        <w:jc w:val="both"/>
+        <w:rPr>
+          <w:rFonts w:eastAsia="Times New Roman" w:cs="Arial"/>
+          <w:szCs w:val="20"/>
+          <w:lang w:val="en-SG" w:eastAsia="en-GB"/>
+        </w:rPr>
+      </w:pPr>
+      <w:r>
+        <w:rPr>
+          <w:rFonts w:eastAsia="Times New Roman" w:cs="Arial"/>
+          <w:szCs w:val="20"/>
+          <w:lang w:val="en-SG" w:eastAsia="en-GB"/>
+        </w:rPr>
+        <w:t>The reader should feel that Ascendiate understands both the destination and the challenges involved in reaching it</w:t>
+      </w:r>
+    </w:p>
+    <w:p>
+      <w:pPr>
+        <w:snapToGrid w:val="0"/>
+        <w:spacing w:after="200"/>
+        <w:jc w:val="both"/>
+        <w:rPr>
+          <w:rFonts w:eastAsia="Times New Roman" w:cs="Arial"/>
+          <w:szCs w:val="20"/>
+          <w:lang w:val="en-SG" w:eastAsia="en-GB"/>
+        </w:rPr>
+      </w:pPr>
+      <w:r>
+        <w:rPr>
+          <w:rFonts w:eastAsia="Times New Roman" w:cs="Arial"/>
+          <w:szCs w:val="20"/>
+          <w:lang w:val="en-SG" w:eastAsia="en-GB"/>
+        </w:rPr>
+        <w:t>The section should feel human and considered without becoming personal</w:t>
+      </w:r>
+    </w:p>
+    <w:p>
+      <w:pPr>
+        <w:snapToGrid w:val="0"/>
+        <w:spacing w:after="200"/>
+        <w:jc w:val="both"/>
+        <w:rPr>
+          <w:rFonts w:eastAsia="Times New Roman" w:cs="Arial"/>
+          <w:b/>
+          <w:bCs/>
+          <w:szCs w:val="20"/>
+          <w:lang w:val="en-SG" w:eastAsia="en-GB"/>
+        </w:rPr>
+      </w:pPr>
+    </w:p>
+    <w:p>
+      <w:pPr>
+        <w:snapToGrid w:val="0"/>
+        <w:spacing w:after="200"/>
+        <w:jc w:val="both"/>
+        <w:rPr>
+          <w:rFonts w:eastAsia="Times New Roman" w:cs="Arial"/>
+          <w:b/>
+          <w:bCs/>
+          <w:szCs w:val="20"/>
+          <w:lang w:val="en-SG" w:eastAsia="en-GB"/>
+        </w:rPr>
+      </w:pPr>
+      <w:r>
+        <w:rPr>
+          <w:rFonts w:eastAsia="Times New Roman" w:cs="Arial"/>
+          <w:b/>
+          <w:bCs/>
+          <w:szCs w:val="20"/>
+          <w:lang w:val="en-SG" w:eastAsia="en-GB"/>
+        </w:rPr>
+        <w:t>Other comments</w:t>
+      </w:r>
+    </w:p>
+    <w:p>
+      <w:pPr>
+        <w:snapToGrid w:val="0"/>
+        <w:spacing w:after="200"/>
+        <w:jc w:val="both"/>
+        <w:rPr>
+          <w:rFonts w:eastAsia="Times New Roman" w:cs="Arial"/>
+          <w:szCs w:val="20"/>
+          <w:lang w:val="en-SG" w:eastAsia="en-GB"/>
+        </w:rPr>
+      </w:pPr>
+      <w:r>
+        <w:rPr>
+          <w:rFonts w:eastAsia="Times New Roman" w:cs="Arial"/>
+          <w:szCs w:val="20"/>
+          <w:lang w:val="en-SG" w:eastAsia="en-GB"/>
+        </w:rPr>
+        <w:t>Avoid positioning Ascendiate as a traditional advisory, consulting or legal business</w:t>
+      </w:r>
+    </w:p>
+    <w:p>
+      <w:pPr>
+        <w:snapToGrid w:val="0"/>
+        <w:spacing w:after="200"/>
+        <w:jc w:val="both"/>
+        <w:rPr>
+          <w:rFonts w:eastAsia="Times New Roman" w:cs="Arial"/>
+          <w:szCs w:val="20"/>
+          <w:lang w:val="en-SG" w:eastAsia="en-GB"/>
+        </w:rPr>
+      </w:pPr>
+      <w:r>
+        <w:rPr>
+          <w:rFonts w:eastAsia="Times New Roman" w:cs="Arial"/>
+          <w:szCs w:val="20"/>
+          <w:lang w:val="en-SG" w:eastAsia="en-GB"/>
+        </w:rPr>
+        <w:t>Avoid implying that leadership teams lack capability or understanding</w:t>
+      </w:r>
+    </w:p>
+    <w:p>
+      <w:pPr>
+        <w:snapToGrid w:val="0"/>
+        <w:spacing w:after="200"/>
+        <w:jc w:val="both"/>
+        <w:rPr>
+          <w:rFonts w:eastAsia="Times New Roman" w:cs="Arial"/>
+          <w:szCs w:val="20"/>
+          <w:lang w:val="en-SG" w:eastAsia="en-GB"/>
+        </w:rPr>
+      </w:pPr>
+      <w:r>
+        <w:rPr>
+          <w:rFonts w:eastAsia="Times New Roman" w:cs="Arial"/>
+          <w:szCs w:val="20"/>
+          <w:lang w:val="en-SG" w:eastAsia="en-GB"/>
+        </w:rPr>
+        <w:t>Avoid presenting Ascendiate as a specialist defined primarily by industry, transaction type or professional discipline</w:t>
+      </w:r>
+    </w:p>
+    <w:p>
+      <w:pPr>
+        <w:snapToGrid w:val="0"/>
+        <w:spacing w:after="200"/>
+        <w:jc w:val="both"/>
+        <w:rPr>
+          <w:rFonts w:eastAsia="Times New Roman" w:cs="Arial"/>
+          <w:szCs w:val="20"/>
+          <w:lang w:val="en-SG" w:eastAsia="en-GB"/>
+        </w:rPr>
+      </w:pPr>
+      <w:r>
+        <w:rPr>
+          <w:rFonts w:eastAsia="Times New Roman" w:cs="Arial"/>
+          <w:szCs w:val="20"/>
+          <w:lang w:val="en-SG" w:eastAsia="en-GB"/>
+        </w:rPr>
+        <w:t>The emphasis should remain on helping leadership teams create, grow and stabilise businesses through judgement, integration and practical execution</w:t>
+      </w:r>
+    </w:p>
+    <w:p>
+      <w:pPr>
+        <w:snapToGrid w:val="0"/>
+        <w:spacing w:after="200"/>
+        <w:jc w:val="both"/>
+        <w:rPr>
+          <w:rFonts w:eastAsia="Times New Roman" w:cs="Arial"/>
+          <w:szCs w:val="20"/>
+          <w:lang w:val="en-SG" w:eastAsia="en-GB"/>
+        </w:rPr>
+      </w:pPr>
+      <w:r>
+        <w:rPr>
+          <w:rFonts w:eastAsia="Times New Roman" w:cs="Arial"/>
+          <w:szCs w:val="20"/>
+          <w:lang w:val="en-SG" w:eastAsia="en-GB"/>
+        </w:rPr>
+        <w:t>Any visual element should reinforce the themes of connection, structure, pathways or integration rather than aviation, finance or professional services</w:t>
+      </w:r>
+    </w:p>
+    <w:p>
+      <w:pPr>
+        <w:snapToGrid w:val="0"/>
+        <w:spacing w:after="200"/>
+        <w:jc w:val="both"/>
+        <w:rPr>
+          <w:rFonts w:eastAsia="Times New Roman" w:cs="Arial"/>
+          <w:szCs w:val="20"/>
+          <w:lang w:val="en-SG" w:eastAsia="en-GB"/>
+        </w:rPr>
+      </w:pPr>
+      <w:r>
+        <w:rPr>
+          <w:rFonts w:eastAsia="Times New Roman" w:cs="Arial"/>
+          <w:szCs w:val="20"/>
+          <w:lang w:val="en-SG" w:eastAsia="en-GB"/>
+        </w:rPr>
+        <w:t xml:space="preserve">The section should serve as the philosophical bridge between the proposition established in the </w:t>
+      </w:r>
+      <w:r>
+        <w:rPr>
+          <w:rFonts w:eastAsia="Times New Roman" w:cs="Arial"/>
+          <w:i/>
+          <w:iCs/>
+          <w:szCs w:val="20"/>
+          <w:lang w:val="en-SG" w:eastAsia="en-GB"/>
+        </w:rPr>
+        <w:t>Hero</w:t>
+      </w:r>
+      <w:r>
+        <w:rPr>
+          <w:rFonts w:eastAsia="Times New Roman" w:cs="Arial"/>
+          <w:szCs w:val="20"/>
+          <w:lang w:val="en-SG" w:eastAsia="en-GB"/>
+        </w:rPr>
+        <w:t xml:space="preserve"> section and the evidence presented in the </w:t>
+      </w:r>
+      <w:r>
+        <w:rPr>
+          <w:rFonts w:eastAsia="Times New Roman" w:cs="Arial"/>
+          <w:i/>
+          <w:iCs/>
+          <w:szCs w:val="20"/>
+          <w:lang w:val="en-SG" w:eastAsia="en-GB"/>
+        </w:rPr>
+        <w:t>Experience</w:t>
+      </w:r>
+      <w:r>
+        <w:rPr>
+          <w:rFonts w:eastAsia="Times New Roman" w:cs="Arial"/>
+          <w:szCs w:val="20"/>
+          <w:lang w:val="en-SG" w:eastAsia="en-GB"/>
+        </w:rPr>
+        <w:t xml:space="preserve"> section</w:t>
+      </w:r>
+    </w:p>
+    <w:p>
+      <w:pPr>
+        <w:snapToGrid w:val="0"/>
+        <w:spacing w:after="200"/>
+        <w:jc w:val="both"/>
+        <w:rPr>
+          <w:rFonts w:eastAsia="Times New Roman" w:cs="Arial"/>
+          <w:b/>
+          <w:bCs/>
+          <w:szCs w:val="20"/>
+          <w:lang w:val="en-SG" w:eastAsia="en-GB"/>
+        </w:rPr>
+      </w:pPr>
+      <w:r>
+        <w:rPr>
+          <w:rFonts w:eastAsia="Times New Roman" w:cs="Arial"/>
+          <w:b/>
+          <w:bCs/>
+          <w:szCs w:val="20"/>
+          <w:lang w:val="en-SG" w:eastAsia="en-GB"/>
+        </w:rPr>
+        <w:br w:type="page"/>
+      </w:r>
+    </w:p>
+    <w:p>
+      <w:pPr>
+        <w:snapToGrid w:val="0"/>
+        <w:spacing w:after="200"/>
+        <w:jc w:val="both"/>
+        <w:outlineLvl w:val="1"/>
+        <w:rPr>
+          <w:rFonts w:eastAsia="Times New Roman" w:cs="Arial"/>
+          <w:b/>
+          <w:bCs/>
+          <w:szCs w:val="20"/>
+          <w:lang w:val="en-SG" w:eastAsia="en-GB"/>
+        </w:rPr>
+      </w:pPr>
+      <w:r>
+        <w:rPr>
+          <w:rFonts w:eastAsia="Times New Roman" w:cs="Arial"/>
+          <w:b/>
+          <w:bCs/>
+          <w:szCs w:val="20"/>
+          <w:lang w:val="en-SG" w:eastAsia="en-GB"/>
+        </w:rPr>
+        <w:lastRenderedPageBreak/>
+        <w:t>APPROACH SECTION</w:t>
+      </w:r>
+    </w:p>
+    <w:p>
+      <w:pPr>
+        <w:snapToGrid w:val="0"/>
+        <w:spacing w:after="200"/>
+        <w:jc w:val="both"/>
+        <w:outlineLvl w:val="1"/>
+        <w:rPr>
+          <w:rFonts w:eastAsia="Times New Roman" w:cs="Arial"/>
+          <w:szCs w:val="20"/>
+          <w:lang w:val="en-SG" w:eastAsia="en-GB"/>
+        </w:rPr>
+      </w:pPr>
+    </w:p>
+    <w:p>
+      <w:pPr>
+        <w:snapToGrid w:val="0"/>
+        <w:spacing w:after="200"/>
+        <w:jc w:val="both"/>
+        <w:outlineLvl w:val="1"/>
+        <w:rPr>
+          <w:rFonts w:eastAsia="Times New Roman" w:cs="Arial"/>
+          <w:b/>
+          <w:bCs/>
+          <w:szCs w:val="20"/>
+          <w:lang w:val="en-SG" w:eastAsia="en-GB"/>
+        </w:rPr>
+      </w:pPr>
+      <w:r>
+        <w:rPr>
+          <w:rFonts w:eastAsia="Times New Roman" w:cs="Arial"/>
+          <w:b/>
+          <w:bCs/>
+          <w:szCs w:val="20"/>
+          <w:lang w:val="en-SG" w:eastAsia="en-GB"/>
+        </w:rPr>
+        <w:t>Purpose</w:t>
+      </w:r>
+    </w:p>
+    <w:p>
+      <w:pPr>
+        <w:snapToGrid w:val="0"/>
+        <w:spacing w:after="200"/>
+        <w:jc w:val="both"/>
+        <w:outlineLvl w:val="1"/>
+        <w:rPr>
+          <w:rFonts w:eastAsia="Times New Roman" w:cs="Arial"/>
+          <w:szCs w:val="20"/>
+          <w:lang w:val="en-SG" w:eastAsia="en-GB"/>
+        </w:rPr>
+      </w:pPr>
+      <w:r>
+        <w:rPr>
+          <w:rFonts w:eastAsia="Times New Roman" w:cs="Arial"/>
+          <w:szCs w:val="20"/>
+          <w:lang w:val="en-SG" w:eastAsia="en-GB"/>
+        </w:rPr>
+        <w:t>Explain how Ascendiate approaches complex situations and the thinking that underpins its work</w:t>
+      </w:r>
+    </w:p>
+    <w:p>
+      <w:pPr>
+        <w:snapToGrid w:val="0"/>
+        <w:spacing w:after="200"/>
+        <w:jc w:val="both"/>
+        <w:outlineLvl w:val="1"/>
+        <w:rPr>
+          <w:rFonts w:eastAsia="Times New Roman" w:cs="Arial"/>
+          <w:szCs w:val="20"/>
+          <w:lang w:val="en-SG" w:eastAsia="en-GB"/>
+        </w:rPr>
+      </w:pPr>
+      <w:r>
+        <w:rPr>
+          <w:rFonts w:eastAsia="Times New Roman" w:cs="Arial"/>
+          <w:szCs w:val="20"/>
+          <w:lang w:val="en-SG" w:eastAsia="en-GB"/>
+        </w:rPr>
+        <w:t xml:space="preserve">The section should help the reader </w:t>
+      </w:r>
+      <w:r>
+        <w:rPr>
+          <w:rFonts w:eastAsia="Times New Roman" w:cs="Arial"/>
+          <w:szCs w:val="20"/>
+          <w:lang w:val="en-SG" w:eastAsia="en-GB"/>
+        </w:rPr>
+        <w:t xml:space="preserve">to </w:t>
+      </w:r>
+      <w:r>
+        <w:rPr>
+          <w:rFonts w:eastAsia="Times New Roman" w:cs="Arial"/>
+          <w:szCs w:val="20"/>
+          <w:lang w:val="en-SG" w:eastAsia="en-GB"/>
+        </w:rPr>
+        <w:t>understand how challenges are assessed, how opportunities for improvement are identified and how progress is achieved</w:t>
+      </w:r>
+    </w:p>
+    <w:p>
+      <w:pPr>
+        <w:snapToGrid w:val="0"/>
+        <w:spacing w:after="200"/>
+        <w:jc w:val="both"/>
+        <w:outlineLvl w:val="1"/>
+        <w:rPr>
+          <w:rFonts w:eastAsia="Times New Roman" w:cs="Arial"/>
+          <w:szCs w:val="20"/>
+          <w:lang w:val="en-SG" w:eastAsia="en-GB"/>
+        </w:rPr>
+      </w:pPr>
+      <w:r>
+        <w:rPr>
+          <w:rFonts w:eastAsia="Times New Roman" w:cs="Arial"/>
+          <w:szCs w:val="20"/>
+          <w:lang w:val="en-SG" w:eastAsia="en-GB"/>
+        </w:rPr>
+        <w:t>The objective is not to describe a methodology, capability set or consulting framework</w:t>
+      </w:r>
+    </w:p>
+    <w:p>
+      <w:pPr>
+        <w:snapToGrid w:val="0"/>
+        <w:spacing w:after="200"/>
+        <w:jc w:val="both"/>
+        <w:outlineLvl w:val="1"/>
+        <w:rPr>
+          <w:rFonts w:eastAsia="Times New Roman" w:cs="Arial"/>
+          <w:szCs w:val="20"/>
+          <w:lang w:val="en-SG" w:eastAsia="en-GB"/>
+        </w:rPr>
+      </w:pPr>
+      <w:r>
+        <w:rPr>
+          <w:rFonts w:eastAsia="Times New Roman" w:cs="Arial"/>
+          <w:szCs w:val="20"/>
+          <w:lang w:val="en-SG" w:eastAsia="en-GB"/>
+        </w:rPr>
+        <w:t>The objective is to provide insight into the judg</w:t>
+      </w:r>
+      <w:r>
+        <w:rPr>
+          <w:rFonts w:eastAsia="Times New Roman" w:cs="Arial"/>
+          <w:szCs w:val="20"/>
+          <w:lang w:val="en-SG" w:eastAsia="en-GB"/>
+        </w:rPr>
+        <w:t>e</w:t>
+      </w:r>
+      <w:r>
+        <w:rPr>
+          <w:rFonts w:eastAsia="Times New Roman" w:cs="Arial"/>
+          <w:szCs w:val="20"/>
+          <w:lang w:val="en-SG" w:eastAsia="en-GB"/>
+        </w:rPr>
+        <w:t xml:space="preserve">ment, perspective and approach that sit behind the outcomes demonstrated in the </w:t>
+      </w:r>
+      <w:r>
+        <w:rPr>
+          <w:rFonts w:eastAsia="Times New Roman" w:cs="Arial"/>
+          <w:i/>
+          <w:iCs/>
+          <w:szCs w:val="20"/>
+          <w:lang w:val="en-SG" w:eastAsia="en-GB"/>
+        </w:rPr>
+        <w:t>Experience</w:t>
+      </w:r>
+      <w:r>
+        <w:rPr>
+          <w:rFonts w:eastAsia="Times New Roman" w:cs="Arial"/>
+          <w:szCs w:val="20"/>
+          <w:lang w:val="en-SG" w:eastAsia="en-GB"/>
+        </w:rPr>
+        <w:t xml:space="preserve"> section</w:t>
+      </w:r>
+    </w:p>
+    <w:p>
+      <w:pPr>
+        <w:snapToGrid w:val="0"/>
+        <w:spacing w:after="200"/>
+        <w:jc w:val="both"/>
+        <w:outlineLvl w:val="1"/>
+        <w:rPr>
+          <w:rFonts w:eastAsia="Times New Roman" w:cs="Arial"/>
+          <w:szCs w:val="20"/>
+          <w:lang w:val="en-SG" w:eastAsia="en-GB"/>
+        </w:rPr>
+      </w:pPr>
+      <w:r>
+        <w:rPr>
+          <w:rFonts w:eastAsia="Times New Roman" w:cs="Arial"/>
+          <w:szCs w:val="20"/>
+          <w:lang w:val="en-SG" w:eastAsia="en-GB"/>
+        </w:rPr>
+        <w:t>The reader should leave this section understanding not only what Ascendiate does, but how Ascendiate thinks</w:t>
+      </w:r>
+    </w:p>
+    <w:p>
+      <w:pPr>
+        <w:snapToGrid w:val="0"/>
+        <w:spacing w:after="200"/>
+        <w:jc w:val="both"/>
+        <w:outlineLvl w:val="1"/>
+        <w:rPr>
+          <w:rFonts w:eastAsia="Times New Roman" w:cs="Arial"/>
+          <w:szCs w:val="20"/>
+          <w:lang w:val="en-SG" w:eastAsia="en-GB"/>
+        </w:rPr>
+      </w:pPr>
+      <w:r>
+        <w:rPr>
+          <w:rFonts w:eastAsia="Times New Roman" w:cs="Arial"/>
+          <w:szCs w:val="20"/>
+          <w:lang w:val="en-SG" w:eastAsia="en-GB"/>
+        </w:rPr>
+        <w:t>The tone should feel thoughtful, personal and executive-facing</w:t>
+      </w:r>
+    </w:p>
+    <w:p>
+      <w:pPr>
+        <w:snapToGrid w:val="0"/>
+        <w:spacing w:after="200"/>
+        <w:jc w:val="both"/>
+        <w:outlineLvl w:val="1"/>
+        <w:rPr>
+          <w:rFonts w:eastAsia="Times New Roman" w:cs="Arial"/>
+          <w:szCs w:val="20"/>
+          <w:lang w:val="en-SG" w:eastAsia="en-GB"/>
+        </w:rPr>
+      </w:pPr>
+    </w:p>
+    <w:p>
+      <w:pPr>
+        <w:snapToGrid w:val="0"/>
+        <w:spacing w:after="200"/>
+        <w:jc w:val="both"/>
+        <w:outlineLvl w:val="1"/>
+        <w:rPr>
+          <w:rFonts w:eastAsia="Times New Roman" w:cs="Arial"/>
+          <w:b/>
+          <w:bCs/>
+          <w:szCs w:val="20"/>
+          <w:lang w:val="en-SG" w:eastAsia="en-GB"/>
+        </w:rPr>
+      </w:pPr>
+      <w:r>
+        <w:rPr>
+          <w:rFonts w:eastAsia="Times New Roman" w:cs="Arial"/>
+          <w:b/>
+          <w:bCs/>
+          <w:szCs w:val="20"/>
+          <w:lang w:val="en-SG" w:eastAsia="en-GB"/>
+        </w:rPr>
+        <w:t>Layout</w:t>
+      </w:r>
+    </w:p>
+    <w:p>
+      <w:pPr>
+        <w:snapToGrid w:val="0"/>
+        <w:spacing w:after="200"/>
+        <w:jc w:val="both"/>
+        <w:outlineLvl w:val="1"/>
+        <w:rPr>
+          <w:rFonts w:eastAsia="Times New Roman" w:cs="Arial"/>
+          <w:szCs w:val="20"/>
+          <w:lang w:val="en-SG" w:eastAsia="en-GB"/>
+        </w:rPr>
+      </w:pPr>
+      <w:r>
+        <w:rPr>
+          <w:rFonts w:eastAsia="Times New Roman" w:cs="Arial"/>
+          <w:szCs w:val="20"/>
+          <w:lang w:val="en-SG" w:eastAsia="en-GB"/>
+        </w:rPr>
+        <w:t xml:space="preserve">Continuation of the visual language established in the </w:t>
+      </w:r>
+      <w:r>
+        <w:rPr>
+          <w:rFonts w:eastAsia="Times New Roman" w:cs="Arial"/>
+          <w:i/>
+          <w:iCs/>
+          <w:szCs w:val="20"/>
+          <w:lang w:val="en-SG" w:eastAsia="en-GB"/>
+        </w:rPr>
+        <w:t>Hero</w:t>
+      </w:r>
+      <w:r>
+        <w:rPr>
+          <w:rFonts w:eastAsia="Times New Roman" w:cs="Arial"/>
+          <w:szCs w:val="20"/>
+          <w:lang w:val="en-SG" w:eastAsia="en-GB"/>
+        </w:rPr>
+        <w:t xml:space="preserve">, </w:t>
+      </w:r>
+      <w:r>
+        <w:rPr>
+          <w:rFonts w:eastAsia="Times New Roman" w:cs="Arial"/>
+          <w:i/>
+          <w:iCs/>
+          <w:szCs w:val="20"/>
+          <w:lang w:val="en-SG" w:eastAsia="en-GB"/>
+        </w:rPr>
+        <w:t>About</w:t>
+      </w:r>
+      <w:r>
+        <w:rPr>
+          <w:rFonts w:eastAsia="Times New Roman" w:cs="Arial"/>
+          <w:szCs w:val="20"/>
+          <w:lang w:val="en-SG" w:eastAsia="en-GB"/>
+        </w:rPr>
+        <w:t xml:space="preserve"> and </w:t>
+      </w:r>
+      <w:r>
+        <w:rPr>
+          <w:rFonts w:eastAsia="Times New Roman" w:cs="Arial"/>
+          <w:i/>
+          <w:iCs/>
+          <w:szCs w:val="20"/>
+          <w:lang w:val="en-SG" w:eastAsia="en-GB"/>
+        </w:rPr>
+        <w:t>Experience</w:t>
+      </w:r>
+      <w:r>
+        <w:rPr>
+          <w:rFonts w:eastAsia="Times New Roman" w:cs="Arial"/>
+          <w:szCs w:val="20"/>
+          <w:lang w:val="en-SG" w:eastAsia="en-GB"/>
+        </w:rPr>
+        <w:t xml:space="preserve"> sections</w:t>
+      </w:r>
+    </w:p>
+    <w:p>
+      <w:pPr>
+        <w:snapToGrid w:val="0"/>
+        <w:spacing w:after="200"/>
+        <w:jc w:val="both"/>
+        <w:outlineLvl w:val="1"/>
+        <w:rPr>
+          <w:rFonts w:eastAsia="Times New Roman" w:cs="Arial"/>
+          <w:szCs w:val="20"/>
+          <w:lang w:val="en-SG" w:eastAsia="en-GB"/>
+        </w:rPr>
+      </w:pPr>
+      <w:r>
+        <w:rPr>
+          <w:rFonts w:eastAsia="Times New Roman" w:cs="Arial"/>
+          <w:szCs w:val="20"/>
+          <w:lang w:val="en-SG" w:eastAsia="en-GB"/>
+        </w:rPr>
+        <w:t>Typography-led</w:t>
+      </w:r>
+    </w:p>
+    <w:p>
+      <w:pPr>
+        <w:snapToGrid w:val="0"/>
+        <w:spacing w:after="200"/>
+        <w:jc w:val="both"/>
+        <w:outlineLvl w:val="1"/>
+        <w:rPr>
+          <w:rFonts w:eastAsia="Times New Roman" w:cs="Arial"/>
+          <w:szCs w:val="20"/>
+          <w:lang w:val="en-SG" w:eastAsia="en-GB"/>
+        </w:rPr>
+      </w:pPr>
+      <w:r>
+        <w:rPr>
+          <w:rFonts w:eastAsia="Times New Roman" w:cs="Arial"/>
+          <w:szCs w:val="20"/>
+          <w:lang w:val="en-SG" w:eastAsia="en-GB"/>
+        </w:rPr>
+        <w:t>Generous white space</w:t>
+      </w:r>
+    </w:p>
+    <w:p>
+      <w:pPr>
+        <w:snapToGrid w:val="0"/>
+        <w:spacing w:after="200"/>
+        <w:jc w:val="both"/>
+        <w:outlineLvl w:val="1"/>
+        <w:rPr>
+          <w:rFonts w:eastAsia="Times New Roman" w:cs="Arial"/>
+          <w:szCs w:val="20"/>
+          <w:lang w:val="en-SG" w:eastAsia="en-GB"/>
+        </w:rPr>
+      </w:pPr>
+      <w:r>
+        <w:rPr>
+          <w:rFonts w:eastAsia="Times New Roman" w:cs="Arial"/>
+          <w:szCs w:val="20"/>
+          <w:lang w:val="en-SG" w:eastAsia="en-GB"/>
+        </w:rPr>
+        <w:t>Editorial rather than promotional</w:t>
+      </w:r>
+    </w:p>
+    <w:p>
+      <w:pPr>
+        <w:snapToGrid w:val="0"/>
+        <w:spacing w:after="200"/>
+        <w:jc w:val="both"/>
+        <w:outlineLvl w:val="1"/>
+        <w:rPr>
+          <w:rFonts w:eastAsia="Times New Roman" w:cs="Arial"/>
+          <w:szCs w:val="20"/>
+          <w:lang w:val="en-SG" w:eastAsia="en-GB"/>
+        </w:rPr>
+      </w:pPr>
+      <w:r>
+        <w:rPr>
+          <w:rFonts w:eastAsia="Times New Roman" w:cs="Arial"/>
+          <w:szCs w:val="20"/>
+          <w:lang w:val="en-SG" w:eastAsia="en-GB"/>
+        </w:rPr>
+        <w:t>This is the first section in which Nicholas Zaklama should become visible</w:t>
+      </w:r>
+    </w:p>
+    <w:p>
+      <w:pPr>
+        <w:snapToGrid w:val="0"/>
+        <w:spacing w:after="200"/>
+        <w:jc w:val="both"/>
+        <w:outlineLvl w:val="1"/>
+        <w:rPr>
+          <w:rFonts w:eastAsia="Times New Roman" w:cs="Arial"/>
+          <w:szCs w:val="20"/>
+          <w:lang w:val="en-SG" w:eastAsia="en-GB"/>
+        </w:rPr>
+      </w:pPr>
+      <w:r>
+        <w:rPr>
+          <w:rFonts w:eastAsia="Times New Roman" w:cs="Arial"/>
+          <w:szCs w:val="20"/>
+          <w:lang w:val="en-SG" w:eastAsia="en-GB"/>
+        </w:rPr>
+        <w:t>A restrained professional photograph</w:t>
+      </w:r>
+      <w:r>
+        <w:rPr>
+          <w:rFonts w:eastAsia="Times New Roman" w:cs="Arial"/>
+          <w:szCs w:val="20"/>
+          <w:lang w:val="en-SG" w:eastAsia="en-GB"/>
+        </w:rPr>
+        <w:t xml:space="preserve"> (see e-mail attachment)</w:t>
+      </w:r>
+      <w:r>
+        <w:rPr>
+          <w:rFonts w:eastAsia="Times New Roman" w:cs="Arial"/>
+          <w:szCs w:val="20"/>
+          <w:lang w:val="en-SG" w:eastAsia="en-GB"/>
+        </w:rPr>
+        <w:t xml:space="preserve"> together with </w:t>
+      </w:r>
+      <w:r>
+        <w:rPr>
+          <w:rFonts w:eastAsia="Times New Roman" w:cs="Arial"/>
+          <w:szCs w:val="20"/>
+          <w:lang w:val="en-SG" w:eastAsia="en-GB"/>
+        </w:rPr>
+        <w:t>the following</w:t>
+      </w:r>
+      <w:r>
+        <w:rPr>
+          <w:rFonts w:eastAsia="Times New Roman" w:cs="Arial"/>
+          <w:szCs w:val="20"/>
+          <w:lang w:val="en-SG" w:eastAsia="en-GB"/>
+        </w:rPr>
+        <w:t xml:space="preserve"> short descriptor should be incorporated into the section</w:t>
+      </w:r>
+      <w:r>
+        <w:rPr>
+          <w:rFonts w:eastAsia="Times New Roman" w:cs="Arial"/>
+          <w:szCs w:val="20"/>
+          <w:lang w:val="en-SG" w:eastAsia="en-GB"/>
+        </w:rPr>
+        <w:t>:</w:t>
+      </w:r>
+    </w:p>
+    <w:p>
+      <w:pPr>
+        <w:snapToGrid w:val="0"/>
+        <w:spacing w:after="200"/>
+        <w:jc w:val="both"/>
+        <w:outlineLvl w:val="1"/>
+        <w:rPr>
+          <w:rFonts w:eastAsia="Times New Roman" w:cs="Arial"/>
+          <w:szCs w:val="20"/>
+          <w:lang w:val="en-SG" w:eastAsia="en-GB"/>
+        </w:rPr>
+      </w:pPr>
+    </w:p>
+    <w:p>
+      <w:pPr>
+        <w:snapToGrid w:val="0"/>
+        <w:spacing w:after="200"/>
+        <w:jc w:val="both"/>
+        <w:outlineLvl w:val="1"/>
+        <w:rPr>
+          <w:rFonts w:eastAsia="Times New Roman" w:cs="Arial"/>
+          <w:i/>
+          <w:iCs/>
+          <w:szCs w:val="20"/>
+          <w:lang w:val="en-SG" w:eastAsia="en-GB"/>
+        </w:rPr>
+      </w:pPr>
+      <w:r>
+        <w:rPr>
+          <w:rFonts w:eastAsia="Times New Roman" w:cs="Arial"/>
+          <w:i/>
+          <w:iCs/>
+          <w:szCs w:val="20"/>
+          <w:lang w:val="en-SG" w:eastAsia="en-GB"/>
+        </w:rPr>
+        <w:t>Nicholas Zaklama</w:t>
+      </w:r>
+    </w:p>
+    <w:p>
+      <w:pPr>
+        <w:snapToGrid w:val="0"/>
+        <w:spacing w:after="200"/>
+        <w:jc w:val="both"/>
+        <w:outlineLvl w:val="1"/>
+        <w:rPr>
+          <w:rFonts w:eastAsia="Times New Roman" w:cs="Arial"/>
+          <w:i/>
+          <w:iCs/>
+          <w:szCs w:val="20"/>
+          <w:lang w:val="en-SG" w:eastAsia="en-GB"/>
+        </w:rPr>
+      </w:pPr>
+      <w:r>
+        <w:rPr>
+          <w:rFonts w:eastAsia="Times New Roman" w:cs="Arial"/>
+          <w:i/>
+          <w:iCs/>
+          <w:szCs w:val="20"/>
+          <w:lang w:val="en-SG" w:eastAsia="en-GB"/>
+        </w:rPr>
+        <w:t xml:space="preserve">Founder </w:t>
+      </w:r>
+      <w:r>
+        <w:rPr>
+          <w:rFonts w:eastAsia="Times New Roman" w:cs="Arial"/>
+          <w:i/>
+          <w:iCs/>
+          <w:szCs w:val="20"/>
+          <w:lang w:val="en-SG" w:eastAsia="en-GB"/>
+        </w:rPr>
+        <w:t>and</w:t>
+      </w:r>
+      <w:r>
+        <w:rPr>
+          <w:rFonts w:eastAsia="Times New Roman" w:cs="Arial"/>
+          <w:i/>
+          <w:iCs/>
+          <w:szCs w:val="20"/>
+          <w:lang w:val="en-SG" w:eastAsia="en-GB"/>
+        </w:rPr>
+        <w:t xml:space="preserve"> Managing Director</w:t>
+      </w:r>
+    </w:p>
+    <w:p>
+      <w:pPr>
+        <w:snapToGrid w:val="0"/>
+        <w:spacing w:after="200"/>
+        <w:jc w:val="both"/>
+        <w:outlineLvl w:val="1"/>
+        <w:rPr>
+          <w:rFonts w:eastAsia="Times New Roman" w:cs="Arial"/>
+          <w:szCs w:val="20"/>
+          <w:lang w:val="en-SG" w:eastAsia="en-GB"/>
+        </w:rPr>
+      </w:pPr>
+    </w:p>
+    <w:p>
+      <w:pPr>
+        <w:snapToGrid w:val="0"/>
+        <w:spacing w:after="200"/>
+        <w:jc w:val="both"/>
+        <w:outlineLvl w:val="1"/>
+        <w:rPr>
+          <w:rFonts w:eastAsia="Times New Roman" w:cs="Arial"/>
+          <w:szCs w:val="20"/>
+          <w:lang w:val="en-SG" w:eastAsia="en-GB"/>
+        </w:rPr>
+      </w:pPr>
+      <w:r>
+        <w:rPr>
+          <w:rFonts w:eastAsia="Times New Roman" w:cs="Arial"/>
+          <w:szCs w:val="20"/>
+          <w:lang w:val="en-SG" w:eastAsia="en-GB"/>
+        </w:rPr>
+        <w:t xml:space="preserve">The photograph should remain secondary to the content and should support the narrative </w:t>
+      </w:r>
+      <w:r>
+        <w:rPr>
+          <w:rFonts w:eastAsia="Times New Roman" w:cs="Arial"/>
+          <w:szCs w:val="20"/>
+          <w:lang w:val="en-SG" w:eastAsia="en-GB"/>
+        </w:rPr>
+        <w:t>and not</w:t>
+      </w:r>
+      <w:r>
+        <w:rPr>
+          <w:rFonts w:eastAsia="Times New Roman" w:cs="Arial"/>
+          <w:szCs w:val="20"/>
+          <w:lang w:val="en-SG" w:eastAsia="en-GB"/>
+        </w:rPr>
+        <w:t xml:space="preserve"> dominate it</w:t>
+      </w:r>
+    </w:p>
+    <w:p>
+      <w:pPr>
+        <w:snapToGrid w:val="0"/>
+        <w:spacing w:after="200"/>
+        <w:jc w:val="both"/>
+        <w:outlineLvl w:val="1"/>
+        <w:rPr>
+          <w:rFonts w:eastAsia="Times New Roman" w:cs="Arial"/>
+          <w:szCs w:val="20"/>
+          <w:lang w:val="en-SG" w:eastAsia="en-GB"/>
+        </w:rPr>
+      </w:pPr>
+      <w:r>
+        <w:rPr>
+          <w:rFonts w:eastAsia="Times New Roman" w:cs="Arial"/>
+          <w:szCs w:val="20"/>
+          <w:lang w:val="en-SG" w:eastAsia="en-GB"/>
+        </w:rPr>
+        <w:t>The eye should naturally move from: section heading → supporting statement → philosophy → individual perspective</w:t>
+      </w:r>
+    </w:p>
+    <w:p>
+      <w:pPr>
+        <w:snapToGrid w:val="0"/>
+        <w:spacing w:after="200"/>
+        <w:jc w:val="both"/>
+        <w:outlineLvl w:val="1"/>
+        <w:rPr>
+          <w:rFonts w:eastAsia="Times New Roman" w:cs="Arial"/>
+          <w:szCs w:val="20"/>
+          <w:lang w:val="en-SG" w:eastAsia="en-GB"/>
+        </w:rPr>
+      </w:pPr>
+      <w:r>
+        <w:rPr>
+          <w:rFonts w:eastAsia="Times New Roman" w:cs="Arial"/>
+          <w:szCs w:val="20"/>
+          <w:lang w:val="en-SG" w:eastAsia="en-GB"/>
+        </w:rPr>
+        <w:t>The section should feel thoughtful, human and reflective</w:t>
+      </w:r>
+    </w:p>
+    <w:p>
+      <w:pPr>
+        <w:snapToGrid w:val="0"/>
+        <w:spacing w:after="200"/>
+        <w:jc w:val="both"/>
+        <w:outlineLvl w:val="1"/>
+        <w:rPr>
+          <w:rFonts w:eastAsia="Times New Roman" w:cs="Arial"/>
+          <w:szCs w:val="20"/>
+          <w:lang w:val="en-SG" w:eastAsia="en-GB"/>
+        </w:rPr>
+      </w:pPr>
+    </w:p>
+    <w:p>
+      <w:pPr>
+        <w:snapToGrid w:val="0"/>
+        <w:spacing w:after="200"/>
+        <w:jc w:val="both"/>
+        <w:outlineLvl w:val="1"/>
+        <w:rPr>
+          <w:rFonts w:eastAsia="Times New Roman" w:cs="Arial"/>
+          <w:b/>
+          <w:bCs/>
+          <w:szCs w:val="20"/>
+          <w:lang w:val="en-SG" w:eastAsia="en-GB"/>
+        </w:rPr>
+      </w:pPr>
+      <w:r>
+        <w:rPr>
+          <w:rFonts w:eastAsia="Times New Roman" w:cs="Arial"/>
+          <w:b/>
+          <w:bCs/>
+          <w:szCs w:val="20"/>
+          <w:lang w:val="en-SG" w:eastAsia="en-GB"/>
+        </w:rPr>
+        <w:t>Content</w:t>
+      </w:r>
+    </w:p>
+    <w:p>
+      <w:pPr>
+        <w:snapToGrid w:val="0"/>
+        <w:spacing w:after="200"/>
+        <w:jc w:val="both"/>
+        <w:outlineLvl w:val="1"/>
+        <w:rPr>
+          <w:rFonts w:eastAsia="Times New Roman" w:cs="Arial"/>
+          <w:szCs w:val="20"/>
+          <w:lang w:val="en-SG" w:eastAsia="en-GB"/>
+        </w:rPr>
+      </w:pPr>
+    </w:p>
+    <w:p>
+      <w:pPr>
+        <w:snapToGrid w:val="0"/>
+        <w:spacing w:after="200"/>
+        <w:jc w:val="both"/>
+        <w:outlineLvl w:val="1"/>
+        <w:rPr>
+          <w:rFonts w:eastAsia="Times New Roman" w:cs="Arial"/>
+          <w:i/>
+          <w:iCs/>
+          <w:szCs w:val="20"/>
+          <w:lang w:val="en-SG" w:eastAsia="en-GB"/>
+        </w:rPr>
+      </w:pPr>
+      <w:r>
+        <w:rPr>
+          <w:rFonts w:eastAsia="Times New Roman" w:cs="Arial"/>
+          <w:i/>
+          <w:iCs/>
+          <w:szCs w:val="20"/>
+          <w:lang w:val="en-SG" w:eastAsia="en-GB"/>
+        </w:rPr>
+        <w:t>Headline</w:t>
+      </w:r>
+    </w:p>
+    <w:p>
+      <w:pPr>
+        <w:snapToGrid w:val="0"/>
+        <w:spacing w:after="200"/>
+        <w:jc w:val="both"/>
+        <w:outlineLvl w:val="1"/>
+        <w:rPr>
+          <w:rFonts w:eastAsia="Times New Roman" w:cs="Arial"/>
+          <w:szCs w:val="20"/>
+          <w:lang w:val="en-SG" w:eastAsia="en-GB"/>
+        </w:rPr>
+      </w:pPr>
+      <w:r>
+        <w:rPr>
+          <w:rFonts w:eastAsia="Times New Roman" w:cs="Arial"/>
+          <w:szCs w:val="20"/>
+          <w:lang w:val="en-SG" w:eastAsia="en-GB"/>
+        </w:rPr>
+        <w:t>Approach</w:t>
+      </w:r>
+    </w:p>
+    <w:p>
+      <w:pPr>
+        <w:snapToGrid w:val="0"/>
+        <w:spacing w:after="200"/>
+        <w:jc w:val="both"/>
+        <w:outlineLvl w:val="1"/>
+        <w:rPr>
+          <w:rFonts w:eastAsia="Times New Roman" w:cs="Arial"/>
+          <w:szCs w:val="20"/>
+          <w:lang w:val="en-SG" w:eastAsia="en-GB"/>
+        </w:rPr>
+      </w:pPr>
+    </w:p>
+    <w:p>
+      <w:pPr>
+        <w:snapToGrid w:val="0"/>
+        <w:spacing w:after="200"/>
+        <w:jc w:val="both"/>
+        <w:outlineLvl w:val="1"/>
+        <w:rPr>
+          <w:rFonts w:eastAsia="Times New Roman" w:cs="Arial"/>
+          <w:i/>
+          <w:iCs/>
+          <w:szCs w:val="20"/>
+          <w:lang w:val="en-SG" w:eastAsia="en-GB"/>
+        </w:rPr>
+      </w:pPr>
+      <w:r>
+        <w:rPr>
+          <w:rFonts w:eastAsia="Times New Roman" w:cs="Arial"/>
+          <w:i/>
+          <w:iCs/>
+          <w:szCs w:val="20"/>
+          <w:lang w:val="en-SG" w:eastAsia="en-GB"/>
+        </w:rPr>
+        <w:t>Supporting statement</w:t>
+      </w:r>
+    </w:p>
+    <w:p>
+      <w:pPr>
+        <w:snapToGrid w:val="0"/>
+        <w:spacing w:after="200"/>
+        <w:jc w:val="both"/>
+        <w:outlineLvl w:val="1"/>
+        <w:rPr>
+          <w:rFonts w:eastAsia="Times New Roman" w:cs="Arial"/>
+          <w:szCs w:val="20"/>
+          <w:lang w:val="en-SG" w:eastAsia="en-GB"/>
+        </w:rPr>
+      </w:pPr>
+      <w:r>
+        <w:rPr>
+          <w:rFonts w:eastAsia="Times New Roman" w:cs="Arial"/>
+          <w:szCs w:val="20"/>
+          <w:lang w:val="en-SG" w:eastAsia="en-GB"/>
+        </w:rPr>
+        <w:t>Achieving today’s objectives. Building tomorrow’s capability</w:t>
+      </w:r>
+    </w:p>
+    <w:p>
+      <w:pPr>
+        <w:snapToGrid w:val="0"/>
+        <w:spacing w:after="200"/>
+        <w:jc w:val="both"/>
+        <w:outlineLvl w:val="1"/>
+        <w:rPr>
+          <w:rFonts w:eastAsia="Times New Roman" w:cs="Arial"/>
+          <w:szCs w:val="20"/>
+          <w:lang w:val="en-SG" w:eastAsia="en-GB"/>
+        </w:rPr>
+      </w:pPr>
+    </w:p>
+    <w:tbl>
+      <w:tblPr>
+        <w:tblStyle w:val="TableGrid"/>
+        <w:tblW w:w="0" w:type="auto"/>
+        <w:tblBorders>
+          <w:top w:val="none" w:sz="0" w:space="0" w:color="auto"/>
+          <w:left w:val="none" w:sz="0" w:space="0" w:color="auto"/>
+          <w:bottom w:val="none" w:sz="0" w:space="0" w:color="auto"/>
+          <w:right w:val="none" w:sz="0" w:space="0" w:color="auto"/>
+          <w:insideH w:val="none" w:sz="0" w:space="0" w:color="auto"/>
+          <w:insideV w:val="none" w:sz="0" w:space="0" w:color="auto"/>
+        </w:tblBorders>
+        <w:tblLayout w:type="fixed"/>
+        <w:tblCellMar>
+          <w:left w:w="0" w:type="dxa"/>
+          <w:right w:w="0" w:type="dxa"/>
+        </w:tblCellMar>
+        <w:tblLook w:val="04A0" w:firstRow="1" w:lastRow="0" w:firstColumn="1" w:lastColumn="0" w:noHBand="0" w:noVBand="1"/>
+      </w:tblPr>
+      <w:tblGrid>
+        <w:gridCol w:w="1560"/>
+        <w:gridCol w:w="8629"/>
+      </w:tblGrid>
+      <w:tr>
+        <w:tc>
+          <w:tcPr>
+            <w:tcW w:w="1560" w:type="dxa"/>
+          </w:tcPr>
+          <w:p>
+            <w:pPr>
+              <w:snapToGrid w:val="0"/>
+              <w:spacing w:after="200"/>
+              <w:jc w:val="both"/>
+              <w:rPr>
+                <w:rFonts w:eastAsia="Times New Roman" w:cs="Arial"/>
+                <w:szCs w:val="20"/>
+                <w:lang w:val="en-SG" w:eastAsia="en-GB"/>
+              </w:rPr>
+            </w:pPr>
+            <w:r>
+              <w:rPr>
+                <w:rFonts w:eastAsia="Times New Roman" w:cs="Arial"/>
+                <w:szCs w:val="20"/>
+                <w:lang w:val="en-SG" w:eastAsia="en-GB"/>
+              </w:rPr>
+              <w:lastRenderedPageBreak/>
+              <w:t>Starting point</w:t>
+            </w:r>
+          </w:p>
+        </w:tc>
+        <w:tc>
+          <w:tcPr>
+            <w:tcW w:w="8629" w:type="dxa"/>
+          </w:tcPr>
+          <w:p>
+            <w:pPr>
+              <w:snapToGrid w:val="0"/>
+              <w:spacing w:after="200"/>
+              <w:jc w:val="both"/>
+              <w:rPr>
+                <w:rFonts w:eastAsia="Times New Roman" w:cs="Arial"/>
+                <w:szCs w:val="20"/>
+                <w:lang w:val="en-SG" w:eastAsia="en-GB"/>
+              </w:rPr>
+            </w:pPr>
+            <w:r>
+              <w:rPr>
+                <w:rFonts w:eastAsia="Times New Roman" w:cs="Arial"/>
+                <w:szCs w:val="20"/>
+                <w:lang w:val="en-SG" w:eastAsia="en-GB"/>
+              </w:rPr>
+              <w:t xml:space="preserve">Every mandate begins with understanding what leadership is seeking to achieve. </w:t>
             </w:r>
             <w:r>
               <w:rPr>
@@ -4694,39 +6580,7 @@
                 <w:szCs w:val="20"/>
                 <w:lang w:val="en-SG" w:eastAsia="en-GB"/>
               </w:rPr>
-              <w:t xml:space="preserve">The challenge is rarely the destination itself, but bringing together </w:t>
-            </w:r>
-            <w:r>
-              <w:rPr>
-                <w:rFonts w:eastAsia="Times New Roman" w:cs="Arial"/>
-                <w:szCs w:val="20"/>
-                <w:lang w:val="en-SG" w:eastAsia="en-GB"/>
-              </w:rPr>
-              <w:t>competing stakeholder interests</w:t>
-            </w:r>
-            <w:r>
-              <w:rPr>
-                <w:rFonts w:eastAsia="Times New Roman" w:cs="Arial"/>
-                <w:szCs w:val="20"/>
-                <w:lang w:val="en-SG" w:eastAsia="en-GB"/>
-              </w:rPr>
-              <w:t xml:space="preserve"> to create the pathway from </w:t>
-            </w:r>
-            <w:r>
-              <w:rPr>
-                <w:rFonts w:eastAsia="Times New Roman" w:cs="Arial"/>
-                <w:szCs w:val="20"/>
-                <w:lang w:val="en-SG" w:eastAsia="en-GB"/>
-              </w:rPr>
-              <w:t>idea</w:t>
-            </w:r>
-            <w:r>
-              <w:rPr>
-                <w:rFonts w:eastAsia="Times New Roman" w:cs="Arial"/>
-                <w:szCs w:val="20"/>
-                <w:lang w:val="en-SG" w:eastAsia="en-GB"/>
-              </w:rPr>
-              <w:t xml:space="preserve"> to outcome. </w:t>
+              <w:t xml:space="preserve">The immediate objective provides the starting point. </w:t>
             </w:r>
             <w:r>
               <w:rPr>
@@ -4742,23 +6596,7 @@
                 <w:szCs w:val="20"/>
                 <w:lang w:val="en-SG" w:eastAsia="en-GB"/>
               </w:rPr>
-              <w:t xml:space="preserve">The strongest outcomes do more than solve the immediate challenge. </w:t>
-            </w:r>
-            <w:r>
-              <w:rPr>
-                <w:rFonts w:eastAsia="Times New Roman" w:cs="Arial"/>
-                <w:szCs w:val="20"/>
-                <w:lang w:val="en-SG" w:eastAsia="en-GB"/>
-              </w:rPr>
-              <w:t xml:space="preserve"> </w:t>
-            </w:r>
-            <w:r>
-              <w:rPr>
-                <w:rFonts w:eastAsia="Times New Roman" w:cs="Arial"/>
-                <w:szCs w:val="20"/>
-                <w:lang w:val="en-SG" w:eastAsia="en-GB"/>
-              </w:rPr>
-              <w:t>They strengthen organisations.</w:t>
+              <w:t>Understanding the broader context often reveals opportunities that extend beyond the objective itself.</w:t>
             </w:r>
           </w:p>
         </w:tc>
@@ -4785,7 +6623,7 @@
                 <w:szCs w:val="20"/>
                 <w:lang w:val="en-SG" w:eastAsia="en-GB"/>
               </w:rPr>
-              <w:t>Route forward</w:t>
+              <w:t>Insight</w:t>
             </w:r>
           </w:p>
         </w:tc>
@@ -4810,7 +6648,7 @@
                 <w:szCs w:val="20"/>
                 <w:lang w:val="en-SG" w:eastAsia="en-GB"/>
               </w:rPr>
-              <w:t>Progress requires distinguishing the issues that matter most and focusing effort on the decisions that will shape the outcome.</w:t>
+              <w:t xml:space="preserve">Nicholas Zaklama founded Ascendiate </w:t>
             </w:r>
             <w:r>
               <w:rPr>
@@ -4818,7 +6656,7 @@
                 <w:szCs w:val="20"/>
                 <w:lang w:val="en-SG" w:eastAsia="en-GB"/>
               </w:rPr>
-              <w:t xml:space="preserve">  </w:t>
+              <w:t>having made a simple observation after almost</w:t>
             </w:r>
             <w:r>
               <w:rPr>
@@ -4826,71 +6664,79 @@
                 <w:szCs w:val="20"/>
                 <w:lang w:val="en-SG" w:eastAsia="en-GB"/>
               </w:rPr>
-              <w:t xml:space="preserve">The expertise and perspectives required to turn vision into reality rarely sit in one place and are often shaped by </w:t>
+              <w:t xml:space="preserve"> 25 years working alongside leadership teams:</w:t>
+            </w:r>
+          </w:p>
+          <w:p>
+            <w:pPr>
+              <w:snapToGrid w:val="0"/>
+              <w:spacing w:after="200"/>
+              <w:jc w:val="both"/>
+              <w:rPr>
+                <w:rFonts w:eastAsia="Times New Roman" w:cs="Arial"/>
+                <w:szCs w:val="20"/>
+                <w:lang w:val="en-SG" w:eastAsia="en-GB"/>
+              </w:rPr>
+            </w:pPr>
+            <w:r>
+              <w:rPr>
+                <w:rFonts w:eastAsia="Times New Roman" w:cs="Arial"/>
+                <w:i/>
+                <w:iCs/>
+                <w:szCs w:val="20"/>
+                <w:lang w:val="en-SG" w:eastAsia="en-GB"/>
+              </w:rPr>
+              <w:t>The strongest outcomes are achieved when immediate objectives bec</w:t>
             </w:r>
             <w:r>
               <w:rPr>
                 <w:rFonts w:eastAsia="Times New Roman" w:cs="Arial"/>
-                <w:szCs w:val="20"/>
-                <w:lang w:val="en-SG" w:eastAsia="en-GB"/>
-              </w:rPr>
-              <w:t>conflicting</w:t>
+                <w:i/>
+                <w:iCs/>
+                <w:szCs w:val="20"/>
+                <w:lang w:val="en-SG" w:eastAsia="en-GB"/>
+              </w:rPr>
+              <w:t>o</w:t>
             </w:r>
             <w:r>
               <w:rPr>
                 <w:rFonts w:eastAsia="Times New Roman" w:cs="Arial"/>
-                <w:szCs w:val="20"/>
-                <w:lang w:val="en-SG" w:eastAsia="en-GB"/>
-              </w:rPr>
-              <w:t xml:space="preserve"> </w:t>
+                <w:i/>
+                <w:iCs/>
+                <w:szCs w:val="20"/>
+                <w:lang w:val="en-SG" w:eastAsia="en-GB"/>
+              </w:rPr>
+              <w:t xml:space="preserve">me opportunities to strengthen the organisation for </w:t>
             </w:r>
             <w:r>
               <w:rPr>
                 <w:rFonts w:eastAsia="Times New Roman" w:cs="Arial"/>
-                <w:szCs w:val="20"/>
-                <w:lang w:val="en-SG" w:eastAsia="en-GB"/>
-              </w:rPr>
-              <w:t>priorities and constraints</w:t>
+                <w:i/>
+                <w:iCs/>
+                <w:szCs w:val="20"/>
+                <w:lang w:val="en-SG" w:eastAsia="en-GB"/>
+              </w:rPr>
+              <w:t>what comes ne</w:t>
             </w:r>
             <w:r>
               <w:rPr>
                 <w:rFonts w:eastAsia="Times New Roman" w:cs="Arial"/>
-                <w:szCs w:val="20"/>
-                <w:lang w:val="en-SG" w:eastAsia="en-GB"/>
-              </w:rPr>
-              <w:t>.</w:t>
+                <w:i/>
+                <w:iCs/>
+                <w:szCs w:val="20"/>
+                <w:lang w:val="en-SG" w:eastAsia="en-GB"/>
+              </w:rPr>
+              <w:t>xt</w:t>
             </w:r>
             <w:r>
               <w:rPr>
                 <w:rFonts w:eastAsia="Times New Roman" w:cs="Arial"/>
-                <w:szCs w:val="20"/>
-                <w:lang w:val="en-SG" w:eastAsia="en-GB"/>
-              </w:rPr>
-              <w:t xml:space="preserve">  </w:t>
-            </w:r>
-            <w:r>
-              <w:rPr>
-                <w:rFonts w:eastAsia="Times New Roman" w:cs="Arial"/>
-                <w:szCs w:val="20"/>
-                <w:lang w:val="en-SG" w:eastAsia="en-GB"/>
-              </w:rPr>
-              <w:t xml:space="preserve">Realising that vision requires </w:t>
-            </w:r>
-            <w:r>
-              <w:rPr>
-                <w:rFonts w:eastAsia="Times New Roman" w:cs="Arial"/>
-                <w:szCs w:val="20"/>
-                <w:lang w:val="en-SG" w:eastAsia="en-GB"/>
-              </w:rPr>
-              <w:t>reconciling these often divergent dynamics</w:t>
-            </w:r>
-            <w:r>
-              <w:rPr>
-                <w:rFonts w:eastAsia="Times New Roman" w:cs="Arial"/>
-                <w:szCs w:val="20"/>
-                <w:lang w:val="en-SG" w:eastAsia="en-GB"/>
-              </w:rPr>
-              <w:t xml:space="preserve"> in a way that creates direction, builds momentum and delivers tangible results.</w:t>
+                <w:i/>
+                <w:iCs/>
+                <w:szCs w:val="20"/>
+                <w:lang w:val="en-SG" w:eastAsia="en-GB"/>
+              </w:rPr>
+              <w:t>.</w:t>
             </w:r>
           </w:p>
         </w:tc>
@@ -4936,22 +6782,6 @@
                 <w:lang w:val="en-SG" w:eastAsia="en-GB"/>
               </w:rPr>
             </w:pPr>
-            <w:r>
-              <w:rPr>
-                <w:rFonts w:eastAsia="Times New Roman" w:cs="Arial"/>
-                <w:szCs w:val="20"/>
-                <w:lang w:val="en-SG" w:eastAsia="en-GB"/>
-              </w:rPr>
-              <w:t>Ascendiate is an independent platform created to turn competing priorities into clear direction and momentum, transforming goals into achievement.</w:t>
-            </w:r>
-            <w:r>
-              <w:rPr>
-                <w:rFonts w:eastAsia="Times New Roman" w:cs="Arial"/>
-                <w:szCs w:val="20"/>
-                <w:lang w:val="en-SG" w:eastAsia="en-GB"/>
-              </w:rPr>
-              <w:t xml:space="preserve">  </w:t>
-            </w:r>
             <w:proofErr w:type="spellStart"/>
             <w:r>
               <w:rPr>
@@ -4968,7 +6798,15 @@
                 <w:szCs w:val="20"/>
                 <w:lang w:val="en-SG" w:eastAsia="en-GB"/>
               </w:rPr>
-              <w:t xml:space="preserve"> value is not only to achieve today’s objectives, but also to build the organisational capability required to address tomorrow’s challenges.</w:t>
+              <w:t xml:space="preserve"> approach is therefore to use immediate objectives as opportunities to build stronger organisations</w:t>
+            </w:r>
+            <w:r>
+              <w:rPr>
+                <w:rFonts w:eastAsia="Times New Roman" w:cs="Arial"/>
+                <w:szCs w:val="20"/>
+                <w:lang w:val="en-SG" w:eastAsia="en-GB"/>
+              </w:rPr>
+              <w:t>.</w:t>
             </w:r>
           </w:p>
         </w:tc>
@@ -4979,20 +6817,20 @@
         <w:snapToGrid w:val="0"/>
         <w:spacing w:after="200"/>
         <w:jc w:val="both"/>
-        <w:rPr>
-          <w:rFonts w:eastAsia="Times New Roman" w:cs="Arial"/>
-          <w:b/>
-          <w:bCs/>
-          <w:szCs w:val="20"/>
-          <w:lang w:val="en-SG" w:eastAsia="en-GB"/>
-        </w:rPr>
-      </w:pPr>
-    </w:p>
-    <w:p>
-      <w:pPr>
-        <w:snapToGrid w:val="0"/>
-        <w:spacing w:after="200"/>
-        <w:jc w:val="both"/>
+        <w:outlineLvl w:val="1"/>
+        <w:rPr>
+          <w:rFonts w:eastAsia="Times New Roman" w:cs="Arial"/>
+          <w:szCs w:val="20"/>
+          <w:lang w:val="en-SG" w:eastAsia="en-GB"/>
+        </w:rPr>
+      </w:pPr>
+    </w:p>
+    <w:p>
+      <w:pPr>
+        <w:snapToGrid w:val="0"/>
+        <w:spacing w:after="200"/>
+        <w:jc w:val="both"/>
+        <w:outlineLvl w:val="1"/>
         <w:rPr>
           <w:rFonts w:eastAsia="Times New Roman" w:cs="Arial"/>
           <w:b/>
@@ -5017,19 +6855,452 @@
         <w:snapToGrid w:val="0"/>
         <w:spacing w:after="200"/>
         <w:jc w:val="both"/>
-        <w:rPr>
-          <w:rFonts w:eastAsia="Times New Roman" w:cs="Arial"/>
-          <w:szCs w:val="20"/>
-          <w:lang w:val="en-SG" w:eastAsia="en-GB"/>
-        </w:rPr>
-      </w:pPr>
-      <w:r>
-        <w:rPr>
-          <w:rFonts w:eastAsia="Times New Roman" w:cs="Arial"/>
-          <w:szCs w:val="20"/>
-          <w:lang w:val="en-SG" w:eastAsia="en-GB"/>
-        </w:rPr>
-        <w:t xml:space="preserve">This section explain the philosophy that underpins the outcomes demonstrated in the </w:t>
+        <w:outlineLvl w:val="1"/>
+        <w:rPr>
+          <w:rFonts w:eastAsia="Times New Roman" w:cs="Arial"/>
+          <w:szCs w:val="20"/>
+          <w:lang w:val="en-SG" w:eastAsia="en-GB"/>
+        </w:rPr>
+      </w:pPr>
+      <w:r>
+        <w:rPr>
+          <w:rFonts w:eastAsia="Times New Roman" w:cs="Arial"/>
+          <w:szCs w:val="20"/>
+          <w:lang w:val="en-SG" w:eastAsia="en-GB"/>
+        </w:rPr>
+        <w:t>This section should provide insight into how Ascendiate approaches complex situations</w:t>
+      </w:r>
+    </w:p>
+    <w:p>
+      <w:pPr>
+        <w:snapToGrid w:val="0"/>
+        <w:spacing w:after="200"/>
+        <w:jc w:val="both"/>
+        <w:outlineLvl w:val="1"/>
+        <w:rPr>
+          <w:rFonts w:eastAsia="Times New Roman" w:cs="Arial"/>
+          <w:szCs w:val="20"/>
+          <w:lang w:val="en-SG" w:eastAsia="en-GB"/>
+        </w:rPr>
+      </w:pPr>
+      <w:r>
+        <w:rPr>
+          <w:rFonts w:eastAsia="Times New Roman" w:cs="Arial"/>
+          <w:szCs w:val="20"/>
+          <w:lang w:val="en-SG" w:eastAsia="en-GB"/>
+        </w:rPr>
+        <w:t>The focus should be on judgement, curiosity and understanding rather than expertise, methodology or process</w:t>
+      </w:r>
+    </w:p>
+    <w:p>
+      <w:pPr>
+        <w:snapToGrid w:val="0"/>
+        <w:spacing w:after="200"/>
+        <w:jc w:val="both"/>
+        <w:outlineLvl w:val="1"/>
+        <w:rPr>
+          <w:rFonts w:eastAsia="Times New Roman" w:cs="Arial"/>
+          <w:szCs w:val="20"/>
+          <w:lang w:val="en-SG" w:eastAsia="en-GB"/>
+        </w:rPr>
+      </w:pPr>
+      <w:r>
+        <w:rPr>
+          <w:rFonts w:eastAsia="Times New Roman" w:cs="Arial"/>
+          <w:szCs w:val="20"/>
+          <w:lang w:val="en-SG" w:eastAsia="en-GB"/>
+        </w:rPr>
+        <w:t>The section should communicate that Ascendiate begins by understanding the organisation, its objectives, how decisions are made and what may be preventing progress</w:t>
+      </w:r>
+    </w:p>
+    <w:p>
+      <w:pPr>
+        <w:snapToGrid w:val="0"/>
+        <w:spacing w:after="200"/>
+        <w:jc w:val="both"/>
+        <w:outlineLvl w:val="1"/>
+        <w:rPr>
+          <w:rFonts w:eastAsia="Times New Roman" w:cs="Arial"/>
+          <w:szCs w:val="20"/>
+          <w:lang w:val="en-SG" w:eastAsia="en-GB"/>
+        </w:rPr>
+      </w:pPr>
+      <w:r>
+        <w:rPr>
+          <w:rFonts w:eastAsia="Times New Roman" w:cs="Arial"/>
+          <w:szCs w:val="20"/>
+          <w:lang w:val="en-SG" w:eastAsia="en-GB"/>
+        </w:rPr>
+        <w:t>The section should communicate that organisations evolve continuously and that the systems, processes, structures and behaviours within them do not always evolve at the same pace</w:t>
+      </w:r>
+    </w:p>
+    <w:p>
+      <w:pPr>
+        <w:snapToGrid w:val="0"/>
+        <w:spacing w:after="200"/>
+        <w:jc w:val="both"/>
+        <w:outlineLvl w:val="1"/>
+        <w:rPr>
+          <w:rFonts w:eastAsia="Times New Roman" w:cs="Arial"/>
+          <w:szCs w:val="20"/>
+          <w:lang w:val="en-SG" w:eastAsia="en-GB"/>
+        </w:rPr>
+      </w:pPr>
+      <w:r>
+        <w:rPr>
+          <w:rFonts w:eastAsia="Times New Roman" w:cs="Arial"/>
+          <w:szCs w:val="20"/>
+          <w:lang w:val="en-SG" w:eastAsia="en-GB"/>
+        </w:rPr>
+        <w:t>The section should communicate that this can create friction, complexity and competing priorities that may impede progress and prevent organisations from fully realising their objectives</w:t>
+      </w:r>
+    </w:p>
+    <w:p>
+      <w:pPr>
+        <w:snapToGrid w:val="0"/>
+        <w:spacing w:after="200"/>
+        <w:jc w:val="both"/>
+        <w:outlineLvl w:val="1"/>
+        <w:rPr>
+          <w:rFonts w:eastAsia="Times New Roman" w:cs="Arial"/>
+          <w:szCs w:val="20"/>
+          <w:lang w:val="en-SG" w:eastAsia="en-GB"/>
+        </w:rPr>
+      </w:pPr>
+      <w:r>
+        <w:rPr>
+          <w:rFonts w:eastAsia="Times New Roman" w:cs="Arial"/>
+          <w:szCs w:val="20"/>
+          <w:lang w:val="en-SG" w:eastAsia="en-GB"/>
+        </w:rPr>
+        <w:t>The emphasis should be on identifying opportunities for improvement, challenging assumptions where appropriate and helping leadership teams evaluate different paths forward</w:t>
+      </w:r>
+    </w:p>
+    <w:p>
+      <w:pPr>
+        <w:snapToGrid w:val="0"/>
+        <w:spacing w:after="200"/>
+        <w:jc w:val="both"/>
+        <w:outlineLvl w:val="1"/>
+        <w:rPr>
+          <w:rFonts w:eastAsia="Times New Roman" w:cs="Arial"/>
+          <w:szCs w:val="20"/>
+          <w:lang w:val="en-SG" w:eastAsia="en-GB"/>
+        </w:rPr>
+      </w:pPr>
+      <w:r>
+        <w:rPr>
+          <w:rFonts w:eastAsia="Times New Roman" w:cs="Arial"/>
+          <w:szCs w:val="20"/>
+          <w:lang w:val="en-SG" w:eastAsia="en-GB"/>
+        </w:rPr>
+        <w:t xml:space="preserve">The section should communicate that opportunities </w:t>
+      </w:r>
+      <w:r>
+        <w:rPr>
+          <w:rFonts w:eastAsia="Times New Roman" w:cs="Arial"/>
+          <w:szCs w:val="20"/>
+          <w:lang w:val="en-SG" w:eastAsia="en-GB"/>
+        </w:rPr>
+        <w:t xml:space="preserve">for improvement </w:t>
+      </w:r>
+      <w:r>
+        <w:rPr>
+          <w:rFonts w:eastAsia="Times New Roman" w:cs="Arial"/>
+          <w:szCs w:val="20"/>
+          <w:lang w:val="en-SG" w:eastAsia="en-GB"/>
+        </w:rPr>
+        <w:t>are often found in the interaction between people, priorities, processes and structures rather than within any single discipline</w:t>
+      </w:r>
+    </w:p>
+    <w:p>
+      <w:pPr>
+        <w:snapToGrid w:val="0"/>
+        <w:spacing w:after="200"/>
+        <w:jc w:val="both"/>
+        <w:outlineLvl w:val="1"/>
+        <w:rPr>
+          <w:rFonts w:eastAsia="Times New Roman" w:cs="Arial"/>
+          <w:szCs w:val="20"/>
+          <w:lang w:val="en-SG" w:eastAsia="en-GB"/>
+        </w:rPr>
+      </w:pPr>
+      <w:r>
+        <w:rPr>
+          <w:rFonts w:eastAsia="Times New Roman" w:cs="Arial"/>
+          <w:szCs w:val="20"/>
+          <w:lang w:val="en-SG" w:eastAsia="en-GB"/>
+        </w:rPr>
+        <w:t>The reader should feel that Ascendiate brings an independent perspective, practical judgement and a willingness to challenge established thinking where this may lead to better outcomes</w:t>
+      </w:r>
+    </w:p>
+    <w:p>
+      <w:pPr>
+        <w:snapToGrid w:val="0"/>
+        <w:spacing w:after="200"/>
+        <w:jc w:val="both"/>
+        <w:outlineLvl w:val="1"/>
+        <w:rPr>
+          <w:rFonts w:eastAsia="Times New Roman" w:cs="Arial"/>
+          <w:szCs w:val="20"/>
+          <w:lang w:val="en-SG" w:eastAsia="en-GB"/>
+        </w:rPr>
+      </w:pPr>
+      <w:r>
+        <w:rPr>
+          <w:rFonts w:eastAsia="Times New Roman" w:cs="Arial"/>
+          <w:szCs w:val="20"/>
+          <w:lang w:val="en-SG" w:eastAsia="en-GB"/>
+        </w:rPr>
+        <w:t>The emphasis should remain on understanding before advising</w:t>
+      </w:r>
+    </w:p>
+    <w:p>
+      <w:pPr>
+        <w:snapToGrid w:val="0"/>
+        <w:spacing w:after="200"/>
+        <w:jc w:val="both"/>
+        <w:outlineLvl w:val="1"/>
+        <w:rPr>
+          <w:rFonts w:eastAsia="Times New Roman" w:cs="Arial"/>
+          <w:szCs w:val="20"/>
+          <w:lang w:val="en-SG" w:eastAsia="en-GB"/>
+        </w:rPr>
+      </w:pPr>
+      <w:r>
+        <w:rPr>
+          <w:rFonts w:eastAsia="Times New Roman" w:cs="Arial"/>
+          <w:szCs w:val="20"/>
+          <w:lang w:val="en-SG" w:eastAsia="en-GB"/>
+        </w:rPr>
+        <w:t>The section should feel human without becoming personal and should provide insight into the thinking that sits behind Ascendiate</w:t>
+      </w:r>
+    </w:p>
+    <w:p>
+      <w:pPr>
+        <w:snapToGrid w:val="0"/>
+        <w:spacing w:after="200"/>
+        <w:jc w:val="both"/>
+        <w:outlineLvl w:val="1"/>
+        <w:rPr>
+          <w:rFonts w:eastAsia="Times New Roman" w:cs="Arial"/>
+          <w:szCs w:val="20"/>
+          <w:lang w:val="en-SG" w:eastAsia="en-GB"/>
+        </w:rPr>
+      </w:pPr>
+    </w:p>
+    <w:p>
+      <w:pPr>
+        <w:snapToGrid w:val="0"/>
+        <w:spacing w:after="200"/>
+        <w:jc w:val="both"/>
+        <w:outlineLvl w:val="1"/>
+        <w:rPr>
+          <w:rFonts w:eastAsia="Times New Roman" w:cs="Arial"/>
+          <w:b/>
+          <w:bCs/>
+          <w:szCs w:val="20"/>
+          <w:lang w:val="en-SG" w:eastAsia="en-GB"/>
+        </w:rPr>
+      </w:pPr>
+      <w:r>
+        <w:rPr>
+          <w:rFonts w:eastAsia="Times New Roman" w:cs="Arial"/>
+          <w:b/>
+          <w:bCs/>
+          <w:szCs w:val="20"/>
+          <w:lang w:val="en-SG" w:eastAsia="en-GB"/>
+        </w:rPr>
+        <w:t>Other comments</w:t>
+      </w:r>
+    </w:p>
+    <w:p>
+      <w:pPr>
+        <w:snapToGrid w:val="0"/>
+        <w:spacing w:after="200"/>
+        <w:jc w:val="both"/>
+        <w:outlineLvl w:val="1"/>
+        <w:rPr>
+          <w:rFonts w:eastAsia="Times New Roman" w:cs="Arial"/>
+          <w:szCs w:val="20"/>
+          <w:lang w:val="en-SG" w:eastAsia="en-GB"/>
+        </w:rPr>
+      </w:pPr>
+      <w:r>
+        <w:rPr>
+          <w:rFonts w:eastAsia="Times New Roman" w:cs="Arial"/>
+          <w:szCs w:val="20"/>
+          <w:lang w:val="en-SG" w:eastAsia="en-GB"/>
+        </w:rPr>
+        <w:t>Avoid methodologies</w:t>
+      </w:r>
+    </w:p>
+    <w:p>
+      <w:pPr>
+        <w:snapToGrid w:val="0"/>
+        <w:spacing w:after="200"/>
+        <w:jc w:val="both"/>
+        <w:outlineLvl w:val="1"/>
+        <w:rPr>
+          <w:rFonts w:eastAsia="Times New Roman" w:cs="Arial"/>
+          <w:szCs w:val="20"/>
+          <w:lang w:val="en-SG" w:eastAsia="en-GB"/>
+        </w:rPr>
+      </w:pPr>
+      <w:r>
+        <w:rPr>
+          <w:rFonts w:eastAsia="Times New Roman" w:cs="Arial"/>
+          <w:szCs w:val="20"/>
+          <w:lang w:val="en-SG" w:eastAsia="en-GB"/>
+        </w:rPr>
+        <w:t>Avoid process diagrams</w:t>
+      </w:r>
+    </w:p>
+    <w:p>
+      <w:pPr>
+        <w:snapToGrid w:val="0"/>
+        <w:spacing w:after="200"/>
+        <w:jc w:val="both"/>
+        <w:outlineLvl w:val="1"/>
+        <w:rPr>
+          <w:rFonts w:eastAsia="Times New Roman" w:cs="Arial"/>
+          <w:szCs w:val="20"/>
+          <w:lang w:val="en-SG" w:eastAsia="en-GB"/>
+        </w:rPr>
+      </w:pPr>
+      <w:r>
+        <w:rPr>
+          <w:rFonts w:eastAsia="Times New Roman" w:cs="Arial"/>
+          <w:szCs w:val="20"/>
+          <w:lang w:val="en-SG" w:eastAsia="en-GB"/>
+        </w:rPr>
+        <w:t>Avoid step-by-step frameworks</w:t>
+      </w:r>
+    </w:p>
+    <w:p>
+      <w:pPr>
+        <w:snapToGrid w:val="0"/>
+        <w:spacing w:after="200"/>
+        <w:jc w:val="both"/>
+        <w:outlineLvl w:val="1"/>
+        <w:rPr>
+          <w:rFonts w:eastAsia="Times New Roman" w:cs="Arial"/>
+          <w:szCs w:val="20"/>
+          <w:lang w:val="en-SG" w:eastAsia="en-GB"/>
+        </w:rPr>
+      </w:pPr>
+      <w:r>
+        <w:rPr>
+          <w:rFonts w:eastAsia="Times New Roman" w:cs="Arial"/>
+          <w:szCs w:val="20"/>
+          <w:lang w:val="en-SG" w:eastAsia="en-GB"/>
+        </w:rPr>
+        <w:t>Avoid capability lists</w:t>
+      </w:r>
+    </w:p>
+    <w:p>
+      <w:pPr>
+        <w:snapToGrid w:val="0"/>
+        <w:spacing w:after="200"/>
+        <w:jc w:val="both"/>
+        <w:outlineLvl w:val="1"/>
+        <w:rPr>
+          <w:rFonts w:eastAsia="Times New Roman" w:cs="Arial"/>
+          <w:szCs w:val="20"/>
+          <w:lang w:val="en-SG" w:eastAsia="en-GB"/>
+        </w:rPr>
+      </w:pPr>
+      <w:r>
+        <w:rPr>
+          <w:rFonts w:eastAsia="Times New Roman" w:cs="Arial"/>
+          <w:szCs w:val="20"/>
+          <w:lang w:val="en-SG" w:eastAsia="en-GB"/>
+        </w:rPr>
+        <w:t>Avoid positioning Ascendiate as a traditional consultancy</w:t>
+      </w:r>
+    </w:p>
+    <w:p>
+      <w:pPr>
+        <w:snapToGrid w:val="0"/>
+        <w:spacing w:after="200"/>
+        <w:jc w:val="both"/>
+        <w:outlineLvl w:val="1"/>
+        <w:rPr>
+          <w:rFonts w:eastAsia="Times New Roman" w:cs="Arial"/>
+          <w:szCs w:val="20"/>
+          <w:lang w:val="en-SG" w:eastAsia="en-GB"/>
+        </w:rPr>
+      </w:pPr>
+      <w:r>
+        <w:rPr>
+          <w:rFonts w:eastAsia="Times New Roman" w:cs="Arial"/>
+          <w:szCs w:val="20"/>
+          <w:lang w:val="en-SG" w:eastAsia="en-GB"/>
+        </w:rPr>
+        <w:t>Avoid presenting Ascendiate as a specialist defined by a particular discipline, transaction type or industry segment</w:t>
+      </w:r>
+    </w:p>
+    <w:p>
+      <w:pPr>
+        <w:snapToGrid w:val="0"/>
+        <w:spacing w:after="200"/>
+        <w:jc w:val="both"/>
+        <w:outlineLvl w:val="1"/>
+        <w:rPr>
+          <w:rFonts w:eastAsia="Times New Roman" w:cs="Arial"/>
+          <w:szCs w:val="20"/>
+          <w:lang w:val="en-SG" w:eastAsia="en-GB"/>
+        </w:rPr>
+      </w:pPr>
+      <w:r>
+        <w:rPr>
+          <w:rFonts w:eastAsia="Times New Roman" w:cs="Arial"/>
+          <w:szCs w:val="20"/>
+          <w:lang w:val="en-SG" w:eastAsia="en-GB"/>
+        </w:rPr>
+        <w:t>The section should focus on judgement, perspective, curiosity and practical execution</w:t>
+      </w:r>
+    </w:p>
+    <w:p>
+      <w:pPr>
+        <w:snapToGrid w:val="0"/>
+        <w:spacing w:after="200"/>
+        <w:jc w:val="both"/>
+        <w:outlineLvl w:val="1"/>
+        <w:rPr>
+          <w:rFonts w:eastAsia="Times New Roman" w:cs="Arial"/>
+          <w:szCs w:val="20"/>
+          <w:lang w:val="en-SG" w:eastAsia="en-GB"/>
+        </w:rPr>
+      </w:pPr>
+      <w:r>
+        <w:rPr>
+          <w:rFonts w:eastAsia="Times New Roman" w:cs="Arial"/>
+          <w:szCs w:val="20"/>
+          <w:lang w:val="en-SG" w:eastAsia="en-GB"/>
+        </w:rPr>
+        <w:t>Sophistication should be achieved through restraint, thoughtful observation and clarity rather than visual complexity or marketing language</w:t>
+      </w:r>
+    </w:p>
+    <w:p>
+      <w:pPr>
+        <w:snapToGrid w:val="0"/>
+        <w:spacing w:after="200"/>
+        <w:jc w:val="both"/>
+        <w:outlineLvl w:val="1"/>
+        <w:rPr>
+          <w:rFonts w:eastAsia="Times New Roman" w:cs="Arial"/>
+          <w:szCs w:val="20"/>
+          <w:lang w:val="en-SG" w:eastAsia="en-GB"/>
+        </w:rPr>
+      </w:pPr>
+      <w:r>
+        <w:rPr>
+          <w:rFonts w:eastAsia="Times New Roman" w:cs="Arial"/>
+          <w:szCs w:val="20"/>
+          <w:lang w:val="en-SG" w:eastAsia="en-GB"/>
+        </w:rPr>
+        <w:t xml:space="preserve">The section should act as the bridge between the evidence presented in the </w:t>
       </w:r>
       <w:r>
         <w:rPr>
@@ -5047,176 +7318,15 @@
           <w:szCs w:val="20"/>
           <w:lang w:val="en-SG" w:eastAsia="en-GB"/>
         </w:rPr>
-        <w:t xml:space="preserve"> section</w:t>
-      </w:r>
-    </w:p>
-    <w:p>
-      <w:pPr>
-        <w:snapToGrid w:val="0"/>
-        <w:spacing w:after="200"/>
-        <w:jc w:val="both"/>
-        <w:rPr>
-          <w:rFonts w:eastAsia="Times New Roman" w:cs="Arial"/>
-          <w:szCs w:val="20"/>
-          <w:lang w:val="en-SG" w:eastAsia="en-GB"/>
-        </w:rPr>
-      </w:pPr>
-      <w:r>
-        <w:rPr>
-          <w:rFonts w:eastAsia="Times New Roman" w:cs="Arial"/>
-          <w:szCs w:val="20"/>
-          <w:lang w:val="en-SG" w:eastAsia="en-GB"/>
-        </w:rPr>
-        <w:t>The focus should be on judgement, integration and execution rather than technical expertise, industry credentials or professional qualifications</w:t>
-      </w:r>
-    </w:p>
-    <w:p>
-      <w:pPr>
-        <w:snapToGrid w:val="0"/>
-        <w:spacing w:after="200"/>
-        <w:jc w:val="both"/>
-        <w:rPr>
-          <w:rFonts w:eastAsia="Times New Roman" w:cs="Arial"/>
-          <w:szCs w:val="20"/>
-          <w:lang w:val="en-SG" w:eastAsia="en-GB"/>
-        </w:rPr>
-      </w:pPr>
-      <w:r>
-        <w:rPr>
-          <w:rFonts w:eastAsia="Times New Roman" w:cs="Arial"/>
-          <w:szCs w:val="20"/>
-          <w:lang w:val="en-SG" w:eastAsia="en-GB"/>
-        </w:rPr>
-        <w:t>Th</w:t>
-      </w:r>
-      <w:r>
-        <w:rPr>
-          <w:rFonts w:eastAsia="Times New Roman" w:cs="Arial"/>
-          <w:szCs w:val="20"/>
-          <w:lang w:val="en-SG" w:eastAsia="en-GB"/>
-        </w:rPr>
-        <w:t>i</w:t>
-      </w:r>
-      <w:r>
-        <w:rPr>
-          <w:rFonts w:eastAsia="Times New Roman" w:cs="Arial"/>
-          <w:szCs w:val="20"/>
-          <w:lang w:val="en-SG" w:eastAsia="en-GB"/>
-        </w:rPr>
-        <w:t>s</w:t>
-      </w:r>
-      <w:r>
-        <w:rPr>
-          <w:rFonts w:eastAsia="Times New Roman" w:cs="Arial"/>
-          <w:szCs w:val="20"/>
-          <w:lang w:val="en-SG" w:eastAsia="en-GB"/>
-        </w:rPr>
-        <w:t xml:space="preserve"> section should communicate that Ascendiate operates across disciplines, helping connect expertise, stakeholders, decisions and execution in pursuit of business outcomes</w:t>
-      </w:r>
-    </w:p>
-    <w:p>
-      <w:pPr>
-        <w:snapToGrid w:val="0"/>
-        <w:spacing w:after="200"/>
-        <w:jc w:val="both"/>
-        <w:rPr>
-          <w:rFonts w:eastAsia="Times New Roman" w:cs="Arial"/>
-          <w:szCs w:val="20"/>
-          <w:lang w:val="en-SG" w:eastAsia="en-GB"/>
-        </w:rPr>
-      </w:pPr>
-      <w:r>
-        <w:rPr>
-          <w:rFonts w:eastAsia="Times New Roman" w:cs="Arial"/>
-          <w:szCs w:val="20"/>
-          <w:lang w:val="en-SG" w:eastAsia="en-GB"/>
-        </w:rPr>
-        <w:t>The reader should feel that Ascendiate understands both the destination and the challenges involved in reaching it</w:t>
-      </w:r>
-    </w:p>
-    <w:p>
-      <w:pPr>
-        <w:snapToGrid w:val="0"/>
-        <w:spacing w:after="200"/>
-        <w:jc w:val="both"/>
-        <w:rPr>
-          <w:rFonts w:eastAsia="Times New Roman" w:cs="Arial"/>
-          <w:szCs w:val="20"/>
-          <w:lang w:val="en-SG" w:eastAsia="en-GB"/>
-        </w:rPr>
-      </w:pPr>
-      <w:r>
-        <w:rPr>
-          <w:rFonts w:eastAsia="Times New Roman" w:cs="Arial"/>
-          <w:szCs w:val="20"/>
-          <w:lang w:val="en-SG" w:eastAsia="en-GB"/>
-        </w:rPr>
-        <w:t>The section should feel human and considered without becoming personal</w:t>
-      </w:r>
-    </w:p>
-    <w:p>
-      <w:pPr>
-        <w:snapToGrid w:val="0"/>
-        <w:spacing w:after="200"/>
-        <w:jc w:val="both"/>
-        <w:rPr>
-          <w:rFonts w:eastAsia="Times New Roman" w:cs="Arial"/>
-          <w:b/>
-          <w:bCs/>
-          <w:szCs w:val="20"/>
-          <w:lang w:val="en-SG" w:eastAsia="en-GB"/>
-        </w:rPr>
-      </w:pPr>
-    </w:p>
-    <w:p>
-      <w:pPr>
-        <w:snapToGrid w:val="0"/>
-        <w:spacing w:after="200"/>
-        <w:jc w:val="both"/>
-        <w:rPr>
-          <w:rFonts w:eastAsia="Times New Roman" w:cs="Arial"/>
-          <w:b/>
-          <w:bCs/>
-          <w:szCs w:val="20"/>
-          <w:lang w:val="en-SG" w:eastAsia="en-GB"/>
-        </w:rPr>
-      </w:pPr>
-      <w:r>
-        <w:rPr>
-          <w:rFonts w:eastAsia="Times New Roman" w:cs="Arial"/>
-          <w:b/>
-          <w:bCs/>
-          <w:szCs w:val="20"/>
-          <w:lang w:val="en-SG" w:eastAsia="en-GB"/>
-        </w:rPr>
-        <w:t>Other comments</w:t>
-      </w:r>
-    </w:p>
-    <w:p>
-      <w:pPr>
-        <w:snapToGrid w:val="0"/>
-        <w:spacing w:after="200"/>
-        <w:jc w:val="both"/>
-        <w:rPr>
-          <w:rFonts w:eastAsia="Times New Roman" w:cs="Arial"/>
-          <w:szCs w:val="20"/>
-          <w:lang w:val="en-SG" w:eastAsia="en-GB"/>
-        </w:rPr>
-      </w:pPr>
-      <w:r>
-        <w:rPr>
-          <w:rFonts w:eastAsia="Times New Roman" w:cs="Arial"/>
-          <w:szCs w:val="20"/>
-          <w:lang w:val="en-SG" w:eastAsia="en-GB"/>
-        </w:rPr>
-        <w:t>Avoid positioning Ascendiate as a traditional advisory, consulting or legal business</w:t>
-      </w:r>
-    </w:p>
-    <w:p>
-      <w:pPr>
-        <w:snapToGrid w:val="0"/>
-        <w:spacing w:after="200"/>
-        <w:jc w:val="both"/>
+        <w:t xml:space="preserve"> section and the individual behind Ascendiate</w:t>
+      </w:r>
+    </w:p>
+    <w:p>
+      <w:pPr>
+        <w:snapToGrid w:val="0"/>
+        <w:spacing w:after="200"/>
+        <w:jc w:val="both"/>
+        <w:outlineLvl w:val="1"/>
         <w:rPr>
           <w:rFonts w:eastAsia="Times New Roman" w:cs="Arial"/>
           <w:szCs w:val="20"/>
@@ -5230,87 +7340,7 @@
           <w:lang w:val="en-SG" w:eastAsia="en-GB"/>
         </w:rPr>
         <w:lastRenderedPageBreak/>
-        <w:t>Avoid implying that leadership teams lack capability or understanding</w:t>
-      </w:r>
-    </w:p>
-    <w:p>
-      <w:pPr>
-        <w:snapToGrid w:val="0"/>
-        <w:spacing w:after="200"/>
-        <w:jc w:val="both"/>
-        <w:rPr>
-          <w:rFonts w:eastAsia="Times New Roman" w:cs="Arial"/>
-          <w:szCs w:val="20"/>
-          <w:lang w:val="en-SG" w:eastAsia="en-GB"/>
-        </w:rPr>
-      </w:pPr>
-      <w:r>
-        <w:rPr>
-          <w:rFonts w:eastAsia="Times New Roman" w:cs="Arial"/>
-          <w:szCs w:val="20"/>
-          <w:lang w:val="en-SG" w:eastAsia="en-GB"/>
-        </w:rPr>
-        <w:t>Avoid presenting Ascendiate as a specialist defined primarily by industry, transaction type or professional discipline</w:t>
-      </w:r>
-    </w:p>
-    <w:p>
-      <w:pPr>
-        <w:snapToGrid w:val="0"/>
-        <w:spacing w:after="200"/>
-        <w:jc w:val="both"/>
-        <w:rPr>
-          <w:rFonts w:eastAsia="Times New Roman" w:cs="Arial"/>
-          <w:szCs w:val="20"/>
-          <w:lang w:val="en-SG" w:eastAsia="en-GB"/>
-        </w:rPr>
-      </w:pPr>
-      <w:r>
-        <w:rPr>
-          <w:rFonts w:eastAsia="Times New Roman" w:cs="Arial"/>
-          <w:szCs w:val="20"/>
-          <w:lang w:val="en-SG" w:eastAsia="en-GB"/>
-        </w:rPr>
-        <w:t>The emphasis should remain on helping leadership teams create, grow and stabilise businesses through judgement, integration and practical execution</w:t>
-      </w:r>
-    </w:p>
-    <w:p>
-      <w:pPr>
-        <w:snapToGrid w:val="0"/>
-        <w:spacing w:after="200"/>
-        <w:jc w:val="both"/>
-        <w:rPr>
-          <w:rFonts w:eastAsia="Times New Roman" w:cs="Arial"/>
-          <w:szCs w:val="20"/>
-          <w:lang w:val="en-SG" w:eastAsia="en-GB"/>
-        </w:rPr>
-      </w:pPr>
-      <w:r>
-        <w:rPr>
-          <w:rFonts w:eastAsia="Times New Roman" w:cs="Arial"/>
-          <w:szCs w:val="20"/>
-          <w:lang w:val="en-SG" w:eastAsia="en-GB"/>
-        </w:rPr>
-        <w:t>Any visual element should reinforce the themes of connection, structure, pathways or integration rather than aviation, finance or professional services</w:t>
-      </w:r>
-    </w:p>
-    <w:p>
-      <w:pPr>
-        <w:snapToGrid w:val="0"/>
-        <w:spacing w:after="200"/>
-        <w:jc w:val="both"/>
-        <w:rPr>
-          <w:rFonts w:eastAsia="Times New Roman" w:cs="Arial"/>
-          <w:szCs w:val="20"/>
-          <w:lang w:val="en-SG" w:eastAsia="en-GB"/>
-        </w:rPr>
-      </w:pPr>
-      <w:r>
-        <w:rPr>
-          <w:rFonts w:eastAsia="Times New Roman" w:cs="Arial"/>
-          <w:szCs w:val="20"/>
-          <w:lang w:val="en-SG" w:eastAsia="en-GB"/>
-        </w:rPr>
-        <w:t xml:space="preserve">The section should serve as the philosophical bridge between the proposition established in the </w:t>
+        <w:t xml:space="preserve">Unlike the </w:t>
       </w:r>
       <w:r>
         <w:rPr>
@@ -5320,15 +7350,47 @@
           <w:szCs w:val="20"/>
           <w:lang w:val="en-SG" w:eastAsia="en-GB"/>
         </w:rPr>
-        <w:t>Hero</w:t>
-      </w:r>
-      <w:r>
-        <w:rPr>
-          <w:rFonts w:eastAsia="Times New Roman" w:cs="Arial"/>
-          <w:szCs w:val="20"/>
-          <w:lang w:val="en-SG" w:eastAsia="en-GB"/>
-        </w:rPr>
-        <w:t xml:space="preserve"> section and the evidence presented in the </w:t>
+        <w:t>About</w:t>
+      </w:r>
+      <w:r>
+        <w:rPr>
+          <w:rFonts w:eastAsia="Times New Roman" w:cs="Arial"/>
+          <w:szCs w:val="20"/>
+          <w:lang w:val="en-SG" w:eastAsia="en-GB"/>
+        </w:rPr>
+        <w:t xml:space="preserve"> section</w:t>
+      </w:r>
+      <w:r>
+        <w:rPr>
+          <w:rFonts w:eastAsia="Times New Roman" w:cs="Arial"/>
+          <w:szCs w:val="20"/>
+          <w:lang w:val="en-SG" w:eastAsia="en-GB"/>
+        </w:rPr>
+        <w:t xml:space="preserve"> (</w:t>
+      </w:r>
+      <w:r>
+        <w:rPr>
+          <w:rFonts w:eastAsia="Times New Roman" w:cs="Arial"/>
+          <w:szCs w:val="20"/>
+          <w:lang w:val="en-SG" w:eastAsia="en-GB"/>
+        </w:rPr>
+        <w:t>which explains why Ascendiate exists</w:t>
+      </w:r>
+      <w:r>
+        <w:rPr>
+          <w:rFonts w:eastAsia="Times New Roman" w:cs="Arial"/>
+          <w:szCs w:val="20"/>
+          <w:lang w:val="en-SG" w:eastAsia="en-GB"/>
+        </w:rPr>
+        <w:t>)</w:t>
+      </w:r>
+      <w:r>
+        <w:rPr>
+          <w:rFonts w:eastAsia="Times New Roman" w:cs="Arial"/>
+          <w:szCs w:val="20"/>
+          <w:lang w:val="en-SG" w:eastAsia="en-GB"/>
+        </w:rPr>
+        <w:t xml:space="preserve"> and the </w:t>
       </w:r>
       <w:r>
         <w:rPr>
@@ -5348,12 +7410,62 @@
         </w:rPr>
         <w:t xml:space="preserve"> section</w:t>
       </w:r>
-    </w:p>
-    <w:p>
-      <w:pPr>
-        <w:snapToGrid w:val="0"/>
-        <w:spacing w:after="200"/>
-        <w:jc w:val="both"/>
+      <w:r>
+        <w:rPr>
+          <w:rFonts w:eastAsia="Times New Roman" w:cs="Arial"/>
+          <w:szCs w:val="20"/>
+          <w:lang w:val="en-SG" w:eastAsia="en-GB"/>
+        </w:rPr>
+        <w:t xml:space="preserve"> (</w:t>
+      </w:r>
+      <w:r>
+        <w:rPr>
+          <w:rFonts w:eastAsia="Times New Roman" w:cs="Arial"/>
+          <w:szCs w:val="20"/>
+          <w:lang w:val="en-SG" w:eastAsia="en-GB"/>
+        </w:rPr>
+        <w:t>which demonstrates outcomes</w:t>
+      </w:r>
+      <w:r>
+        <w:rPr>
+          <w:rFonts w:eastAsia="Times New Roman" w:cs="Arial"/>
+          <w:szCs w:val="20"/>
+          <w:lang w:val="en-SG" w:eastAsia="en-GB"/>
+        </w:rPr>
+        <w:t>)</w:t>
+      </w:r>
+      <w:r>
+        <w:rPr>
+          <w:rFonts w:eastAsia="Times New Roman" w:cs="Arial"/>
+          <w:szCs w:val="20"/>
+          <w:lang w:val="en-SG" w:eastAsia="en-GB"/>
+        </w:rPr>
+        <w:t>, this section should help the reader understand how challenges are assessed, how opportunities for improvement are identified and how progress is achieved</w:t>
+      </w:r>
+    </w:p>
+    <w:p>
+      <w:pPr>
+        <w:snapToGrid w:val="0"/>
+        <w:spacing w:after="200"/>
+        <w:jc w:val="both"/>
+        <w:outlineLvl w:val="1"/>
+        <w:rPr>
+          <w:rFonts w:eastAsia="Times New Roman" w:cs="Arial"/>
+          <w:szCs w:val="20"/>
+          <w:lang w:val="en-SG" w:eastAsia="en-GB"/>
+        </w:rPr>
+      </w:pPr>
+      <w:r>
+        <w:rPr>
+          <w:rFonts w:eastAsia="Times New Roman" w:cs="Arial"/>
+          <w:szCs w:val="20"/>
+          <w:lang w:val="en-SG" w:eastAsia="en-GB"/>
+        </w:rPr>
+        <w:t>The section should introduce the human element behind Ascendiate without becoming autobiographical, promotional or credential-focused</w:t>
+      </w:r>
+    </w:p>
+    <w:p>
+      <w:pPr>
         <w:rPr>
           <w:rFonts w:eastAsia="Times New Roman" w:cs="Arial"/>
           <w:b/>
@@ -5396,6 +7508,16 @@
           <w:lang w:val="en-SG" w:eastAsia="en-GB"/>
         </w:rPr>
         <w:lastRenderedPageBreak/>
+        <w:t>OK</w:t>
+      </w:r>
+      <w:r>
+        <w:rPr>
+          <w:rFonts w:eastAsia="Times New Roman" w:cs="Arial"/>
+          <w:b/>
+          <w:bCs/>
+          <w:szCs w:val="20"/>
+          <w:lang w:val="en-SG" w:eastAsia="en-GB"/>
+        </w:rPr>
         <w:t>EXPERIENCE SECTION</w:t>
       </w:r>
     </w:p>
@@ -8265,114 +10387,6 @@
         <w:snapToGrid w:val="0"/>
         <w:spacing w:after="200"/>
         <w:jc w:val="both"/>
-        <w:rPr>
-          <w:rFonts w:eastAsia="Times New Roman" w:cs="Arial"/>
-          <w:szCs w:val="20"/>
-          <w:lang w:val="en-SG" w:eastAsia="en-GB"/>
-        </w:rPr>
-      </w:pPr>
-      <w:r>
-        <w:rPr>
-          <w:rFonts w:eastAsia="Times New Roman" w:cs="Arial"/>
-          <w:szCs w:val="20"/>
-          <w:lang w:val="en-SG" w:eastAsia="en-GB"/>
-        </w:rPr>
-        <w:lastRenderedPageBreak/>
-        <w:br w:type="page"/>
-      </w:r>
-    </w:p>
-    <w:p>
-      <w:pPr>
-        <w:snapToGrid w:val="0"/>
-        <w:spacing w:after="200"/>
-        <w:jc w:val="both"/>
-        <w:outlineLvl w:val="1"/>
-        <w:rPr>
-          <w:rFonts w:eastAsia="Times New Roman" w:cs="Arial"/>
-          <w:b/>
-          <w:bCs/>
-          <w:szCs w:val="20"/>
-          <w:lang w:val="en-SG" w:eastAsia="en-GB"/>
-        </w:rPr>
-      </w:pPr>
-      <w:r>
-        <w:rPr>
-          <w:rFonts w:eastAsia="Times New Roman" w:cs="Arial"/>
-          <w:b/>
-          <w:bCs/>
-          <w:szCs w:val="20"/>
-          <w:lang w:val="en-SG" w:eastAsia="en-GB"/>
-        </w:rPr>
-        <w:lastRenderedPageBreak/>
-        <w:t>APPROACH SECTION</w:t>
-      </w:r>
-    </w:p>
-    <w:p>
-      <w:pPr>
-        <w:snapToGrid w:val="0"/>
-        <w:spacing w:after="200"/>
-        <w:jc w:val="both"/>
-        <w:outlineLvl w:val="1"/>
-        <w:rPr>
-          <w:rFonts w:eastAsia="Times New Roman" w:cs="Arial"/>
-          <w:b/>
-          <w:bCs/>
-          <w:szCs w:val="20"/>
-          <w:lang w:val="en-SG" w:eastAsia="en-GB"/>
-        </w:rPr>
-      </w:pPr>
-    </w:p>
-    <w:p>
-      <w:pPr>
-        <w:snapToGrid w:val="0"/>
-        <w:spacing w:after="200"/>
-        <w:jc w:val="both"/>
-        <w:outlineLvl w:val="1"/>
-        <w:rPr>
-          <w:rFonts w:eastAsia="Times New Roman" w:cs="Arial"/>
-          <w:i/>
-          <w:iCs/>
-          <w:szCs w:val="20"/>
-          <w:lang w:val="en-SG" w:eastAsia="en-GB"/>
-        </w:rPr>
-      </w:pPr>
-      <w:r>
-        <w:rPr>
-          <w:rFonts w:eastAsia="Times New Roman" w:cs="Arial"/>
-          <w:i/>
-          <w:iCs/>
-          <w:szCs w:val="20"/>
-          <w:lang w:val="en-SG" w:eastAsia="en-GB"/>
-        </w:rPr>
-        <w:t>Work in progress – to follow…</w:t>
-      </w:r>
-    </w:p>
-    <w:p>
-      <w:pPr>
-        <w:rPr>
-          <w:rFonts w:eastAsia="Times New Roman" w:cs="Arial"/>
-          <w:b/>
-          <w:bCs/>
-          <w:szCs w:val="20"/>
-          <w:lang w:val="en-SG" w:eastAsia="en-GB"/>
-        </w:rPr>
-      </w:pPr>
-      <w:r>
-        <w:rPr>
-          <w:rFonts w:eastAsia="Times New Roman" w:cs="Arial"/>
-          <w:b/>
-          <w:bCs/>
-          <w:szCs w:val="20"/>
-          <w:lang w:val="en-SG" w:eastAsia="en-GB"/>
-        </w:rPr>
-        <w:br w:type="page"/>
-      </w:r>
-    </w:p>
-    <w:p>
-      <w:pPr>
-        <w:snapToGrid w:val="0"/>
-        <w:spacing w:after="200"/>
-        <w:jc w:val="both"/>
         <w:outlineLvl w:val="1"/>
         <w:rPr>
           <w:rFonts w:eastAsia="Times New Roman" w:cs="Arial"/>
@@ -10105,6 +12119,14 @@
     </w:sectPr>
   </w:body>
 </w:document>
+</file>
+
+<file path=word/people.xml><?xml version="1.0" encoding="utf-8"?>
+<w15:people xmlns:wpc="http://schemas.microsoft.com/office/word/2010/wordprocessingCanvas" xmlns:cx="http://schemas.microsoft.com/office/drawing/2014/chartex" xmlns:cx1="http://schemas.microsoft.com/office/drawing/2015/9/8/chartex" xmlns:cx2="http://schemas.microsoft.com/office/drawing/2015/10/21/chartex" xmlns:cx3="http://schemas.microsoft.com/office/drawing/2016/5/9/chartex" xmlns:cx4="http://schemas.microsoft.com/office/drawing/2016/5/10/chartex" xmlns:cx5="http://schemas.microsoft.com/office/drawing/2016/5/11/chartex" xmlns:cx6="http://schemas.microsoft.com/office/drawing/2016/5/12/chartex" xmlns:cx7="http://schemas.microsoft.com/office/drawing/2016/5/13/chartex" xmlns:cx8="http://schemas.microsoft.com/office/drawing/2016/5/14/chartex" xmlns:mc="http://schemas.openxmlformats.org/markup-compatibility/2006" xmlns:aink="http://schemas.microsoft.com/office/drawing/2016/ink" xmlns:am3d="http://schemas.microsoft.com/office/drawing/2017/model3d" xmlns:o="urn:schemas-microsoft-com:office:office" xmlns:oel="http://schemas.microsoft.com/office/2019/extlst" xmlns:r="http://schemas.openxmlformats.org/officeDocument/2006/relationships" xmlns:m="http://schemas.openxmlformats.org/officeDocument/2006/math" xmlns:v="urn:schemas-microsoft-com:vml" xmlns:wp14="http://schemas.microsoft.com/office/word/2010/wordprocessingDrawing" xmlns:wp="http://schemas.openxmlformats.org/drawingml/2006/wordprocessingDrawing" xmlns:w10="urn:schemas-microsoft-com:office:word" xmlns:w="http://schemas.openxmlformats.org/wordprocessingml/2006/main" xmlns:w14="http://schemas.microsoft.com/office/word/2010/wordml" xmlns:w15="http://schemas.microsoft.com/office/word/2012/wordml" xmlns:w16cex="http://schemas.microsoft.com/office/word/2018/wordml/cex" xmlns:w16cid="http://schemas.microsoft.com/office/word/2016/wordml/cid" xmlns:w16="http://schemas.microsoft.com/office/word/2018/wordml" xmlns:w16du="http://schemas.microsoft.com/office/word/2023/wordml/word16du" xmlns:w16sdtdh="http://schemas.microsoft.com/office/word/2020/wordml/sdtdatahash" xmlns:w16sdtfl="http://schemas.microsoft.com/office/word/2024/wordml/sdtformatlock" xmlns:w16se="http://schemas.microsoft.com/office/word/2015/wordml/symex" xmlns:wpg="http://schemas.microsoft.com/office/word/2010/wordprocessingGroup" xmlns:wpi="http://schemas.microsoft.com/office/word/2010/wordprocessingInk" xmlns:wne="http://schemas.microsoft.com/office/word/2006/wordml" xmlns:wps="http://schemas.microsoft.com/office/word/2010/wordprocessingShape" mc:Ignorable="w14 w15 w16se w16cid w16 w16cex w16sdtdh w16sdtfl w16du wp14">
+  <w15:person w15:author="Nicholas Zaklama">
+    <w15:presenceInfo w15:providerId="AD" w15:userId="S::nicholas.zaklama@ascendiate.com::006bf605-b810-4811-9081-7281a3a95994"/>
+  </w15:person>
+</w15:people>
 </file>
 
 <file path=word/styles.xml><?xml version="1.0" encoding="utf-8"?>
@@ -11132,6 +13154,20 @@
       </w:tblBorders>
     </w:tblPr>
   </w:style>
+  <w:style w:type="paragraph" w:styleId="Revision">
+    <w:name w:val="Revision"/>
+    <w:hidden/>
+    <w:uiPriority w:val="99"/>
+    <w:semiHidden/>
+    <w:rsid w:val="00302C62"/>
+    <w:rPr>
+      <w:rFonts w:ascii="Arial" w:hAnsi="Arial"/>
+      <w:kern w:val="0"/>
+      <w:sz w:val="20"/>
+      <w:lang w:val="en-GB"/>
+      <w14:ligatures w14:val="none"/>
+    </w:rPr>
+  </w:style>
 </w:styles>
 </file>
 
@@ -11428,4 +13464,16 @@
     </a:ext>
   </a:extLst>
 </a:theme>
+</file>
+
+<file path=customXml/item1.xml><?xml version="1.0" encoding="utf-8"?>
+<b:Sources xmlns:b="http://schemas.openxmlformats.org/officeDocument/2006/bibliography" xmlns="http://schemas.openxmlformats.org/officeDocument/2006/bibliography" SelectedStyle="/APASixthEditionOfficeOnline.xsl" StyleName="APA" Version="6"/>
+</file>
+
+<file path=customXml/itemProps1.xml><?xml version="1.0" encoding="utf-8"?>
+<ds:datastoreItem xmlns:ds="http://schemas.openxmlformats.org/officeDocument/2006/customXml" ds:itemID="{215017F2-095E-654F-9603-2CCF4A0A2AED}">
+  <ds:schemaRefs>
+    <ds:schemaRef ds:uri="http://schemas.openxmlformats.org/officeDocument/2006/bibliography"/>
+  </ds:schemaRefs>
+</ds:datastoreItem>
 </file>